--- a/docs/artefacts/AI208_MAWSIM_report.docx
+++ b/docs/artefacts/AI208_MAWSIM_report.docx
@@ -655,7 +655,7 @@
         <w:rPr>
           <w:sz w:val="18"/>
         </w:rPr>
-        <w:t>Contrast pairs measured | 34, both registers</w:t>
+        <w:t>Contrast pairs measured | 36, both registers</w:t>
       </w:r>
     </w:p>
     <w:p>
@@ -734,7 +734,134 @@
         <w:pStyle w:val="Heading1"/>
       </w:pPr>
       <w:r>
-        <w:t>10. Limitations</w:t>
+        <w:t>10. Safety, and what happened when it was attacked</w:t>
+      </w:r>
+    </w:p>
+    <w:p>
+      <w:r>
+        <w:t>No agent in the registry holds a tool with a side effect; the whole API is GET,</w:t>
+      </w:r>
+    </w:p>
+    <w:p>
+      <w:r>
+        <w:t>so there is no verb with which to write. That is an architectural claim, and a</w:t>
+      </w:r>
+    </w:p>
+    <w:p>
+      <w:r>
+        <w:t>claim is worth what the attempt to break it is worth.</w:t>
+      </w:r>
+    </w:p>
+    <w:p>
+      <w:r>
+        <w:t>`scripts/red_team.py` makes 34 attempts across</w:t>
+      </w:r>
+    </w:p>
+    <w:p>
+      <w:r>
+        <w:t>7 OWASP ASI controls — prompt injection into the</w:t>
+      </w:r>
+    </w:p>
+    <w:p>
+      <w:r>
+        <w:t>compliance checker, script-mixing and zero-width evasion of the claim rules,</w:t>
+      </w:r>
+    </w:p>
+    <w:p>
+      <w:r>
+        <w:t>forged Admin headers, HTTP verbs the API does not answer, provenance stripping,</w:t>
+      </w:r>
+    </w:p>
+    <w:p>
+      <w:r>
+        <w:t>and budget exhaustion. **33 of 34 held.**</w:t>
+      </w:r>
+    </w:p>
+    <w:p>
+      <w:r>
+        <w:rPr>
+          <w:sz w:val="18"/>
+        </w:rPr>
+        <w:t>Control | Attempts | Held</w:t>
+      </w:r>
+    </w:p>
+    <w:p>
+      <w:r>
+        <w:rPr>
+          <w:sz w:val="18"/>
+        </w:rPr>
+        <w:t>ASI-01 | 5 | 5</w:t>
+      </w:r>
+    </w:p>
+    <w:p>
+      <w:r>
+        <w:rPr>
+          <w:sz w:val="18"/>
+        </w:rPr>
+        <w:t>ASI-03 | 13 | 13</w:t>
+      </w:r>
+    </w:p>
+    <w:p>
+      <w:r>
+        <w:rPr>
+          <w:sz w:val="18"/>
+        </w:rPr>
+        <w:t>ASI-04 | 2 | 2</w:t>
+      </w:r>
+    </w:p>
+    <w:p>
+      <w:r>
+        <w:rPr>
+          <w:sz w:val="18"/>
+        </w:rPr>
+        <w:t>ASI-06 | 5 | 5</w:t>
+      </w:r>
+    </w:p>
+    <w:p>
+      <w:r>
+        <w:rPr>
+          <w:sz w:val="18"/>
+        </w:rPr>
+        <w:t>ASI-07 | 2 | 2</w:t>
+      </w:r>
+    </w:p>
+    <w:p>
+      <w:r>
+        <w:rPr>
+          <w:sz w:val="18"/>
+        </w:rPr>
+        <w:t>ASI-08 | 1 | 1</w:t>
+      </w:r>
+    </w:p>
+    <w:p>
+      <w:r>
+        <w:rPr>
+          <w:sz w:val="18"/>
+        </w:rPr>
+        <w:t>ASI-09 | 6 | 5</w:t>
+      </w:r>
+    </w:p>
+    <w:p>
+      <w:r>
+        <w:t>One case is recorded as a break on purpose. RT-AUT-06 BREAKS, and the scoreboard says so. The Admin role is an unauthenticated request header, so 'ADMIN ' is normalised, accepted, and sendable by anyone; the attacker engages the kill switch without holding the scope. The project accepts that risk — the header is a coursework stand-in for identity and /admin/roles states it in the UI — but an accepted risk is still a break. Scoring it as held would have made the harness report 34/34 while a forged header worked, which is precisely the reassurance it exists to withhold. Binding roles to identity is the fix, and it is listed under limitations rather than claimed.</w:t>
+      </w:r>
+    </w:p>
+    <w:p>
+      <w:r>
+        <w:t>A pass here is narrow, and the file says so in its own words:</w:t>
+      </w:r>
+    </w:p>
+    <w:p>
+      <w:r>
+        <w:t>The attack did not achieve its objective. It does not mean the system is secure — no harness can say that. It means these specific attempts, the ones a marketing-compliance tool actually invites, were tried and recorded, and the result is a number rather than an assurance.</w:t>
+      </w:r>
+    </w:p>
+    <w:p>
+      <w:pPr>
+        <w:pStyle w:val="Heading1"/>
+      </w:pPr>
+      <w:r>
+        <w:t>11. Limitations</w:t>
       </w:r>
     </w:p>
     <w:p>
@@ -785,6 +912,31 @@
     <w:p>
       <w:r>
         <w:t xml:space="preserve">  PDF prints "clause unverified".</w:t>
+      </w:r>
+    </w:p>
+    <w:p>
+      <w:r>
+        <w:t>- **Roles are a request header, not an identity.** `X-Mawsim-Role: admin` is</w:t>
+      </w:r>
+    </w:p>
+    <w:p>
+      <w:r>
+        <w:t xml:space="preserve">  unauthenticated and therefore forgeable, and the red team scores that as a</w:t>
+      </w:r>
+    </w:p>
+    <w:p>
+      <w:r>
+        <w:t xml:space="preserve">  break rather than an expected result. Binding roles to a signed session is the</w:t>
+      </w:r>
+    </w:p>
+    <w:p>
+      <w:r>
+        <w:t xml:space="preserve">  fix; the application states the gap at `/admin/roles` instead of implying a</w:t>
+      </w:r>
+    </w:p>
+    <w:p>
+      <w:r>
+        <w:t xml:space="preserve">  control it does not have.</w:t>
       </w:r>
     </w:p>
     <w:p>

--- a/docs/artefacts/AI208_MAWSIM_report.docx
+++ b/docs/artefacts/AI208_MAWSIM_report.docx
@@ -754,7 +754,7 @@
     </w:p>
     <w:p>
       <w:r>
-        <w:t>`scripts/red_team.py` makes 34 attempts across</w:t>
+        <w:t>`scripts/red_team.py` makes 37 attempts across</w:t>
       </w:r>
     </w:p>
     <w:p>
@@ -774,7 +774,7 @@
     </w:p>
     <w:p>
       <w:r>
-        <w:t>and budget exhaustion. **33 of 34 held.**</w:t>
+        <w:t>and budget exhaustion. **36 of 37 held.**</w:t>
       </w:r>
     </w:p>
     <w:p>
@@ -790,7 +790,7 @@
         <w:rPr>
           <w:sz w:val="18"/>
         </w:rPr>
-        <w:t>ASI-01 | 5 | 5</w:t>
+        <w:t>ASI-01 | 8 | 8</w:t>
       </w:r>
     </w:p>
     <w:p>

--- a/docs/artefacts/AI208_MAWSIM_report.docx
+++ b/docs/artefacts/AI208_MAWSIM_report.docx
@@ -754,7 +754,7 @@
     </w:p>
     <w:p>
       <w:r>
-        <w:t>`scripts/red_team.py` makes 37 attempts across</w:t>
+        <w:t>`scripts/red_team.py` makes 48 attempts across</w:t>
       </w:r>
     </w:p>
     <w:p>
@@ -769,12 +769,17 @@
     </w:p>
     <w:p>
       <w:r>
-        <w:t>forged Admin headers, HTTP verbs the API does not answer, provenance stripping,</w:t>
+        <w:t>forged and edited capability tokens, HTTP verbs the API does not answer,</w:t>
       </w:r>
     </w:p>
     <w:p>
       <w:r>
-        <w:t>and budget exhaustion. **36 of 37 held.**</w:t>
+        <w:t>provenance stripping, aiming the embedder off-box, and budget exhaustion.</w:t>
+      </w:r>
+    </w:p>
+    <w:p>
+      <w:r>
+        <w:t>**48 of 48 held.**</w:t>
       </w:r>
     </w:p>
     <w:p>
@@ -838,12 +843,12 @@
         <w:rPr>
           <w:sz w:val="18"/>
         </w:rPr>
-        <w:t>ASI-09 | 6 | 5</w:t>
+        <w:t>ASI-09 | 17 | 17</w:t>
       </w:r>
     </w:p>
     <w:p>
       <w:r>
-        <w:t>One case is recorded as a break on purpose. RT-AUT-06 BREAKS, and the scoreboard says so. The Admin role is an unauthenticated request header, so 'ADMIN ' is normalised, accepted, and sendable by anyone; the attacker engages the kill switch without holding the scope. The project accepts that risk — the header is a coursework stand-in for identity and /admin/roles states it in the UI — but an accepted risk is still a break. Scoring it as held would have made the harness report 34/34 while a forged header worked, which is precisely the reassurance it exists to withhold. Binding roles to identity is the fix, and it is listed under limitations rather than claimed.</w:t>
+        <w:t>Every case held, which is a smaller claim than it looks. Until this commit RT-AUT-06 broke on purpose: the Admin role was a request header, so 'ADMIN ' engaged the kill switch and the honest thing to do was score it as a break rather than as an expected result. It is now a token signed with HMAC-SHA256 under a secret only the operator holds, and the eleven RT-TOK cases attack that instead — rewriting the role, extending the expiry, truncating and stripping the signature, swapping the algorithm marker, replaying after expiry and after revocation. RT-TOK-10 deliberately SUCCEEDS with a real token, because a gate that refuses everyone scores perfectly and is broken. What remains true of any bearer credential is that whoever holds it can use it until it expires; lifetimes are short and revocation is immediate, but the revocation set is process memory and clears on restart.</w:t>
       </w:r>
     </w:p>
     <w:p>
@@ -916,27 +921,42 @@
     </w:p>
     <w:p>
       <w:r>
-        <w:t>- **Roles are a request header, not an identity.** `X-Mawsim-Role: admin` is</w:t>
+        <w:t>- **A bearer token is usable by whoever holds it.** Admin is proved by a signed</w:t>
       </w:r>
     </w:p>
     <w:p>
       <w:r>
-        <w:t xml:space="preserve">  unauthenticated and therefore forgeable, and the red team scores that as a</w:t>
+        <w:t xml:space="preserve">  token rather than claimed in a header, but a stateless credential cannot tell</w:t>
       </w:r>
     </w:p>
     <w:p>
       <w:r>
-        <w:t xml:space="preserve">  break rather than an expected result. Binding roles to a signed session is the</w:t>
+        <w:t xml:space="preserve">  its holder from its owner. Lifetimes default to eight hours and an id can be</w:t>
       </w:r>
     </w:p>
     <w:p>
       <w:r>
-        <w:t xml:space="preserve">  fix; the application states the gap at `/admin/roles` instead of implying a</w:t>
+        <w:t xml:space="preserve">  refused immediately, though the revocation set is process memory and clears on</w:t>
       </w:r>
     </w:p>
     <w:p>
       <w:r>
-        <w:t xml:space="preserve">  control it does not have.</w:t>
+        <w:t xml:space="preserve">  restart.</w:t>
+      </w:r>
+    </w:p>
+    <w:p>
+      <w:r>
+        <w:t>- **The public deployment has no Admin at all.** No signing secret is set there,</w:t>
+      </w:r>
+    </w:p>
+    <w:p>
+      <w:r>
+        <w:t xml:space="preserve">  so the capability is absent rather than open — which also means the kill</w:t>
+      </w:r>
+    </w:p>
+    <w:p>
+      <w:r>
+        <w:t xml:space="preserve">  switch cannot be demonstrated against the live URL.</w:t>
       </w:r>
     </w:p>
     <w:p>

--- a/docs/artefacts/AI208_MAWSIM_report.docx
+++ b/docs/artefacts/AI208_MAWSIM_report.docx
@@ -2,69 +2,546 @@
 <file path=word/document.xml><?xml version="1.0" encoding="utf-8"?>
 <w:document xmlns:wpc="http://schemas.microsoft.com/office/word/2010/wordprocessingCanvas" xmlns:mo="http://schemas.microsoft.com/office/mac/office/2008/main" xmlns:mc="http://schemas.openxmlformats.org/markup-compatibility/2006" xmlns:mv="urn:schemas-microsoft-com:mac:vml" xmlns:o="urn:schemas-microsoft-com:office:office" xmlns:r="http://schemas.openxmlformats.org/officeDocument/2006/relationships" xmlns:m="http://schemas.openxmlformats.org/officeDocument/2006/math" xmlns:v="urn:schemas-microsoft-com:vml" xmlns:wp14="http://schemas.microsoft.com/office/word/2010/wordprocessingDrawing" xmlns:wp="http://schemas.openxmlformats.org/drawingml/2006/wordprocessingDrawing" xmlns:w10="urn:schemas-microsoft-com:office:word" xmlns:w="http://schemas.openxmlformats.org/wordprocessingml/2006/main" xmlns:w14="http://schemas.microsoft.com/office/word/2010/wordml" xmlns:wpg="http://schemas.microsoft.com/office/word/2010/wordprocessingGroup" xmlns:wpi="http://schemas.microsoft.com/office/word/2010/wordprocessingInk" xmlns:wne="http://schemas.microsoft.com/office/word/2006/wordml" xmlns:wps="http://schemas.microsoft.com/office/word/2010/wordprocessingShape" mc:Ignorable="w14 wp14">
   <w:body>
+    <w:p/>
+    <w:p/>
+    <w:p/>
+    <w:p/>
     <w:p>
       <w:pPr>
-        <w:pStyle w:val="Title"/>
+        <w:jc w:val="center"/>
       </w:pPr>
       <w:r>
-        <w:t>UPLIFT / MAWSIM — AI 208 report</w:t>
+        <w:rPr>
+          <w:rFonts w:ascii="Arial" w:hAnsi="Arial"/>
+          <w:b/>
+          <w:color w:val="1F4E79"/>
+          <w:sz w:val="68"/>
+        </w:rPr>
+        <w:t>UPLIFT / MAWSIM</w:t>
       </w:r>
     </w:p>
     <w:p>
+      <w:pPr>
+        <w:jc w:val="center"/>
+      </w:pPr>
       <w:r>
-        <w:t>**Demand-aware promo planning for Dubai retail.**</w:t>
+        <w:rPr>
+          <w:i/>
+          <w:color w:val="5A6B7B"/>
+          <w:sz w:val="25"/>
+        </w:rPr>
+        <w:t>Demand-aware promo planning for Dubai retail</w:t>
+      </w:r>
+    </w:p>
+    <w:p/>
+    <w:p>
+      <w:pPr>
+        <w:jc w:val="center"/>
+      </w:pPr>
+      <w:r>
+        <w:rPr>
+          <w:b/>
+          <w:color w:val="1B2A3A"/>
+          <w:sz w:val="24"/>
+        </w:rPr>
+        <w:t>AI 208 — AI in Marketing</w:t>
       </w:r>
     </w:p>
     <w:p>
+      <w:pPr>
+        <w:jc w:val="center"/>
+      </w:pPr>
       <w:r>
-        <w:t>SP Jain MAIB Term 4 · AI 208 AI in Marketing · Krishna Mathur</w:t>
+        <w:rPr>
+          <w:b w:val="0"/>
+          <w:color w:val="5A6B7B"/>
+          <w:sz w:val="23"/>
+        </w:rPr>
+        <w:t>Krishna Mathur</w:t>
       </w:r>
     </w:p>
     <w:p>
+      <w:pPr>
+        <w:jc w:val="center"/>
+      </w:pPr>
       <w:r>
-        <w:t>Generated 2026-09-07 from `docs/results/` by `scripts/build_report.py`.</w:t>
+        <w:rPr>
+          <w:b w:val="0"/>
+          <w:color w:val="5A6B7B"/>
+          <w:sz w:val="23"/>
+        </w:rPr>
+        <w:t>SP Jain School of Global Management — MAIB, Term 4</w:t>
+      </w:r>
+    </w:p>
+    <w:p>
+      <w:pPr>
+        <w:jc w:val="center"/>
+      </w:pPr>
+      <w:r>
+        <w:rPr>
+          <w:b w:val="0"/>
+          <w:color w:val="5A6B7B"/>
+          <w:sz w:val="21"/>
+        </w:rPr>
+        <w:t>08 September 2026</w:t>
+      </w:r>
+    </w:p>
+    <w:p/>
+    <w:p/>
+    <w:p/>
+    <w:p/>
+    <w:p/>
+    <w:p/>
+    <w:tbl>
+      <w:tblPr>
+        <w:tblW w:type="auto" w:w="0"/>
+        <w:jc w:val="center"/>
+        <w:tblLook w:firstColumn="1" w:firstRow="1" w:lastColumn="0" w:lastRow="0" w:noHBand="0" w:noVBand="1" w:val="04A0"/>
+        <w:tblBorders>
+          <w:top w:val="single" w:sz="6" w:color="D6DEE6"/>
+          <w:bottom w:val="single" w:sz="6" w:color="D6DEE6"/>
+          <w:insideH w:val="single" w:sz="6" w:color="D6DEE6"/>
+          <w:left w:val="none"/>
+          <w:right w:val="none"/>
+          <w:insideV w:val="none"/>
+        </w:tblBorders>
+      </w:tblPr>
+      <w:tblGrid>
+        <w:gridCol w:w="9292"/>
+      </w:tblGrid>
+      <w:tr>
+        <w:tc>
+          <w:tcPr>
+            <w:tcW w:type="dxa" w:w="8504"/>
+            <w:shd w:val="clear" w:color="auto" w:fill="EEF3F7"/>
+          </w:tcPr>
+          <w:p>
+            <w:pPr>
+              <w:jc w:val="center"/>
+            </w:pPr>
+            <w:r>
+              <w:rPr>
+                <w:color w:val="5A6B7B"/>
+                <w:sz w:val="19"/>
+              </w:rPr>
+              <w:t>SIDRA is a fictional brand invented for this coursework, and its footfall series is generated. Every figure in this document is read from docs/results/ by scripts/build_report.py rather than typed.</w:t>
+            </w:r>
+          </w:p>
+        </w:tc>
+      </w:tr>
+    </w:tbl>
+    <w:p>
+      <w:r>
+        <w:br w:type="page"/>
       </w:r>
     </w:p>
     <w:p>
       <w:r>
         <w:rPr>
-          <w:sz w:val="18"/>
+          <w:rFonts w:ascii="Arial" w:hAnsi="Arial"/>
+          <w:b/>
+          <w:color w:val="1F4E79"/>
+          <w:sz w:val="34"/>
         </w:rPr>
-        <w:t>**SIDRA is a fictional Dubai speciality coffee and bakery chain**, invented for</w:t>
+        <w:t>Contents</w:t>
+      </w:r>
+    </w:p>
+    <w:p/>
+    <w:p>
+      <w:r>
+        <w:fldChar w:fldCharType="begin"/>
+        <w:instrText xml:space="preserve">TOC \o "1-2" \h \z \u</w:instrText>
+        <w:fldChar w:fldCharType="separate"/>
+        <w:t>Right-click and choose Update Field to build the contents.</w:t>
+        <w:fldChar w:fldCharType="end"/>
       </w:r>
     </w:p>
     <w:p>
       <w:r>
-        <w:rPr>
-          <w:sz w:val="18"/>
-        </w:rPr>
-        <w:t>this demonstration. It is not a real company. The footfall and point-of-sale</w:t>
+        <w:br w:type="page"/>
+      </w:r>
+    </w:p>
+    <w:p>
+      <w:pPr>
+        <w:pStyle w:val="Heading1"/>
+      </w:pPr>
+      <w:r>
+        <w:t>Executive summary</w:t>
       </w:r>
     </w:p>
     <w:p>
       <w:r>
+        <w:t>MAWSIM forecasts hourly footfall for four SIDRA sites in Dubai from exogenous drivers — weather, events, public holidays and school terms — plans promotions against that forecast, checks every creative claim against cited food-advertising rules, and measures incremental lift rather than clicks.</w:t>
+      </w:r>
+    </w:p>
+    <w:tbl>
+      <w:tblPr>
+        <w:tblW w:type="auto" w:w="0"/>
+        <w:jc w:val="left"/>
+        <w:tblLayout w:type="fixed"/>
+        <w:tblLook w:firstColumn="1" w:firstRow="1" w:lastColumn="0" w:lastRow="0" w:noHBand="0" w:noVBand="1" w:val="04A0"/>
+        <w:tblLayout w:type="fixed"/>
+        <w:tblBorders>
+          <w:top w:val="single" w:sz="6" w:color="D6DEE6"/>
+          <w:bottom w:val="single" w:sz="6" w:color="D6DEE6"/>
+          <w:insideH w:val="single" w:sz="6" w:color="D6DEE6"/>
+          <w:left w:val="none"/>
+          <w:right w:val="none"/>
+          <w:insideV w:val="none"/>
+        </w:tblBorders>
+      </w:tblPr>
+      <w:tblGrid>
+        <w:gridCol w:w="3810"/>
+        <w:gridCol w:w="5261"/>
+      </w:tblGrid>
+      <w:tr>
+        <w:tc>
+          <w:tcPr>
+            <w:tcW w:type="dxa" w:w="3810"/>
+            <w:shd w:val="clear" w:color="auto" w:fill="EEF3F7"/>
+          </w:tcPr>
+          <w:p>
+            <w:pPr>
+              <w:spacing w:after="40"/>
+            </w:pPr>
+            <w:r>
+              <w:rPr>
+                <w:rFonts w:ascii="Arial" w:hAnsi="Arial"/>
+                <w:b/>
+                <w:color w:val="1F4E79"/>
+                <w:sz w:val="18"/>
+              </w:rPr>
+              <w:t>What was claimed</w:t>
+            </w:r>
+          </w:p>
+        </w:tc>
+        <w:tc>
+          <w:tcPr>
+            <w:tcW w:type="dxa" w:w="5261"/>
+            <w:shd w:val="clear" w:color="auto" w:fill="EEF3F7"/>
+          </w:tcPr>
+          <w:p>
+            <w:pPr>
+              <w:spacing w:after="40"/>
+            </w:pPr>
+            <w:r>
+              <w:rPr>
+                <w:rFonts w:ascii="Arial" w:hAnsi="Arial"/>
+                <w:b/>
+                <w:color w:val="1F4E79"/>
+                <w:sz w:val="18"/>
+              </w:rPr>
+              <w:t>What was measured</w:t>
+            </w:r>
+          </w:p>
+        </w:tc>
+      </w:tr>
+      <w:tr>
+        <w:tc>
+          <w:tcPr>
+            <w:tcW w:type="dxa" w:w="3810"/>
+          </w:tcPr>
+          <w:p>
+            <w:pPr>
+              <w:spacing w:after="40"/>
+            </w:pPr>
+            <w:r>
+              <w:rPr>
+                <w:sz w:val="18"/>
+              </w:rPr>
+              <w:t>The forecast beats a seasonal-naive baseline</w:t>
+            </w:r>
+          </w:p>
+        </w:tc>
+        <w:tc>
+          <w:tcPr>
+            <w:tcW w:type="dxa" w:w="5261"/>
+          </w:tcPr>
+          <w:p>
+            <w:pPr>
+              <w:spacing w:after="40"/>
+            </w:pPr>
+            <w:r>
+              <w:rPr>
+                <w:b/>
+                <w:sz w:val="18"/>
+              </w:rPr>
+              <w:t>36 of 36 site-weeks</w:t>
+            </w:r>
+            <w:r>
+              <w:rPr>
+                <w:sz w:val="18"/>
+              </w:rPr>
+              <w:t>, MAE 28%–34% lower</w:t>
+            </w:r>
+          </w:p>
+        </w:tc>
+      </w:tr>
+      <w:tr>
+        <w:tc>
+          <w:tcPr>
+            <w:tcW w:type="dxa" w:w="3810"/>
+          </w:tcPr>
+          <w:p>
+            <w:pPr>
+              <w:spacing w:after="40"/>
+            </w:pPr>
+            <w:r>
+              <w:rPr>
+                <w:sz w:val="18"/>
+              </w:rPr>
+              <w:t>Lift estimates recover a known effect</w:t>
+            </w:r>
+          </w:p>
+        </w:tc>
+        <w:tc>
+          <w:tcPr>
+            <w:tcW w:type="dxa" w:w="5261"/>
+          </w:tcPr>
+          <w:p>
+            <w:pPr>
+              <w:spacing w:after="40"/>
+            </w:pPr>
+            <w:r>
+              <w:rPr>
+                <w:sz w:val="18"/>
+              </w:rPr>
+              <w:t xml:space="preserve">five injections recovered within </w:t>
+            </w:r>
+            <w:r>
+              <w:rPr>
+                <w:b/>
+                <w:sz w:val="18"/>
+              </w:rPr>
+              <w:t>2.61 points</w:t>
+            </w:r>
+            <w:r>
+              <w:rPr>
+                <w:sz w:val="18"/>
+              </w:rPr>
+              <w:t xml:space="preserve"> of a five-point tolerance</w:t>
+            </w:r>
+          </w:p>
+        </w:tc>
+      </w:tr>
+      <w:tr>
+        <w:tc>
+          <w:tcPr>
+            <w:tcW w:type="dxa" w:w="3810"/>
+          </w:tcPr>
+          <w:p>
+            <w:pPr>
+              <w:spacing w:after="40"/>
+            </w:pPr>
+            <w:r>
+              <w:rPr>
+                <w:sz w:val="18"/>
+              </w:rPr>
+              <w:t>Segments are stable</w:t>
+            </w:r>
+          </w:p>
+        </w:tc>
+        <w:tc>
+          <w:tcPr>
+            <w:tcW w:type="dxa" w:w="5261"/>
+          </w:tcPr>
+          <w:p>
+            <w:pPr>
+              <w:spacing w:after="40"/>
+            </w:pPr>
+            <w:r>
+              <w:rPr>
+                <w:b/>
+                <w:sz w:val="18"/>
+              </w:rPr>
+              <w:t>91.8%</w:t>
+            </w:r>
+            <w:r>
+              <w:rPr>
+                <w:sz w:val="18"/>
+              </w:rPr>
+              <w:t xml:space="preserve"> keep their segment across resamples</w:t>
+            </w:r>
+          </w:p>
+        </w:tc>
+      </w:tr>
+      <w:tr>
+        <w:tc>
+          <w:tcPr>
+            <w:tcW w:type="dxa" w:w="3810"/>
+          </w:tcPr>
+          <w:p>
+            <w:pPr>
+              <w:spacing w:after="40"/>
+            </w:pPr>
+            <w:r>
+              <w:rPr>
+                <w:sz w:val="18"/>
+              </w:rPr>
+              <w:t>Compliance catches violations in three languages</w:t>
+            </w:r>
+          </w:p>
+        </w:tc>
+        <w:tc>
+          <w:tcPr>
+            <w:tcW w:type="dxa" w:w="5261"/>
+          </w:tcPr>
+          <w:p>
+            <w:pPr>
+              <w:spacing w:after="40"/>
+            </w:pPr>
+            <w:r>
+              <w:rPr>
+                <w:sz w:val="18"/>
+              </w:rPr>
+              <w:t xml:space="preserve">recall and precision </w:t>
+            </w:r>
+            <w:r>
+              <w:rPr>
+                <w:b/>
+                <w:sz w:val="18"/>
+              </w:rPr>
+              <w:t>100%</w:t>
+            </w:r>
+            <w:r>
+              <w:rPr>
+                <w:sz w:val="18"/>
+              </w:rPr>
+              <w:t xml:space="preserve"> in the worst language</w:t>
+            </w:r>
+          </w:p>
+        </w:tc>
+      </w:tr>
+      <w:tr>
+        <w:tc>
+          <w:tcPr>
+            <w:tcW w:type="dxa" w:w="3810"/>
+          </w:tcPr>
+          <w:p>
+            <w:pPr>
+              <w:spacing w:after="40"/>
+            </w:pPr>
+            <w:r>
+              <w:rPr>
+                <w:sz w:val="18"/>
+              </w:rPr>
+              <w:t>Retrieval refuses what it cannot cite</w:t>
+            </w:r>
+          </w:p>
+        </w:tc>
+        <w:tc>
+          <w:tcPr>
+            <w:tcW w:type="dxa" w:w="5261"/>
+          </w:tcPr>
+          <w:p>
+            <w:pPr>
+              <w:spacing w:after="40"/>
+            </w:pPr>
+            <w:r>
+              <w:rPr>
+                <w:b/>
+                <w:sz w:val="18"/>
+              </w:rPr>
+              <w:t>10/10</w:t>
+            </w:r>
+            <w:r>
+              <w:rPr>
+                <w:sz w:val="18"/>
+              </w:rPr>
+              <w:t xml:space="preserve"> out-of-domain questions refused</w:t>
+            </w:r>
+          </w:p>
+        </w:tc>
+      </w:tr>
+      <w:tr>
+        <w:tc>
+          <w:tcPr>
+            <w:tcW w:type="dxa" w:w="3810"/>
+          </w:tcPr>
+          <w:p>
+            <w:pPr>
+              <w:spacing w:after="40"/>
+            </w:pPr>
+            <w:r>
+              <w:rPr>
+                <w:sz w:val="18"/>
+              </w:rPr>
+              <w:t>The safety claims survive attack</w:t>
+            </w:r>
+          </w:p>
+        </w:tc>
+        <w:tc>
+          <w:tcPr>
+            <w:tcW w:type="dxa" w:w="5261"/>
+          </w:tcPr>
+          <w:p>
+            <w:pPr>
+              <w:spacing w:after="40"/>
+            </w:pPr>
+            <w:r>
+              <w:rPr>
+                <w:b/>
+                <w:sz w:val="18"/>
+              </w:rPr>
+              <w:t>48/48</w:t>
+            </w:r>
+            <w:r>
+              <w:rPr>
+                <w:sz w:val="18"/>
+              </w:rPr>
+              <w:t xml:space="preserve"> red-team attempts held</w:t>
+            </w:r>
+          </w:p>
+        </w:tc>
+      </w:tr>
+    </w:tbl>
+    <w:p/>
+    <w:p>
+      <w:r>
+        <w:t xml:space="preserve">Three findings are worth more than the table. The forecast is </w:t>
+      </w:r>
+      <w:r>
         <w:rPr>
-          <w:sz w:val="18"/>
+          <w:b/>
         </w:rPr>
-        <w:t>figures it is planned against are generated, labelled `simulated` at the type</w:t>
+        <w:t>worse than the baseline on sMAPE</w:t>
+      </w:r>
+      <w:r>
+        <w:t xml:space="preserve"> and that is reported rather than dropped. The lift estimator carries a </w:t>
+      </w:r>
+      <w:r>
+        <w:rPr>
+          <w:b/>
+        </w:rPr>
+        <w:t>-3.5% bias</w:t>
+      </w:r>
+      <w:r>
+        <w:t xml:space="preserve"> on a window where nothing happened, measured on a placebo and subtracted. And the retrieval layer's embeddings were </w:t>
+      </w:r>
+      <w:r>
+        <w:rPr>
+          <w:b/>
+        </w:rPr>
+        <w:t>denied the power to answer on their own</w:t>
+      </w:r>
+      <w:r>
+        <w:t>, because the similarity bar that would admit a genuine Arabic question also admits "send me the invoice".</w:t>
       </w:r>
     </w:p>
     <w:p>
       <w:r>
+        <w:t xml:space="preserve">The brand is fictional and the footfall is generated. What is not generated is the evaluation: every model is scored against a baseline on held-out time, and every number in this document is read from </w:t>
+      </w:r>
+      <w:r>
         <w:rPr>
+          <w:rFonts w:ascii="Consolas" w:hAnsi="Consolas"/>
+          <w:color w:val="5A6B7B"/>
           <w:sz w:val="18"/>
         </w:rPr>
-        <w:t>level, and every chart in the application says so.</w:t>
+        <w:t>docs/results/</w:t>
       </w:r>
-    </w:p>
-    <w:p>
       <w:r>
-        <w:t>Every figure below was read out of a results file. None was typed.</w:t>
-      </w:r>
-    </w:p>
-    <w:p>
-      <w:r>
-        <w:t>---</w:t>
+        <w:t xml:space="preserve"> rather than typed.</w:t>
       </w:r>
     </w:p>
     <w:p>
@@ -77,47 +554,21 @@
     </w:p>
     <w:p>
       <w:r>
-        <w:t>Dubai retail demand swings with events, weather, holidays and school calendars,</w:t>
+        <w:t>Dubai retail demand swings with events, weather, holidays and school calendars, and promotions are planned on gut feel. MAWSIM forecasts demand per site, plans promotions against that forecast, checks every claim against cited rules, and measures incremental lift rather than clicks.</w:t>
       </w:r>
     </w:p>
     <w:p>
       <w:r>
-        <w:t>and promotions are planned on gut feel. MAWSIM forecasts demand per site, plans</w:t>
+        <w:t xml:space="preserve">The reason to forecast </w:t>
       </w:r>
-    </w:p>
-    <w:p>
       <w:r>
-        <w:t>promotions against that forecast, checks every claim against cited rules, and</w:t>
+        <w:rPr>
+          <w:b/>
+        </w:rPr>
+        <w:t>per site</w:t>
       </w:r>
-    </w:p>
-    <w:p>
       <w:r>
-        <w:t>measures incremental lift rather than clicks.</w:t>
-      </w:r>
-    </w:p>
-    <w:p>
-      <w:r>
-        <w:t>The reason to forecast **per site** rather than per brand is measurable. All four</w:t>
-      </w:r>
-    </w:p>
-    <w:p>
-      <w:r>
-        <w:t>SIDRA sites sit in neighbouring ERA5 grid cells and get the same weather. What</w:t>
-      </w:r>
-    </w:p>
-    <w:p>
-      <w:r>
-        <w:t>differs is how they respond: Marina Walk is 54% outdoor seating and Al Barsha is</w:t>
-      </w:r>
-    </w:p>
-    <w:p>
-      <w:r>
-        <w:t>fully enclosed, and the fitted evening temperature slopes order exactly by</w:t>
-      </w:r>
-    </w:p>
-    <w:p>
-      <w:r>
-        <w:t>outdoor share across all four sites.</w:t>
+        <w:t xml:space="preserve"> rather than per brand is measurable. All four SIDRA sites sit in neighbouring ERA5 grid cells and get the same weather. What differs is how they respond: Marina Walk is 54% outdoor seating and Al Barsha is fully enclosed, and the fitted evening temperature slopes order exactly by outdoor share across all four sites.</w:t>
       </w:r>
     </w:p>
     <w:p>
@@ -128,73 +579,660 @@
         <w:t>2. Forecasting with exogenous drivers</w:t>
       </w:r>
     </w:p>
+    <w:tbl>
+      <w:tblPr>
+        <w:tblW w:type="auto" w:w="0"/>
+        <w:jc w:val="left"/>
+        <w:tblLayout w:type="fixed"/>
+        <w:tblLook w:firstColumn="1" w:firstRow="1" w:lastColumn="0" w:lastRow="0" w:noHBand="0" w:noVBand="1" w:val="04A0"/>
+        <w:tblLayout w:type="fixed"/>
+        <w:tblBorders>
+          <w:top w:val="single" w:sz="6" w:color="D6DEE6"/>
+          <w:bottom w:val="single" w:sz="6" w:color="D6DEE6"/>
+          <w:insideH w:val="single" w:sz="6" w:color="D6DEE6"/>
+          <w:left w:val="none"/>
+          <w:right w:val="none"/>
+          <w:insideV w:val="none"/>
+        </w:tblBorders>
+      </w:tblPr>
+      <w:tblGrid>
+        <w:gridCol w:w="3810"/>
+        <w:gridCol w:w="5261"/>
+      </w:tblGrid>
+      <w:tr>
+        <w:tc>
+          <w:tcPr>
+            <w:tcW w:type="dxa" w:w="3810"/>
+            <w:shd w:val="clear" w:color="auto" w:fill="EEF3F7"/>
+          </w:tcPr>
+          <w:p>
+            <w:pPr>
+              <w:spacing w:after="40"/>
+            </w:pPr>
+            <w:r>
+              <w:rPr>
+                <w:rFonts w:ascii="Arial" w:hAnsi="Arial"/>
+                <w:b/>
+                <w:color w:val="1F4E79"/>
+                <w:sz w:val="18"/>
+              </w:rPr>
+            </w:r>
+          </w:p>
+        </w:tc>
+        <w:tc>
+          <w:tcPr>
+            <w:tcW w:type="dxa" w:w="5261"/>
+            <w:shd w:val="clear" w:color="auto" w:fill="EEF3F7"/>
+          </w:tcPr>
+          <w:p>
+            <w:pPr>
+              <w:spacing w:after="40"/>
+            </w:pPr>
+            <w:r>
+              <w:rPr>
+                <w:rFonts w:ascii="Arial" w:hAnsi="Arial"/>
+                <w:b/>
+                <w:color w:val="1F4E79"/>
+                <w:sz w:val="18"/>
+              </w:rPr>
+            </w:r>
+          </w:p>
+        </w:tc>
+      </w:tr>
+      <w:tr>
+        <w:tc>
+          <w:tcPr>
+            <w:tcW w:type="dxa" w:w="3810"/>
+          </w:tcPr>
+          <w:p>
+            <w:pPr>
+              <w:spacing w:after="40"/>
+            </w:pPr>
+            <w:r>
+              <w:rPr>
+                <w:sz w:val="18"/>
+              </w:rPr>
+              <w:t>Method</w:t>
+            </w:r>
+          </w:p>
+        </w:tc>
+        <w:tc>
+          <w:tcPr>
+            <w:tcW w:type="dxa" w:w="5261"/>
+          </w:tcPr>
+          <w:p>
+            <w:pPr>
+              <w:spacing w:after="40"/>
+            </w:pPr>
+            <w:r>
+              <w:rPr>
+                <w:sz w:val="18"/>
+              </w:rPr>
+              <w:t>GradientBoostingRegressor with absolute-error loss for the median and pinball loss at the 10th and 90th percentiles for the interval. Chronological holdout of 56 days; the baseline is seasonal naive — the same hour, same weekday, last week.</w:t>
+            </w:r>
+          </w:p>
+        </w:tc>
+      </w:tr>
+      <w:tr>
+        <w:tc>
+          <w:tcPr>
+            <w:tcW w:type="dxa" w:w="3810"/>
+          </w:tcPr>
+          <w:p>
+            <w:pPr>
+              <w:spacing w:after="40"/>
+            </w:pPr>
+            <w:r>
+              <w:rPr>
+                <w:sz w:val="18"/>
+              </w:rPr>
+              <w:t>Baseline</w:t>
+            </w:r>
+          </w:p>
+        </w:tc>
+        <w:tc>
+          <w:tcPr>
+            <w:tcW w:type="dxa" w:w="5261"/>
+          </w:tcPr>
+          <w:p>
+            <w:pPr>
+              <w:spacing w:after="40"/>
+            </w:pPr>
+            <w:r>
+              <w:rPr>
+                <w:sz w:val="18"/>
+              </w:rPr>
+              <w:t>Seasonal naive — same hour, same weekday, last week</w:t>
+            </w:r>
+          </w:p>
+        </w:tc>
+      </w:tr>
+      <w:tr>
+        <w:tc>
+          <w:tcPr>
+            <w:tcW w:type="dxa" w:w="3810"/>
+          </w:tcPr>
+          <w:p>
+            <w:pPr>
+              <w:spacing w:after="40"/>
+            </w:pPr>
+            <w:r>
+              <w:rPr>
+                <w:sz w:val="18"/>
+              </w:rPr>
+              <w:t>Result</w:t>
+            </w:r>
+          </w:p>
+        </w:tc>
+        <w:tc>
+          <w:tcPr>
+            <w:tcW w:type="dxa" w:w="5261"/>
+          </w:tcPr>
+          <w:p>
+            <w:pPr>
+              <w:spacing w:after="40"/>
+            </w:pPr>
+            <w:r>
+              <w:rPr>
+                <w:b/>
+                <w:sz w:val="18"/>
+              </w:rPr>
+              <w:t>36 of 36 site-weeks beaten</w:t>
+            </w:r>
+            <w:r>
+              <w:rPr>
+                <w:sz w:val="18"/>
+              </w:rPr>
+              <w:t xml:space="preserve"> (100%) against a 70% target</w:t>
+            </w:r>
+          </w:p>
+        </w:tc>
+      </w:tr>
+    </w:tbl>
+    <w:p/>
+    <w:tbl>
+      <w:tblPr>
+        <w:tblW w:type="auto" w:w="0"/>
+        <w:jc w:val="left"/>
+        <w:tblLayout w:type="fixed"/>
+        <w:tblLook w:firstColumn="1" w:firstRow="1" w:lastColumn="0" w:lastRow="0" w:noHBand="0" w:noVBand="1" w:val="04A0"/>
+        <w:tblLayout w:type="fixed"/>
+        <w:tblBorders>
+          <w:top w:val="single" w:sz="6" w:color="D6DEE6"/>
+          <w:bottom w:val="single" w:sz="6" w:color="D6DEE6"/>
+          <w:insideH w:val="single" w:sz="6" w:color="D6DEE6"/>
+          <w:left w:val="none"/>
+          <w:right w:val="none"/>
+          <w:insideV w:val="none"/>
+        </w:tblBorders>
+      </w:tblPr>
+      <w:tblGrid>
+        <w:gridCol w:w="3628"/>
+        <w:gridCol w:w="1361"/>
+        <w:gridCol w:w="1361"/>
+        <w:gridCol w:w="1361"/>
+        <w:gridCol w:w="1361"/>
+      </w:tblGrid>
+      <w:tr>
+        <w:tc>
+          <w:tcPr>
+            <w:tcW w:type="dxa" w:w="3628"/>
+            <w:shd w:val="clear" w:color="auto" w:fill="EEF3F7"/>
+          </w:tcPr>
+          <w:p>
+            <w:pPr>
+              <w:spacing w:after="40"/>
+            </w:pPr>
+            <w:r>
+              <w:rPr>
+                <w:rFonts w:ascii="Arial" w:hAnsi="Arial"/>
+                <w:b/>
+                <w:color w:val="1F4E79"/>
+                <w:sz w:val="18"/>
+              </w:rPr>
+              <w:t>Site</w:t>
+            </w:r>
+          </w:p>
+        </w:tc>
+        <w:tc>
+          <w:tcPr>
+            <w:tcW w:type="dxa" w:w="1361"/>
+            <w:shd w:val="clear" w:color="auto" w:fill="EEF3F7"/>
+          </w:tcPr>
+          <w:p>
+            <w:pPr>
+              <w:spacing w:after="40"/>
+            </w:pPr>
+            <w:r>
+              <w:rPr>
+                <w:rFonts w:ascii="Arial" w:hAnsi="Arial"/>
+                <w:b/>
+                <w:color w:val="1F4E79"/>
+                <w:sz w:val="18"/>
+              </w:rPr>
+              <w:t>MAE</w:t>
+            </w:r>
+          </w:p>
+        </w:tc>
+        <w:tc>
+          <w:tcPr>
+            <w:tcW w:type="dxa" w:w="1361"/>
+            <w:shd w:val="clear" w:color="auto" w:fill="EEF3F7"/>
+          </w:tcPr>
+          <w:p>
+            <w:pPr>
+              <w:spacing w:after="40"/>
+            </w:pPr>
+            <w:r>
+              <w:rPr>
+                <w:rFonts w:ascii="Arial" w:hAnsi="Arial"/>
+                <w:b/>
+                <w:color w:val="1F4E79"/>
+                <w:sz w:val="18"/>
+              </w:rPr>
+              <w:t>Baseline MAE</w:t>
+            </w:r>
+          </w:p>
+        </w:tc>
+        <w:tc>
+          <w:tcPr>
+            <w:tcW w:type="dxa" w:w="1361"/>
+            <w:shd w:val="clear" w:color="auto" w:fill="EEF3F7"/>
+          </w:tcPr>
+          <w:p>
+            <w:pPr>
+              <w:spacing w:after="40"/>
+            </w:pPr>
+            <w:r>
+              <w:rPr>
+                <w:rFonts w:ascii="Arial" w:hAnsi="Arial"/>
+                <w:b/>
+                <w:color w:val="1F4E79"/>
+                <w:sz w:val="18"/>
+              </w:rPr>
+              <w:t>Improvement</w:t>
+            </w:r>
+          </w:p>
+        </w:tc>
+        <w:tc>
+          <w:tcPr>
+            <w:tcW w:type="dxa" w:w="1361"/>
+            <w:shd w:val="clear" w:color="auto" w:fill="EEF3F7"/>
+          </w:tcPr>
+          <w:p>
+            <w:pPr>
+              <w:spacing w:after="40"/>
+            </w:pPr>
+            <w:r>
+              <w:rPr>
+                <w:rFonts w:ascii="Arial" w:hAnsi="Arial"/>
+                <w:b/>
+                <w:color w:val="1F4E79"/>
+                <w:sz w:val="18"/>
+              </w:rPr>
+              <w:t>80% coverage</w:t>
+            </w:r>
+          </w:p>
+        </w:tc>
+      </w:tr>
+      <w:tr>
+        <w:tc>
+          <w:tcPr>
+            <w:tcW w:type="dxa" w:w="3628"/>
+          </w:tcPr>
+          <w:p>
+            <w:pPr>
+              <w:spacing w:after="40"/>
+            </w:pPr>
+            <w:r>
+              <w:rPr>
+                <w:sz w:val="18"/>
+              </w:rPr>
+              <w:t>DXB-DTN</w:t>
+            </w:r>
+          </w:p>
+        </w:tc>
+        <w:tc>
+          <w:tcPr>
+            <w:tcW w:type="dxa" w:w="1361"/>
+          </w:tcPr>
+          <w:p>
+            <w:pPr>
+              <w:spacing w:after="40"/>
+              <w:jc w:val="right"/>
+            </w:pPr>
+            <w:r>
+              <w:rPr>
+                <w:sz w:val="18"/>
+              </w:rPr>
+              <w:t>7.84</w:t>
+            </w:r>
+          </w:p>
+        </w:tc>
+        <w:tc>
+          <w:tcPr>
+            <w:tcW w:type="dxa" w:w="1361"/>
+          </w:tcPr>
+          <w:p>
+            <w:pPr>
+              <w:spacing w:after="40"/>
+              <w:jc w:val="right"/>
+            </w:pPr>
+            <w:r>
+              <w:rPr>
+                <w:sz w:val="18"/>
+              </w:rPr>
+              <w:t>11.18</w:t>
+            </w:r>
+          </w:p>
+        </w:tc>
+        <w:tc>
+          <w:tcPr>
+            <w:tcW w:type="dxa" w:w="1361"/>
+          </w:tcPr>
+          <w:p>
+            <w:pPr>
+              <w:spacing w:after="40"/>
+              <w:jc w:val="right"/>
+            </w:pPr>
+            <w:r>
+              <w:rPr>
+                <w:sz w:val="18"/>
+              </w:rPr>
+              <w:t>+29.9%</w:t>
+            </w:r>
+          </w:p>
+        </w:tc>
+        <w:tc>
+          <w:tcPr>
+            <w:tcW w:type="dxa" w:w="1361"/>
+          </w:tcPr>
+          <w:p>
+            <w:pPr>
+              <w:spacing w:after="40"/>
+              <w:jc w:val="right"/>
+            </w:pPr>
+            <w:r>
+              <w:rPr>
+                <w:sz w:val="18"/>
+              </w:rPr>
+              <w:t>91%</w:t>
+            </w:r>
+          </w:p>
+        </w:tc>
+      </w:tr>
+      <w:tr>
+        <w:tc>
+          <w:tcPr>
+            <w:tcW w:type="dxa" w:w="3628"/>
+          </w:tcPr>
+          <w:p>
+            <w:pPr>
+              <w:spacing w:after="40"/>
+            </w:pPr>
+            <w:r>
+              <w:rPr>
+                <w:sz w:val="18"/>
+              </w:rPr>
+              <w:t>DXB-MOE</w:t>
+            </w:r>
+          </w:p>
+        </w:tc>
+        <w:tc>
+          <w:tcPr>
+            <w:tcW w:type="dxa" w:w="1361"/>
+          </w:tcPr>
+          <w:p>
+            <w:pPr>
+              <w:spacing w:after="40"/>
+              <w:jc w:val="right"/>
+            </w:pPr>
+            <w:r>
+              <w:rPr>
+                <w:sz w:val="18"/>
+              </w:rPr>
+              <w:t>9.15</w:t>
+            </w:r>
+          </w:p>
+        </w:tc>
+        <w:tc>
+          <w:tcPr>
+            <w:tcW w:type="dxa" w:w="1361"/>
+          </w:tcPr>
+          <w:p>
+            <w:pPr>
+              <w:spacing w:after="40"/>
+              <w:jc w:val="right"/>
+            </w:pPr>
+            <w:r>
+              <w:rPr>
+                <w:sz w:val="18"/>
+              </w:rPr>
+              <w:t>13.92</w:t>
+            </w:r>
+          </w:p>
+        </w:tc>
+        <w:tc>
+          <w:tcPr>
+            <w:tcW w:type="dxa" w:w="1361"/>
+          </w:tcPr>
+          <w:p>
+            <w:pPr>
+              <w:spacing w:after="40"/>
+              <w:jc w:val="right"/>
+            </w:pPr>
+            <w:r>
+              <w:rPr>
+                <w:sz w:val="18"/>
+              </w:rPr>
+              <w:t>+34.3%</w:t>
+            </w:r>
+          </w:p>
+        </w:tc>
+        <w:tc>
+          <w:tcPr>
+            <w:tcW w:type="dxa" w:w="1361"/>
+          </w:tcPr>
+          <w:p>
+            <w:pPr>
+              <w:spacing w:after="40"/>
+              <w:jc w:val="right"/>
+            </w:pPr>
+            <w:r>
+              <w:rPr>
+                <w:sz w:val="18"/>
+              </w:rPr>
+              <w:t>91%</w:t>
+            </w:r>
+          </w:p>
+        </w:tc>
+      </w:tr>
+      <w:tr>
+        <w:tc>
+          <w:tcPr>
+            <w:tcW w:type="dxa" w:w="3628"/>
+          </w:tcPr>
+          <w:p>
+            <w:pPr>
+              <w:spacing w:after="40"/>
+            </w:pPr>
+            <w:r>
+              <w:rPr>
+                <w:sz w:val="18"/>
+              </w:rPr>
+              <w:t>DXB-MAR</w:t>
+            </w:r>
+          </w:p>
+        </w:tc>
+        <w:tc>
+          <w:tcPr>
+            <w:tcW w:type="dxa" w:w="1361"/>
+          </w:tcPr>
+          <w:p>
+            <w:pPr>
+              <w:spacing w:after="40"/>
+              <w:jc w:val="right"/>
+            </w:pPr>
+            <w:r>
+              <w:rPr>
+                <w:sz w:val="18"/>
+              </w:rPr>
+              <w:t>8.46</w:t>
+            </w:r>
+          </w:p>
+        </w:tc>
+        <w:tc>
+          <w:tcPr>
+            <w:tcW w:type="dxa" w:w="1361"/>
+          </w:tcPr>
+          <w:p>
+            <w:pPr>
+              <w:spacing w:after="40"/>
+              <w:jc w:val="right"/>
+            </w:pPr>
+            <w:r>
+              <w:rPr>
+                <w:sz w:val="18"/>
+              </w:rPr>
+              <w:t>11.75</w:t>
+            </w:r>
+          </w:p>
+        </w:tc>
+        <w:tc>
+          <w:tcPr>
+            <w:tcW w:type="dxa" w:w="1361"/>
+          </w:tcPr>
+          <w:p>
+            <w:pPr>
+              <w:spacing w:after="40"/>
+              <w:jc w:val="right"/>
+            </w:pPr>
+            <w:r>
+              <w:rPr>
+                <w:sz w:val="18"/>
+              </w:rPr>
+              <w:t>+28.0%</w:t>
+            </w:r>
+          </w:p>
+        </w:tc>
+        <w:tc>
+          <w:tcPr>
+            <w:tcW w:type="dxa" w:w="1361"/>
+          </w:tcPr>
+          <w:p>
+            <w:pPr>
+              <w:spacing w:after="40"/>
+              <w:jc w:val="right"/>
+            </w:pPr>
+            <w:r>
+              <w:rPr>
+                <w:sz w:val="18"/>
+              </w:rPr>
+              <w:t>93%</w:t>
+            </w:r>
+          </w:p>
+        </w:tc>
+      </w:tr>
+      <w:tr>
+        <w:tc>
+          <w:tcPr>
+            <w:tcW w:type="dxa" w:w="3628"/>
+          </w:tcPr>
+          <w:p>
+            <w:pPr>
+              <w:spacing w:after="40"/>
+            </w:pPr>
+            <w:r>
+              <w:rPr>
+                <w:sz w:val="18"/>
+              </w:rPr>
+              <w:t>DXB-DEI</w:t>
+            </w:r>
+          </w:p>
+        </w:tc>
+        <w:tc>
+          <w:tcPr>
+            <w:tcW w:type="dxa" w:w="1361"/>
+          </w:tcPr>
+          <w:p>
+            <w:pPr>
+              <w:spacing w:after="40"/>
+              <w:jc w:val="right"/>
+            </w:pPr>
+            <w:r>
+              <w:rPr>
+                <w:sz w:val="18"/>
+              </w:rPr>
+              <w:t>4.55</w:t>
+            </w:r>
+          </w:p>
+        </w:tc>
+        <w:tc>
+          <w:tcPr>
+            <w:tcW w:type="dxa" w:w="1361"/>
+          </w:tcPr>
+          <w:p>
+            <w:pPr>
+              <w:spacing w:after="40"/>
+              <w:jc w:val="right"/>
+            </w:pPr>
+            <w:r>
+              <w:rPr>
+                <w:sz w:val="18"/>
+              </w:rPr>
+              <w:t>6.39</w:t>
+            </w:r>
+          </w:p>
+        </w:tc>
+        <w:tc>
+          <w:tcPr>
+            <w:tcW w:type="dxa" w:w="1361"/>
+          </w:tcPr>
+          <w:p>
+            <w:pPr>
+              <w:spacing w:after="40"/>
+              <w:jc w:val="right"/>
+            </w:pPr>
+            <w:r>
+              <w:rPr>
+                <w:sz w:val="18"/>
+              </w:rPr>
+              <w:t>+28.7%</w:t>
+            </w:r>
+          </w:p>
+        </w:tc>
+        <w:tc>
+          <w:tcPr>
+            <w:tcW w:type="dxa" w:w="1361"/>
+          </w:tcPr>
+          <w:p>
+            <w:pPr>
+              <w:spacing w:after="40"/>
+              <w:jc w:val="right"/>
+            </w:pPr>
+            <w:r>
+              <w:rPr>
+                <w:sz w:val="18"/>
+              </w:rPr>
+              <w:t>91%</w:t>
+            </w:r>
+          </w:p>
+        </w:tc>
+      </w:tr>
+    </w:tbl>
+    <w:p/>
     <w:p>
       <w:r>
-        <w:rPr>
-          <w:sz w:val="18"/>
-        </w:rPr>
-        <w:t>Method | GradientBoostingRegressor with absolute-error loss for the median and pinball loss at the 10th and 90th percentiles for the interval. Chronological holdout of 56 days; the baseline is seasonal naive — the same hour, same weekday, last week.</w:t>
+        <w:t xml:space="preserve">Best absolute error: </w:t>
       </w:r>
-    </w:p>
-    <w:p>
       <w:r>
         <w:rPr>
-          <w:sz w:val="18"/>
+          <w:b/>
         </w:rPr>
-        <w:t>Baseline | Seasonal naive — same hour, same weekday, last week</w:t>
+        <w:t>DXB-DEI at 4.55</w:t>
       </w:r>
-    </w:p>
-    <w:p>
       <w:r>
-        <w:rPr>
-          <w:sz w:val="18"/>
-        </w:rPr>
-        <w:t>Result | **36 of 36 site-weeks beaten** (100%) against a 70% target</w:t>
-      </w:r>
-    </w:p>
-    <w:p>
-      <w:r>
-        <w:rPr>
-          <w:sz w:val="18"/>
-        </w:rPr>
-        <w:t>Site | MAE | Baseline MAE | Improvement | 80% coverage</w:t>
-      </w:r>
-    </w:p>
-    <w:p>
-      <w:r>
-        <w:rPr>
-          <w:sz w:val="18"/>
-        </w:rPr>
-        <w:t>DXB-DTN | 7.84 | 11.18 | +29.9% | 91%</w:t>
-      </w:r>
-    </w:p>
-    <w:p>
-      <w:r>
-        <w:rPr>
-          <w:sz w:val="18"/>
-        </w:rPr>
-        <w:t>DXB-MOE | 9.15 | 13.92 | +34.3% | 91%</w:t>
-      </w:r>
-    </w:p>
-    <w:p>
-      <w:r>
-        <w:rPr>
-          <w:sz w:val="18"/>
-        </w:rPr>
-        <w:t>DXB-MAR | 8.46 | 11.75 | +28.0% | 93%</w:t>
-      </w:r>
-    </w:p>
-    <w:p>
-      <w:r>
-        <w:rPr>
-          <w:sz w:val="18"/>
-        </w:rPr>
-        <w:t>DXB-DEI | 4.55 | 6.39 | +28.7% | 91%</w:t>
-      </w:r>
-    </w:p>
-    <w:p>
-      <w:r>
-        <w:t>Best absolute error: **DXB-DEI at 4.55**.</w:t>
+        <w:t>.</w:t>
       </w:r>
     </w:p>
     <w:p>
@@ -218,78 +1256,739 @@
         <w:t>3. Incrementality</w:t>
       </w:r>
     </w:p>
-    <w:p>
-      <w:r>
-        <w:rPr>
-          <w:sz w:val="18"/>
-        </w:rPr>
-        <w:t>Method | Synthetic control with non-negative weights summing to one, fitted on 56 pre-period days; CUPED variance reduction; a permutation placebo across donor sites for the p-value; and a placebo-in-time run for the estimator's own bias.</w:t>
-      </w:r>
-    </w:p>
-    <w:p>
-      <w:r>
-        <w:rPr>
-          <w:sz w:val="18"/>
-        </w:rPr>
-        <w:t>Tolerance | 5 percentage points</w:t>
-      </w:r>
-    </w:p>
-    <w:p>
-      <w:r>
-        <w:rPr>
-          <w:sz w:val="18"/>
-        </w:rPr>
-        <w:t>Result | **all 5 recovery checks inside tolerance**, worst error 2.61 points</w:t>
-      </w:r>
-    </w:p>
-    <w:p>
-      <w:r>
-        <w:rPr>
-          <w:sz w:val="18"/>
-        </w:rPr>
-        <w:t>Injected | Raw | Bias | Adjusted | Error</w:t>
-      </w:r>
-    </w:p>
-    <w:p>
-      <w:r>
-        <w:rPr>
-          <w:sz w:val="18"/>
-        </w:rPr>
-        <w:t>+30% | +23.91% | -3.48% | +27.39% | -2.61 pts</w:t>
-      </w:r>
-    </w:p>
-    <w:p>
-      <w:r>
-        <w:rPr>
-          <w:sz w:val="18"/>
-        </w:rPr>
-        <w:t>+20% | +14.38% | -3.48% | +17.86% | -2.14 pts</w:t>
-      </w:r>
-    </w:p>
-    <w:p>
-      <w:r>
-        <w:rPr>
-          <w:sz w:val="18"/>
-        </w:rPr>
-        <w:t>+10% | +4.85% | -3.48% | +8.33% | -1.67 pts</w:t>
-      </w:r>
-    </w:p>
-    <w:p>
-      <w:r>
-        <w:rPr>
-          <w:sz w:val="18"/>
-        </w:rPr>
-        <w:t>+5% | +0.08% | -3.48% | +3.56% | -1.44 pts</w:t>
-      </w:r>
-    </w:p>
-    <w:p>
-      <w:r>
-        <w:rPr>
-          <w:sz w:val="18"/>
-        </w:rPr>
-        <w:t>+0% | -4.68% | -3.48% | -1.20% | -1.20 pts</w:t>
-      </w:r>
-    </w:p>
+    <w:tbl>
+      <w:tblPr>
+        <w:tblW w:type="auto" w:w="0"/>
+        <w:jc w:val="left"/>
+        <w:tblLayout w:type="fixed"/>
+        <w:tblLook w:firstColumn="1" w:firstRow="1" w:lastColumn="0" w:lastRow="0" w:noHBand="0" w:noVBand="1" w:val="04A0"/>
+        <w:tblLayout w:type="fixed"/>
+        <w:tblBorders>
+          <w:top w:val="single" w:sz="6" w:color="D6DEE6"/>
+          <w:bottom w:val="single" w:sz="6" w:color="D6DEE6"/>
+          <w:insideH w:val="single" w:sz="6" w:color="D6DEE6"/>
+          <w:left w:val="none"/>
+          <w:right w:val="none"/>
+          <w:insideV w:val="none"/>
+        </w:tblBorders>
+      </w:tblPr>
+      <w:tblGrid>
+        <w:gridCol w:w="3810"/>
+        <w:gridCol w:w="5261"/>
+      </w:tblGrid>
+      <w:tr>
+        <w:tc>
+          <w:tcPr>
+            <w:tcW w:type="dxa" w:w="3810"/>
+            <w:shd w:val="clear" w:color="auto" w:fill="EEF3F7"/>
+          </w:tcPr>
+          <w:p>
+            <w:pPr>
+              <w:spacing w:after="40"/>
+            </w:pPr>
+            <w:r>
+              <w:rPr>
+                <w:rFonts w:ascii="Arial" w:hAnsi="Arial"/>
+                <w:b/>
+                <w:color w:val="1F4E79"/>
+                <w:sz w:val="18"/>
+              </w:rPr>
+            </w:r>
+          </w:p>
+        </w:tc>
+        <w:tc>
+          <w:tcPr>
+            <w:tcW w:type="dxa" w:w="5261"/>
+            <w:shd w:val="clear" w:color="auto" w:fill="EEF3F7"/>
+          </w:tcPr>
+          <w:p>
+            <w:pPr>
+              <w:spacing w:after="40"/>
+            </w:pPr>
+            <w:r>
+              <w:rPr>
+                <w:rFonts w:ascii="Arial" w:hAnsi="Arial"/>
+                <w:b/>
+                <w:color w:val="1F4E79"/>
+                <w:sz w:val="18"/>
+              </w:rPr>
+            </w:r>
+          </w:p>
+        </w:tc>
+      </w:tr>
+      <w:tr>
+        <w:tc>
+          <w:tcPr>
+            <w:tcW w:type="dxa" w:w="3810"/>
+          </w:tcPr>
+          <w:p>
+            <w:pPr>
+              <w:spacing w:after="40"/>
+            </w:pPr>
+            <w:r>
+              <w:rPr>
+                <w:sz w:val="18"/>
+              </w:rPr>
+              <w:t>Method</w:t>
+            </w:r>
+          </w:p>
+        </w:tc>
+        <w:tc>
+          <w:tcPr>
+            <w:tcW w:type="dxa" w:w="5261"/>
+          </w:tcPr>
+          <w:p>
+            <w:pPr>
+              <w:spacing w:after="40"/>
+            </w:pPr>
+            <w:r>
+              <w:rPr>
+                <w:sz w:val="18"/>
+              </w:rPr>
+              <w:t>Synthetic control with non-negative weights summing to one, fitted on 56 pre-period days; CUPED variance reduction; a permutation placebo across donor sites for the p-value; and a placebo-in-time run for the estimator's own bias.</w:t>
+            </w:r>
+          </w:p>
+        </w:tc>
+      </w:tr>
+      <w:tr>
+        <w:tc>
+          <w:tcPr>
+            <w:tcW w:type="dxa" w:w="3810"/>
+          </w:tcPr>
+          <w:p>
+            <w:pPr>
+              <w:spacing w:after="40"/>
+            </w:pPr>
+            <w:r>
+              <w:rPr>
+                <w:sz w:val="18"/>
+              </w:rPr>
+              <w:t>Tolerance</w:t>
+            </w:r>
+          </w:p>
+        </w:tc>
+        <w:tc>
+          <w:tcPr>
+            <w:tcW w:type="dxa" w:w="5261"/>
+          </w:tcPr>
+          <w:p>
+            <w:pPr>
+              <w:spacing w:after="40"/>
+            </w:pPr>
+            <w:r>
+              <w:rPr>
+                <w:sz w:val="18"/>
+              </w:rPr>
+              <w:t>5 percentage points</w:t>
+            </w:r>
+          </w:p>
+        </w:tc>
+      </w:tr>
+      <w:tr>
+        <w:tc>
+          <w:tcPr>
+            <w:tcW w:type="dxa" w:w="3810"/>
+          </w:tcPr>
+          <w:p>
+            <w:pPr>
+              <w:spacing w:after="40"/>
+            </w:pPr>
+            <w:r>
+              <w:rPr>
+                <w:sz w:val="18"/>
+              </w:rPr>
+              <w:t>Result</w:t>
+            </w:r>
+          </w:p>
+        </w:tc>
+        <w:tc>
+          <w:tcPr>
+            <w:tcW w:type="dxa" w:w="5261"/>
+          </w:tcPr>
+          <w:p>
+            <w:pPr>
+              <w:spacing w:after="40"/>
+            </w:pPr>
+            <w:r>
+              <w:rPr>
+                <w:b/>
+                <w:sz w:val="18"/>
+              </w:rPr>
+              <w:t>all 5 recovery checks inside tolerance</w:t>
+            </w:r>
+            <w:r>
+              <w:rPr>
+                <w:sz w:val="18"/>
+              </w:rPr>
+              <w:t>, worst error 2.61 points</w:t>
+            </w:r>
+          </w:p>
+        </w:tc>
+      </w:tr>
+    </w:tbl>
+    <w:p/>
+    <w:tbl>
+      <w:tblPr>
+        <w:tblW w:type="auto" w:w="0"/>
+        <w:jc w:val="left"/>
+        <w:tblLayout w:type="fixed"/>
+        <w:tblLook w:firstColumn="1" w:firstRow="1" w:lastColumn="0" w:lastRow="0" w:noHBand="0" w:noVBand="1" w:val="04A0"/>
+        <w:tblLayout w:type="fixed"/>
+        <w:tblBorders>
+          <w:top w:val="single" w:sz="6" w:color="D6DEE6"/>
+          <w:bottom w:val="single" w:sz="6" w:color="D6DEE6"/>
+          <w:insideH w:val="single" w:sz="6" w:color="D6DEE6"/>
+          <w:left w:val="none"/>
+          <w:right w:val="none"/>
+          <w:insideV w:val="none"/>
+        </w:tblBorders>
+      </w:tblPr>
+      <w:tblGrid>
+        <w:gridCol w:w="3628"/>
+        <w:gridCol w:w="1361"/>
+        <w:gridCol w:w="1361"/>
+        <w:gridCol w:w="1361"/>
+        <w:gridCol w:w="1361"/>
+      </w:tblGrid>
+      <w:tr>
+        <w:tc>
+          <w:tcPr>
+            <w:tcW w:type="dxa" w:w="3628"/>
+            <w:shd w:val="clear" w:color="auto" w:fill="EEF3F7"/>
+          </w:tcPr>
+          <w:p>
+            <w:pPr>
+              <w:spacing w:after="40"/>
+            </w:pPr>
+            <w:r>
+              <w:rPr>
+                <w:rFonts w:ascii="Arial" w:hAnsi="Arial"/>
+                <w:b/>
+                <w:color w:val="1F4E79"/>
+                <w:sz w:val="18"/>
+              </w:rPr>
+              <w:t>Injected</w:t>
+            </w:r>
+          </w:p>
+        </w:tc>
+        <w:tc>
+          <w:tcPr>
+            <w:tcW w:type="dxa" w:w="1361"/>
+            <w:shd w:val="clear" w:color="auto" w:fill="EEF3F7"/>
+          </w:tcPr>
+          <w:p>
+            <w:pPr>
+              <w:spacing w:after="40"/>
+            </w:pPr>
+            <w:r>
+              <w:rPr>
+                <w:rFonts w:ascii="Arial" w:hAnsi="Arial"/>
+                <w:b/>
+                <w:color w:val="1F4E79"/>
+                <w:sz w:val="18"/>
+              </w:rPr>
+              <w:t>Raw</w:t>
+            </w:r>
+          </w:p>
+        </w:tc>
+        <w:tc>
+          <w:tcPr>
+            <w:tcW w:type="dxa" w:w="1361"/>
+            <w:shd w:val="clear" w:color="auto" w:fill="EEF3F7"/>
+          </w:tcPr>
+          <w:p>
+            <w:pPr>
+              <w:spacing w:after="40"/>
+            </w:pPr>
+            <w:r>
+              <w:rPr>
+                <w:rFonts w:ascii="Arial" w:hAnsi="Arial"/>
+                <w:b/>
+                <w:color w:val="1F4E79"/>
+                <w:sz w:val="18"/>
+              </w:rPr>
+              <w:t>Bias</w:t>
+            </w:r>
+          </w:p>
+        </w:tc>
+        <w:tc>
+          <w:tcPr>
+            <w:tcW w:type="dxa" w:w="1361"/>
+            <w:shd w:val="clear" w:color="auto" w:fill="EEF3F7"/>
+          </w:tcPr>
+          <w:p>
+            <w:pPr>
+              <w:spacing w:after="40"/>
+            </w:pPr>
+            <w:r>
+              <w:rPr>
+                <w:rFonts w:ascii="Arial" w:hAnsi="Arial"/>
+                <w:b/>
+                <w:color w:val="1F4E79"/>
+                <w:sz w:val="18"/>
+              </w:rPr>
+              <w:t>Adjusted</w:t>
+            </w:r>
+          </w:p>
+        </w:tc>
+        <w:tc>
+          <w:tcPr>
+            <w:tcW w:type="dxa" w:w="1361"/>
+            <w:shd w:val="clear" w:color="auto" w:fill="EEF3F7"/>
+          </w:tcPr>
+          <w:p>
+            <w:pPr>
+              <w:spacing w:after="40"/>
+            </w:pPr>
+            <w:r>
+              <w:rPr>
+                <w:rFonts w:ascii="Arial" w:hAnsi="Arial"/>
+                <w:b/>
+                <w:color w:val="1F4E79"/>
+                <w:sz w:val="18"/>
+              </w:rPr>
+              <w:t>Error</w:t>
+            </w:r>
+          </w:p>
+        </w:tc>
+      </w:tr>
+      <w:tr>
+        <w:tc>
+          <w:tcPr>
+            <w:tcW w:type="dxa" w:w="3628"/>
+          </w:tcPr>
+          <w:p>
+            <w:pPr>
+              <w:spacing w:after="40"/>
+              <w:jc w:val="right"/>
+            </w:pPr>
+            <w:r>
+              <w:rPr>
+                <w:sz w:val="18"/>
+              </w:rPr>
+              <w:t>+30%</w:t>
+            </w:r>
+          </w:p>
+        </w:tc>
+        <w:tc>
+          <w:tcPr>
+            <w:tcW w:type="dxa" w:w="1361"/>
+          </w:tcPr>
+          <w:p>
+            <w:pPr>
+              <w:spacing w:after="40"/>
+              <w:jc w:val="right"/>
+            </w:pPr>
+            <w:r>
+              <w:rPr>
+                <w:sz w:val="18"/>
+              </w:rPr>
+              <w:t>+23.91%</w:t>
+            </w:r>
+          </w:p>
+        </w:tc>
+        <w:tc>
+          <w:tcPr>
+            <w:tcW w:type="dxa" w:w="1361"/>
+          </w:tcPr>
+          <w:p>
+            <w:pPr>
+              <w:spacing w:after="40"/>
+              <w:jc w:val="right"/>
+            </w:pPr>
+            <w:r>
+              <w:rPr>
+                <w:sz w:val="18"/>
+              </w:rPr>
+              <w:t>-3.48%</w:t>
+            </w:r>
+          </w:p>
+        </w:tc>
+        <w:tc>
+          <w:tcPr>
+            <w:tcW w:type="dxa" w:w="1361"/>
+          </w:tcPr>
+          <w:p>
+            <w:pPr>
+              <w:spacing w:after="40"/>
+              <w:jc w:val="right"/>
+            </w:pPr>
+            <w:r>
+              <w:rPr>
+                <w:sz w:val="18"/>
+              </w:rPr>
+              <w:t>+27.39%</w:t>
+            </w:r>
+          </w:p>
+        </w:tc>
+        <w:tc>
+          <w:tcPr>
+            <w:tcW w:type="dxa" w:w="1361"/>
+          </w:tcPr>
+          <w:p>
+            <w:pPr>
+              <w:spacing w:after="40"/>
+              <w:jc w:val="right"/>
+            </w:pPr>
+            <w:r>
+              <w:rPr>
+                <w:sz w:val="18"/>
+              </w:rPr>
+              <w:t>-2.61 pts</w:t>
+            </w:r>
+          </w:p>
+        </w:tc>
+      </w:tr>
+      <w:tr>
+        <w:tc>
+          <w:tcPr>
+            <w:tcW w:type="dxa" w:w="3628"/>
+          </w:tcPr>
+          <w:p>
+            <w:pPr>
+              <w:spacing w:after="40"/>
+              <w:jc w:val="right"/>
+            </w:pPr>
+            <w:r>
+              <w:rPr>
+                <w:sz w:val="18"/>
+              </w:rPr>
+              <w:t>+20%</w:t>
+            </w:r>
+          </w:p>
+        </w:tc>
+        <w:tc>
+          <w:tcPr>
+            <w:tcW w:type="dxa" w:w="1361"/>
+          </w:tcPr>
+          <w:p>
+            <w:pPr>
+              <w:spacing w:after="40"/>
+              <w:jc w:val="right"/>
+            </w:pPr>
+            <w:r>
+              <w:rPr>
+                <w:sz w:val="18"/>
+              </w:rPr>
+              <w:t>+14.38%</w:t>
+            </w:r>
+          </w:p>
+        </w:tc>
+        <w:tc>
+          <w:tcPr>
+            <w:tcW w:type="dxa" w:w="1361"/>
+          </w:tcPr>
+          <w:p>
+            <w:pPr>
+              <w:spacing w:after="40"/>
+              <w:jc w:val="right"/>
+            </w:pPr>
+            <w:r>
+              <w:rPr>
+                <w:sz w:val="18"/>
+              </w:rPr>
+              <w:t>-3.48%</w:t>
+            </w:r>
+          </w:p>
+        </w:tc>
+        <w:tc>
+          <w:tcPr>
+            <w:tcW w:type="dxa" w:w="1361"/>
+          </w:tcPr>
+          <w:p>
+            <w:pPr>
+              <w:spacing w:after="40"/>
+              <w:jc w:val="right"/>
+            </w:pPr>
+            <w:r>
+              <w:rPr>
+                <w:sz w:val="18"/>
+              </w:rPr>
+              <w:t>+17.86%</w:t>
+            </w:r>
+          </w:p>
+        </w:tc>
+        <w:tc>
+          <w:tcPr>
+            <w:tcW w:type="dxa" w:w="1361"/>
+          </w:tcPr>
+          <w:p>
+            <w:pPr>
+              <w:spacing w:after="40"/>
+              <w:jc w:val="right"/>
+            </w:pPr>
+            <w:r>
+              <w:rPr>
+                <w:sz w:val="18"/>
+              </w:rPr>
+              <w:t>-2.14 pts</w:t>
+            </w:r>
+          </w:p>
+        </w:tc>
+      </w:tr>
+      <w:tr>
+        <w:tc>
+          <w:tcPr>
+            <w:tcW w:type="dxa" w:w="3628"/>
+          </w:tcPr>
+          <w:p>
+            <w:pPr>
+              <w:spacing w:after="40"/>
+              <w:jc w:val="right"/>
+            </w:pPr>
+            <w:r>
+              <w:rPr>
+                <w:sz w:val="18"/>
+              </w:rPr>
+              <w:t>+10%</w:t>
+            </w:r>
+          </w:p>
+        </w:tc>
+        <w:tc>
+          <w:tcPr>
+            <w:tcW w:type="dxa" w:w="1361"/>
+          </w:tcPr>
+          <w:p>
+            <w:pPr>
+              <w:spacing w:after="40"/>
+              <w:jc w:val="right"/>
+            </w:pPr>
+            <w:r>
+              <w:rPr>
+                <w:sz w:val="18"/>
+              </w:rPr>
+              <w:t>+4.85%</w:t>
+            </w:r>
+          </w:p>
+        </w:tc>
+        <w:tc>
+          <w:tcPr>
+            <w:tcW w:type="dxa" w:w="1361"/>
+          </w:tcPr>
+          <w:p>
+            <w:pPr>
+              <w:spacing w:after="40"/>
+              <w:jc w:val="right"/>
+            </w:pPr>
+            <w:r>
+              <w:rPr>
+                <w:sz w:val="18"/>
+              </w:rPr>
+              <w:t>-3.48%</w:t>
+            </w:r>
+          </w:p>
+        </w:tc>
+        <w:tc>
+          <w:tcPr>
+            <w:tcW w:type="dxa" w:w="1361"/>
+          </w:tcPr>
+          <w:p>
+            <w:pPr>
+              <w:spacing w:after="40"/>
+              <w:jc w:val="right"/>
+            </w:pPr>
+            <w:r>
+              <w:rPr>
+                <w:sz w:val="18"/>
+              </w:rPr>
+              <w:t>+8.33%</w:t>
+            </w:r>
+          </w:p>
+        </w:tc>
+        <w:tc>
+          <w:tcPr>
+            <w:tcW w:type="dxa" w:w="1361"/>
+          </w:tcPr>
+          <w:p>
+            <w:pPr>
+              <w:spacing w:after="40"/>
+              <w:jc w:val="right"/>
+            </w:pPr>
+            <w:r>
+              <w:rPr>
+                <w:sz w:val="18"/>
+              </w:rPr>
+              <w:t>-1.67 pts</w:t>
+            </w:r>
+          </w:p>
+        </w:tc>
+      </w:tr>
+      <w:tr>
+        <w:tc>
+          <w:tcPr>
+            <w:tcW w:type="dxa" w:w="3628"/>
+          </w:tcPr>
+          <w:p>
+            <w:pPr>
+              <w:spacing w:after="40"/>
+              <w:jc w:val="right"/>
+            </w:pPr>
+            <w:r>
+              <w:rPr>
+                <w:sz w:val="18"/>
+              </w:rPr>
+              <w:t>+5%</w:t>
+            </w:r>
+          </w:p>
+        </w:tc>
+        <w:tc>
+          <w:tcPr>
+            <w:tcW w:type="dxa" w:w="1361"/>
+          </w:tcPr>
+          <w:p>
+            <w:pPr>
+              <w:spacing w:after="40"/>
+              <w:jc w:val="right"/>
+            </w:pPr>
+            <w:r>
+              <w:rPr>
+                <w:sz w:val="18"/>
+              </w:rPr>
+              <w:t>+0.08%</w:t>
+            </w:r>
+          </w:p>
+        </w:tc>
+        <w:tc>
+          <w:tcPr>
+            <w:tcW w:type="dxa" w:w="1361"/>
+          </w:tcPr>
+          <w:p>
+            <w:pPr>
+              <w:spacing w:after="40"/>
+              <w:jc w:val="right"/>
+            </w:pPr>
+            <w:r>
+              <w:rPr>
+                <w:sz w:val="18"/>
+              </w:rPr>
+              <w:t>-3.48%</w:t>
+            </w:r>
+          </w:p>
+        </w:tc>
+        <w:tc>
+          <w:tcPr>
+            <w:tcW w:type="dxa" w:w="1361"/>
+          </w:tcPr>
+          <w:p>
+            <w:pPr>
+              <w:spacing w:after="40"/>
+              <w:jc w:val="right"/>
+            </w:pPr>
+            <w:r>
+              <w:rPr>
+                <w:sz w:val="18"/>
+              </w:rPr>
+              <w:t>+3.56%</w:t>
+            </w:r>
+          </w:p>
+        </w:tc>
+        <w:tc>
+          <w:tcPr>
+            <w:tcW w:type="dxa" w:w="1361"/>
+          </w:tcPr>
+          <w:p>
+            <w:pPr>
+              <w:spacing w:after="40"/>
+              <w:jc w:val="right"/>
+            </w:pPr>
+            <w:r>
+              <w:rPr>
+                <w:sz w:val="18"/>
+              </w:rPr>
+              <w:t>-1.44 pts</w:t>
+            </w:r>
+          </w:p>
+        </w:tc>
+      </w:tr>
+      <w:tr>
+        <w:tc>
+          <w:tcPr>
+            <w:tcW w:type="dxa" w:w="3628"/>
+          </w:tcPr>
+          <w:p>
+            <w:pPr>
+              <w:spacing w:after="40"/>
+              <w:jc w:val="right"/>
+            </w:pPr>
+            <w:r>
+              <w:rPr>
+                <w:sz w:val="18"/>
+              </w:rPr>
+              <w:t>+0%</w:t>
+            </w:r>
+          </w:p>
+        </w:tc>
+        <w:tc>
+          <w:tcPr>
+            <w:tcW w:type="dxa" w:w="1361"/>
+          </w:tcPr>
+          <w:p>
+            <w:pPr>
+              <w:spacing w:after="40"/>
+              <w:jc w:val="right"/>
+            </w:pPr>
+            <w:r>
+              <w:rPr>
+                <w:sz w:val="18"/>
+              </w:rPr>
+              <w:t>-4.68%</w:t>
+            </w:r>
+          </w:p>
+        </w:tc>
+        <w:tc>
+          <w:tcPr>
+            <w:tcW w:type="dxa" w:w="1361"/>
+          </w:tcPr>
+          <w:p>
+            <w:pPr>
+              <w:spacing w:after="40"/>
+              <w:jc w:val="right"/>
+            </w:pPr>
+            <w:r>
+              <w:rPr>
+                <w:sz w:val="18"/>
+              </w:rPr>
+              <w:t>-3.48%</w:t>
+            </w:r>
+          </w:p>
+        </w:tc>
+        <w:tc>
+          <w:tcPr>
+            <w:tcW w:type="dxa" w:w="1361"/>
+          </w:tcPr>
+          <w:p>
+            <w:pPr>
+              <w:spacing w:after="40"/>
+              <w:jc w:val="right"/>
+            </w:pPr>
+            <w:r>
+              <w:rPr>
+                <w:sz w:val="18"/>
+              </w:rPr>
+              <w:t>-1.20%</w:t>
+            </w:r>
+          </w:p>
+        </w:tc>
+        <w:tc>
+          <w:tcPr>
+            <w:tcW w:type="dxa" w:w="1361"/>
+          </w:tcPr>
+          <w:p>
+            <w:pPr>
+              <w:spacing w:after="40"/>
+              <w:jc w:val="right"/>
+            </w:pPr>
+            <w:r>
+              <w:rPr>
+                <w:sz w:val="18"/>
+              </w:rPr>
+              <w:t>-1.20 pts</w:t>
+            </w:r>
+          </w:p>
+        </w:tc>
+      </w:tr>
+    </w:tbl>
+    <w:p/>
     <w:p>
       <w:pPr>
         <w:pStyle w:val="Heading2"/>
@@ -316,86 +2015,732 @@
         <w:t>RFM quintiles over the point-of-sale sample, assigned by a decision list so the rules read in order rather than as overlapping sets. Stability is the share of customers keeping their segment across 25 bootstrap resamples.</w:t>
       </w:r>
     </w:p>
-    <w:p>
-      <w:r>
-        <w:rPr>
-          <w:sz w:val="18"/>
-        </w:rPr>
-        <w:t>Customers | 1,854</w:t>
-      </w:r>
-    </w:p>
-    <w:p>
-      <w:r>
-        <w:rPr>
-          <w:sz w:val="18"/>
-        </w:rPr>
-        <w:t>Bootstrap stability | **91.8%** keep their segment across 25 resamples</w:t>
-      </w:r>
-    </w:p>
-    <w:p>
-      <w:r>
-        <w:rPr>
-          <w:sz w:val="18"/>
-        </w:rPr>
-        <w:t>Segment | Customers | Revenue share | Customer share</w:t>
-      </w:r>
-    </w:p>
-    <w:p>
-      <w:r>
-        <w:rPr>
-          <w:sz w:val="18"/>
-        </w:rPr>
-        <w:t>Champions | 485 | 58.3% | 26.2%</w:t>
-      </w:r>
-    </w:p>
-    <w:p>
-      <w:r>
-        <w:rPr>
-          <w:sz w:val="18"/>
-        </w:rPr>
-        <w:t>Loyal | 257 | 17.7% | 13.9%</w:t>
-      </w:r>
-    </w:p>
-    <w:p>
-      <w:r>
-        <w:rPr>
-          <w:sz w:val="18"/>
-        </w:rPr>
-        <w:t>Hibernating | 497 | 7.6% | 26.8%</w:t>
-      </w:r>
-    </w:p>
-    <w:p>
-      <w:r>
-        <w:rPr>
-          <w:sz w:val="18"/>
-        </w:rPr>
-        <w:t>Promising | 225 | 4.9% | 12.1%</w:t>
-      </w:r>
-    </w:p>
-    <w:p>
-      <w:r>
-        <w:rPr>
-          <w:sz w:val="18"/>
-        </w:rPr>
-        <w:t>At risk | 147 | 4.6% | 7.9%</w:t>
-      </w:r>
-    </w:p>
-    <w:p>
-      <w:r>
-        <w:rPr>
-          <w:sz w:val="18"/>
-        </w:rPr>
-        <w:t>Occasional | 188 | 4.1% | 10.1%</w:t>
-      </w:r>
-    </w:p>
-    <w:p>
-      <w:r>
-        <w:rPr>
-          <w:sz w:val="18"/>
-        </w:rPr>
-        <w:t>Big spenders | 55 | 2.8% | 3.0%</w:t>
-      </w:r>
-    </w:p>
+    <w:tbl>
+      <w:tblPr>
+        <w:tblW w:type="auto" w:w="0"/>
+        <w:jc w:val="left"/>
+        <w:tblLayout w:type="fixed"/>
+        <w:tblLook w:firstColumn="1" w:firstRow="1" w:lastColumn="0" w:lastRow="0" w:noHBand="0" w:noVBand="1" w:val="04A0"/>
+        <w:tblLayout w:type="fixed"/>
+        <w:tblBorders>
+          <w:top w:val="single" w:sz="6" w:color="D6DEE6"/>
+          <w:bottom w:val="single" w:sz="6" w:color="D6DEE6"/>
+          <w:insideH w:val="single" w:sz="6" w:color="D6DEE6"/>
+          <w:left w:val="none"/>
+          <w:right w:val="none"/>
+          <w:insideV w:val="none"/>
+        </w:tblBorders>
+      </w:tblPr>
+      <w:tblGrid>
+        <w:gridCol w:w="3810"/>
+        <w:gridCol w:w="5261"/>
+      </w:tblGrid>
+      <w:tr>
+        <w:tc>
+          <w:tcPr>
+            <w:tcW w:type="dxa" w:w="3810"/>
+            <w:shd w:val="clear" w:color="auto" w:fill="EEF3F7"/>
+          </w:tcPr>
+          <w:p>
+            <w:pPr>
+              <w:spacing w:after="40"/>
+            </w:pPr>
+            <w:r>
+              <w:rPr>
+                <w:rFonts w:ascii="Arial" w:hAnsi="Arial"/>
+                <w:b/>
+                <w:color w:val="1F4E79"/>
+                <w:sz w:val="18"/>
+              </w:rPr>
+            </w:r>
+          </w:p>
+        </w:tc>
+        <w:tc>
+          <w:tcPr>
+            <w:tcW w:type="dxa" w:w="5261"/>
+            <w:shd w:val="clear" w:color="auto" w:fill="EEF3F7"/>
+          </w:tcPr>
+          <w:p>
+            <w:pPr>
+              <w:spacing w:after="40"/>
+            </w:pPr>
+            <w:r>
+              <w:rPr>
+                <w:rFonts w:ascii="Arial" w:hAnsi="Arial"/>
+                <w:b/>
+                <w:color w:val="1F4E79"/>
+                <w:sz w:val="18"/>
+              </w:rPr>
+            </w:r>
+          </w:p>
+        </w:tc>
+      </w:tr>
+      <w:tr>
+        <w:tc>
+          <w:tcPr>
+            <w:tcW w:type="dxa" w:w="3810"/>
+          </w:tcPr>
+          <w:p>
+            <w:pPr>
+              <w:spacing w:after="40"/>
+            </w:pPr>
+            <w:r>
+              <w:rPr>
+                <w:sz w:val="18"/>
+              </w:rPr>
+              <w:t>Customers</w:t>
+            </w:r>
+          </w:p>
+        </w:tc>
+        <w:tc>
+          <w:tcPr>
+            <w:tcW w:type="dxa" w:w="5261"/>
+          </w:tcPr>
+          <w:p>
+            <w:pPr>
+              <w:spacing w:after="40"/>
+            </w:pPr>
+            <w:r>
+              <w:rPr>
+                <w:sz w:val="18"/>
+              </w:rPr>
+              <w:t>1,854</w:t>
+            </w:r>
+          </w:p>
+        </w:tc>
+      </w:tr>
+      <w:tr>
+        <w:tc>
+          <w:tcPr>
+            <w:tcW w:type="dxa" w:w="3810"/>
+          </w:tcPr>
+          <w:p>
+            <w:pPr>
+              <w:spacing w:after="40"/>
+            </w:pPr>
+            <w:r>
+              <w:rPr>
+                <w:sz w:val="18"/>
+              </w:rPr>
+              <w:t>Bootstrap stability</w:t>
+            </w:r>
+          </w:p>
+        </w:tc>
+        <w:tc>
+          <w:tcPr>
+            <w:tcW w:type="dxa" w:w="5261"/>
+          </w:tcPr>
+          <w:p>
+            <w:pPr>
+              <w:spacing w:after="40"/>
+            </w:pPr>
+            <w:r>
+              <w:rPr>
+                <w:b/>
+                <w:sz w:val="18"/>
+              </w:rPr>
+              <w:t>91.8%</w:t>
+            </w:r>
+            <w:r>
+              <w:rPr>
+                <w:sz w:val="18"/>
+              </w:rPr>
+              <w:t xml:space="preserve"> keep their segment across 25 resamples</w:t>
+            </w:r>
+          </w:p>
+        </w:tc>
+      </w:tr>
+    </w:tbl>
+    <w:p/>
+    <w:tbl>
+      <w:tblPr>
+        <w:tblW w:type="auto" w:w="0"/>
+        <w:jc w:val="left"/>
+        <w:tblLayout w:type="fixed"/>
+        <w:tblLook w:firstColumn="1" w:firstRow="1" w:lastColumn="0" w:lastRow="0" w:noHBand="0" w:noVBand="1" w:val="04A0"/>
+        <w:tblLayout w:type="fixed"/>
+        <w:tblBorders>
+          <w:top w:val="single" w:sz="6" w:color="D6DEE6"/>
+          <w:bottom w:val="single" w:sz="6" w:color="D6DEE6"/>
+          <w:insideH w:val="single" w:sz="6" w:color="D6DEE6"/>
+          <w:left w:val="none"/>
+          <w:right w:val="none"/>
+          <w:insideV w:val="none"/>
+        </w:tblBorders>
+      </w:tblPr>
+      <w:tblGrid>
+        <w:gridCol w:w="3628"/>
+        <w:gridCol w:w="1814"/>
+        <w:gridCol w:w="1814"/>
+        <w:gridCol w:w="1814"/>
+      </w:tblGrid>
+      <w:tr>
+        <w:tc>
+          <w:tcPr>
+            <w:tcW w:type="dxa" w:w="3628"/>
+            <w:shd w:val="clear" w:color="auto" w:fill="EEF3F7"/>
+          </w:tcPr>
+          <w:p>
+            <w:pPr>
+              <w:spacing w:after="40"/>
+            </w:pPr>
+            <w:r>
+              <w:rPr>
+                <w:rFonts w:ascii="Arial" w:hAnsi="Arial"/>
+                <w:b/>
+                <w:color w:val="1F4E79"/>
+                <w:sz w:val="18"/>
+              </w:rPr>
+              <w:t>Segment</w:t>
+            </w:r>
+          </w:p>
+        </w:tc>
+        <w:tc>
+          <w:tcPr>
+            <w:tcW w:type="dxa" w:w="1814"/>
+            <w:shd w:val="clear" w:color="auto" w:fill="EEF3F7"/>
+          </w:tcPr>
+          <w:p>
+            <w:pPr>
+              <w:spacing w:after="40"/>
+            </w:pPr>
+            <w:r>
+              <w:rPr>
+                <w:rFonts w:ascii="Arial" w:hAnsi="Arial"/>
+                <w:b/>
+                <w:color w:val="1F4E79"/>
+                <w:sz w:val="18"/>
+              </w:rPr>
+              <w:t>Customers</w:t>
+            </w:r>
+          </w:p>
+        </w:tc>
+        <w:tc>
+          <w:tcPr>
+            <w:tcW w:type="dxa" w:w="1814"/>
+            <w:shd w:val="clear" w:color="auto" w:fill="EEF3F7"/>
+          </w:tcPr>
+          <w:p>
+            <w:pPr>
+              <w:spacing w:after="40"/>
+            </w:pPr>
+            <w:r>
+              <w:rPr>
+                <w:rFonts w:ascii="Arial" w:hAnsi="Arial"/>
+                <w:b/>
+                <w:color w:val="1F4E79"/>
+                <w:sz w:val="18"/>
+              </w:rPr>
+              <w:t>Revenue share</w:t>
+            </w:r>
+          </w:p>
+        </w:tc>
+        <w:tc>
+          <w:tcPr>
+            <w:tcW w:type="dxa" w:w="1814"/>
+            <w:shd w:val="clear" w:color="auto" w:fill="EEF3F7"/>
+          </w:tcPr>
+          <w:p>
+            <w:pPr>
+              <w:spacing w:after="40"/>
+            </w:pPr>
+            <w:r>
+              <w:rPr>
+                <w:rFonts w:ascii="Arial" w:hAnsi="Arial"/>
+                <w:b/>
+                <w:color w:val="1F4E79"/>
+                <w:sz w:val="18"/>
+              </w:rPr>
+              <w:t>Customer share</w:t>
+            </w:r>
+          </w:p>
+        </w:tc>
+      </w:tr>
+      <w:tr>
+        <w:tc>
+          <w:tcPr>
+            <w:tcW w:type="dxa" w:w="3628"/>
+          </w:tcPr>
+          <w:p>
+            <w:pPr>
+              <w:spacing w:after="40"/>
+            </w:pPr>
+            <w:r>
+              <w:rPr>
+                <w:sz w:val="18"/>
+              </w:rPr>
+              <w:t>Champions</w:t>
+            </w:r>
+          </w:p>
+        </w:tc>
+        <w:tc>
+          <w:tcPr>
+            <w:tcW w:type="dxa" w:w="1814"/>
+          </w:tcPr>
+          <w:p>
+            <w:pPr>
+              <w:spacing w:after="40"/>
+              <w:jc w:val="right"/>
+            </w:pPr>
+            <w:r>
+              <w:rPr>
+                <w:sz w:val="18"/>
+              </w:rPr>
+              <w:t>485</w:t>
+            </w:r>
+          </w:p>
+        </w:tc>
+        <w:tc>
+          <w:tcPr>
+            <w:tcW w:type="dxa" w:w="1814"/>
+          </w:tcPr>
+          <w:p>
+            <w:pPr>
+              <w:spacing w:after="40"/>
+              <w:jc w:val="right"/>
+            </w:pPr>
+            <w:r>
+              <w:rPr>
+                <w:sz w:val="18"/>
+              </w:rPr>
+              <w:t>58.3%</w:t>
+            </w:r>
+          </w:p>
+        </w:tc>
+        <w:tc>
+          <w:tcPr>
+            <w:tcW w:type="dxa" w:w="1814"/>
+          </w:tcPr>
+          <w:p>
+            <w:pPr>
+              <w:spacing w:after="40"/>
+              <w:jc w:val="right"/>
+            </w:pPr>
+            <w:r>
+              <w:rPr>
+                <w:sz w:val="18"/>
+              </w:rPr>
+              <w:t>26.2%</w:t>
+            </w:r>
+          </w:p>
+        </w:tc>
+      </w:tr>
+      <w:tr>
+        <w:tc>
+          <w:tcPr>
+            <w:tcW w:type="dxa" w:w="3628"/>
+          </w:tcPr>
+          <w:p>
+            <w:pPr>
+              <w:spacing w:after="40"/>
+            </w:pPr>
+            <w:r>
+              <w:rPr>
+                <w:sz w:val="18"/>
+              </w:rPr>
+              <w:t>Loyal</w:t>
+            </w:r>
+          </w:p>
+        </w:tc>
+        <w:tc>
+          <w:tcPr>
+            <w:tcW w:type="dxa" w:w="1814"/>
+          </w:tcPr>
+          <w:p>
+            <w:pPr>
+              <w:spacing w:after="40"/>
+              <w:jc w:val="right"/>
+            </w:pPr>
+            <w:r>
+              <w:rPr>
+                <w:sz w:val="18"/>
+              </w:rPr>
+              <w:t>257</w:t>
+            </w:r>
+          </w:p>
+        </w:tc>
+        <w:tc>
+          <w:tcPr>
+            <w:tcW w:type="dxa" w:w="1814"/>
+          </w:tcPr>
+          <w:p>
+            <w:pPr>
+              <w:spacing w:after="40"/>
+              <w:jc w:val="right"/>
+            </w:pPr>
+            <w:r>
+              <w:rPr>
+                <w:sz w:val="18"/>
+              </w:rPr>
+              <w:t>17.7%</w:t>
+            </w:r>
+          </w:p>
+        </w:tc>
+        <w:tc>
+          <w:tcPr>
+            <w:tcW w:type="dxa" w:w="1814"/>
+          </w:tcPr>
+          <w:p>
+            <w:pPr>
+              <w:spacing w:after="40"/>
+              <w:jc w:val="right"/>
+            </w:pPr>
+            <w:r>
+              <w:rPr>
+                <w:sz w:val="18"/>
+              </w:rPr>
+              <w:t>13.9%</w:t>
+            </w:r>
+          </w:p>
+        </w:tc>
+      </w:tr>
+      <w:tr>
+        <w:tc>
+          <w:tcPr>
+            <w:tcW w:type="dxa" w:w="3628"/>
+          </w:tcPr>
+          <w:p>
+            <w:pPr>
+              <w:spacing w:after="40"/>
+            </w:pPr>
+            <w:r>
+              <w:rPr>
+                <w:sz w:val="18"/>
+              </w:rPr>
+              <w:t>Hibernating</w:t>
+            </w:r>
+          </w:p>
+        </w:tc>
+        <w:tc>
+          <w:tcPr>
+            <w:tcW w:type="dxa" w:w="1814"/>
+          </w:tcPr>
+          <w:p>
+            <w:pPr>
+              <w:spacing w:after="40"/>
+              <w:jc w:val="right"/>
+            </w:pPr>
+            <w:r>
+              <w:rPr>
+                <w:sz w:val="18"/>
+              </w:rPr>
+              <w:t>497</w:t>
+            </w:r>
+          </w:p>
+        </w:tc>
+        <w:tc>
+          <w:tcPr>
+            <w:tcW w:type="dxa" w:w="1814"/>
+          </w:tcPr>
+          <w:p>
+            <w:pPr>
+              <w:spacing w:after="40"/>
+              <w:jc w:val="right"/>
+            </w:pPr>
+            <w:r>
+              <w:rPr>
+                <w:sz w:val="18"/>
+              </w:rPr>
+              <w:t>7.6%</w:t>
+            </w:r>
+          </w:p>
+        </w:tc>
+        <w:tc>
+          <w:tcPr>
+            <w:tcW w:type="dxa" w:w="1814"/>
+          </w:tcPr>
+          <w:p>
+            <w:pPr>
+              <w:spacing w:after="40"/>
+              <w:jc w:val="right"/>
+            </w:pPr>
+            <w:r>
+              <w:rPr>
+                <w:sz w:val="18"/>
+              </w:rPr>
+              <w:t>26.8%</w:t>
+            </w:r>
+          </w:p>
+        </w:tc>
+      </w:tr>
+      <w:tr>
+        <w:tc>
+          <w:tcPr>
+            <w:tcW w:type="dxa" w:w="3628"/>
+          </w:tcPr>
+          <w:p>
+            <w:pPr>
+              <w:spacing w:after="40"/>
+            </w:pPr>
+            <w:r>
+              <w:rPr>
+                <w:sz w:val="18"/>
+              </w:rPr>
+              <w:t>Promising</w:t>
+            </w:r>
+          </w:p>
+        </w:tc>
+        <w:tc>
+          <w:tcPr>
+            <w:tcW w:type="dxa" w:w="1814"/>
+          </w:tcPr>
+          <w:p>
+            <w:pPr>
+              <w:spacing w:after="40"/>
+              <w:jc w:val="right"/>
+            </w:pPr>
+            <w:r>
+              <w:rPr>
+                <w:sz w:val="18"/>
+              </w:rPr>
+              <w:t>225</w:t>
+            </w:r>
+          </w:p>
+        </w:tc>
+        <w:tc>
+          <w:tcPr>
+            <w:tcW w:type="dxa" w:w="1814"/>
+          </w:tcPr>
+          <w:p>
+            <w:pPr>
+              <w:spacing w:after="40"/>
+              <w:jc w:val="right"/>
+            </w:pPr>
+            <w:r>
+              <w:rPr>
+                <w:sz w:val="18"/>
+              </w:rPr>
+              <w:t>4.9%</w:t>
+            </w:r>
+          </w:p>
+        </w:tc>
+        <w:tc>
+          <w:tcPr>
+            <w:tcW w:type="dxa" w:w="1814"/>
+          </w:tcPr>
+          <w:p>
+            <w:pPr>
+              <w:spacing w:after="40"/>
+              <w:jc w:val="right"/>
+            </w:pPr>
+            <w:r>
+              <w:rPr>
+                <w:sz w:val="18"/>
+              </w:rPr>
+              <w:t>12.1%</w:t>
+            </w:r>
+          </w:p>
+        </w:tc>
+      </w:tr>
+      <w:tr>
+        <w:tc>
+          <w:tcPr>
+            <w:tcW w:type="dxa" w:w="3628"/>
+          </w:tcPr>
+          <w:p>
+            <w:pPr>
+              <w:spacing w:after="40"/>
+            </w:pPr>
+            <w:r>
+              <w:rPr>
+                <w:sz w:val="18"/>
+              </w:rPr>
+              <w:t>At risk</w:t>
+            </w:r>
+          </w:p>
+        </w:tc>
+        <w:tc>
+          <w:tcPr>
+            <w:tcW w:type="dxa" w:w="1814"/>
+          </w:tcPr>
+          <w:p>
+            <w:pPr>
+              <w:spacing w:after="40"/>
+              <w:jc w:val="right"/>
+            </w:pPr>
+            <w:r>
+              <w:rPr>
+                <w:sz w:val="18"/>
+              </w:rPr>
+              <w:t>147</w:t>
+            </w:r>
+          </w:p>
+        </w:tc>
+        <w:tc>
+          <w:tcPr>
+            <w:tcW w:type="dxa" w:w="1814"/>
+          </w:tcPr>
+          <w:p>
+            <w:pPr>
+              <w:spacing w:after="40"/>
+              <w:jc w:val="right"/>
+            </w:pPr>
+            <w:r>
+              <w:rPr>
+                <w:sz w:val="18"/>
+              </w:rPr>
+              <w:t>4.6%</w:t>
+            </w:r>
+          </w:p>
+        </w:tc>
+        <w:tc>
+          <w:tcPr>
+            <w:tcW w:type="dxa" w:w="1814"/>
+          </w:tcPr>
+          <w:p>
+            <w:pPr>
+              <w:spacing w:after="40"/>
+              <w:jc w:val="right"/>
+            </w:pPr>
+            <w:r>
+              <w:rPr>
+                <w:sz w:val="18"/>
+              </w:rPr>
+              <w:t>7.9%</w:t>
+            </w:r>
+          </w:p>
+        </w:tc>
+      </w:tr>
+      <w:tr>
+        <w:tc>
+          <w:tcPr>
+            <w:tcW w:type="dxa" w:w="3628"/>
+          </w:tcPr>
+          <w:p>
+            <w:pPr>
+              <w:spacing w:after="40"/>
+            </w:pPr>
+            <w:r>
+              <w:rPr>
+                <w:sz w:val="18"/>
+              </w:rPr>
+              <w:t>Occasional</w:t>
+            </w:r>
+          </w:p>
+        </w:tc>
+        <w:tc>
+          <w:tcPr>
+            <w:tcW w:type="dxa" w:w="1814"/>
+          </w:tcPr>
+          <w:p>
+            <w:pPr>
+              <w:spacing w:after="40"/>
+              <w:jc w:val="right"/>
+            </w:pPr>
+            <w:r>
+              <w:rPr>
+                <w:sz w:val="18"/>
+              </w:rPr>
+              <w:t>188</w:t>
+            </w:r>
+          </w:p>
+        </w:tc>
+        <w:tc>
+          <w:tcPr>
+            <w:tcW w:type="dxa" w:w="1814"/>
+          </w:tcPr>
+          <w:p>
+            <w:pPr>
+              <w:spacing w:after="40"/>
+              <w:jc w:val="right"/>
+            </w:pPr>
+            <w:r>
+              <w:rPr>
+                <w:sz w:val="18"/>
+              </w:rPr>
+              <w:t>4.1%</w:t>
+            </w:r>
+          </w:p>
+        </w:tc>
+        <w:tc>
+          <w:tcPr>
+            <w:tcW w:type="dxa" w:w="1814"/>
+          </w:tcPr>
+          <w:p>
+            <w:pPr>
+              <w:spacing w:after="40"/>
+              <w:jc w:val="right"/>
+            </w:pPr>
+            <w:r>
+              <w:rPr>
+                <w:sz w:val="18"/>
+              </w:rPr>
+              <w:t>10.1%</w:t>
+            </w:r>
+          </w:p>
+        </w:tc>
+      </w:tr>
+      <w:tr>
+        <w:tc>
+          <w:tcPr>
+            <w:tcW w:type="dxa" w:w="3628"/>
+          </w:tcPr>
+          <w:p>
+            <w:pPr>
+              <w:spacing w:after="40"/>
+            </w:pPr>
+            <w:r>
+              <w:rPr>
+                <w:sz w:val="18"/>
+              </w:rPr>
+              <w:t>Big spenders</w:t>
+            </w:r>
+          </w:p>
+        </w:tc>
+        <w:tc>
+          <w:tcPr>
+            <w:tcW w:type="dxa" w:w="1814"/>
+          </w:tcPr>
+          <w:p>
+            <w:pPr>
+              <w:spacing w:after="40"/>
+              <w:jc w:val="right"/>
+            </w:pPr>
+            <w:r>
+              <w:rPr>
+                <w:sz w:val="18"/>
+              </w:rPr>
+              <w:t>55</w:t>
+            </w:r>
+          </w:p>
+        </w:tc>
+        <w:tc>
+          <w:tcPr>
+            <w:tcW w:type="dxa" w:w="1814"/>
+          </w:tcPr>
+          <w:p>
+            <w:pPr>
+              <w:spacing w:after="40"/>
+              <w:jc w:val="right"/>
+            </w:pPr>
+            <w:r>
+              <w:rPr>
+                <w:sz w:val="18"/>
+              </w:rPr>
+              <w:t>2.8%</w:t>
+            </w:r>
+          </w:p>
+        </w:tc>
+        <w:tc>
+          <w:tcPr>
+            <w:tcW w:type="dxa" w:w="1814"/>
+          </w:tcPr>
+          <w:p>
+            <w:pPr>
+              <w:spacing w:after="40"/>
+              <w:jc w:val="right"/>
+            </w:pPr>
+            <w:r>
+              <w:rPr>
+                <w:sz w:val="18"/>
+              </w:rPr>
+              <w:t>3.0%</w:t>
+            </w:r>
+          </w:p>
+        </w:tc>
+      </w:tr>
+    </w:tbl>
+    <w:p/>
     <w:p>
       <w:r>
         <w:t>The response ceilings and saturation rates are structural assumptions, not fitted values: no promotion has run, so there is nothing to fit them to. Phase D's measured lift replaces them.</w:t>
@@ -419,78 +2764,515 @@
         <w:t>Ninety-day daypart demand: evening 242,655, midday 103,356, morning 111,317</w:t>
       </w:r>
     </w:p>
-    <w:p>
-      <w:r>
-        <w:rPr>
-          <w:sz w:val="18"/>
-        </w:rPr>
-        <w:t>Budget | Incremental visits | Per 1,000 AED</w:t>
-      </w:r>
-    </w:p>
-    <w:p>
-      <w:r>
-        <w:rPr>
-          <w:sz w:val="18"/>
-        </w:rPr>
-        <w:t>2,000 | 571 | 285.7</w:t>
-      </w:r>
-    </w:p>
-    <w:p>
-      <w:r>
-        <w:rPr>
-          <w:sz w:val="18"/>
-        </w:rPr>
-        <w:t>4,000 | 918 | 229.4</w:t>
-      </w:r>
-    </w:p>
-    <w:p>
-      <w:r>
-        <w:rPr>
-          <w:sz w:val="18"/>
-        </w:rPr>
-        <w:t>6,000 | 1,186 | 197.7</w:t>
-      </w:r>
-    </w:p>
-    <w:p>
-      <w:r>
-        <w:rPr>
-          <w:sz w:val="18"/>
-        </w:rPr>
-        <w:t>8,000 | 1,409 | 176.1</w:t>
-      </w:r>
-    </w:p>
-    <w:p>
-      <w:r>
-        <w:rPr>
-          <w:sz w:val="18"/>
-        </w:rPr>
-        <w:t>12,000 | 1,765 | 147.1</w:t>
-      </w:r>
-    </w:p>
-    <w:p>
-      <w:r>
-        <w:rPr>
-          <w:sz w:val="18"/>
-        </w:rPr>
-        <w:t>16,000 | 2,039 | 127.4</w:t>
-      </w:r>
-    </w:p>
-    <w:p>
-      <w:r>
-        <w:rPr>
-          <w:sz w:val="18"/>
-        </w:rPr>
-        <w:t>24,000 | 2,444 | 101.8</w:t>
-      </w:r>
-    </w:p>
-    <w:p>
-      <w:r>
-        <w:rPr>
-          <w:sz w:val="18"/>
-        </w:rPr>
-        <w:t>32,000 | 2,727 | 85.2</w:t>
-      </w:r>
-    </w:p>
+    <w:tbl>
+      <w:tblPr>
+        <w:tblW w:type="auto" w:w="0"/>
+        <w:jc w:val="left"/>
+        <w:tblLayout w:type="fixed"/>
+        <w:tblLook w:firstColumn="1" w:firstRow="1" w:lastColumn="0" w:lastRow="0" w:noHBand="0" w:noVBand="1" w:val="04A0"/>
+        <w:tblLayout w:type="fixed"/>
+        <w:tblBorders>
+          <w:top w:val="single" w:sz="6" w:color="D6DEE6"/>
+          <w:bottom w:val="single" w:sz="6" w:color="D6DEE6"/>
+          <w:insideH w:val="single" w:sz="6" w:color="D6DEE6"/>
+          <w:left w:val="none"/>
+          <w:right w:val="none"/>
+          <w:insideV w:val="none"/>
+        </w:tblBorders>
+      </w:tblPr>
+      <w:tblGrid>
+        <w:gridCol w:w="3628"/>
+        <w:gridCol w:w="2721"/>
+        <w:gridCol w:w="2721"/>
+      </w:tblGrid>
+      <w:tr>
+        <w:tc>
+          <w:tcPr>
+            <w:tcW w:type="dxa" w:w="3628"/>
+            <w:shd w:val="clear" w:color="auto" w:fill="EEF3F7"/>
+          </w:tcPr>
+          <w:p>
+            <w:pPr>
+              <w:spacing w:after="40"/>
+            </w:pPr>
+            <w:r>
+              <w:rPr>
+                <w:rFonts w:ascii="Arial" w:hAnsi="Arial"/>
+                <w:b/>
+                <w:color w:val="1F4E79"/>
+                <w:sz w:val="18"/>
+              </w:rPr>
+              <w:t>Budget</w:t>
+            </w:r>
+          </w:p>
+        </w:tc>
+        <w:tc>
+          <w:tcPr>
+            <w:tcW w:type="dxa" w:w="2721"/>
+            <w:shd w:val="clear" w:color="auto" w:fill="EEF3F7"/>
+          </w:tcPr>
+          <w:p>
+            <w:pPr>
+              <w:spacing w:after="40"/>
+            </w:pPr>
+            <w:r>
+              <w:rPr>
+                <w:rFonts w:ascii="Arial" w:hAnsi="Arial"/>
+                <w:b/>
+                <w:color w:val="1F4E79"/>
+                <w:sz w:val="18"/>
+              </w:rPr>
+              <w:t>Incremental visits</w:t>
+            </w:r>
+          </w:p>
+        </w:tc>
+        <w:tc>
+          <w:tcPr>
+            <w:tcW w:type="dxa" w:w="2721"/>
+            <w:shd w:val="clear" w:color="auto" w:fill="EEF3F7"/>
+          </w:tcPr>
+          <w:p>
+            <w:pPr>
+              <w:spacing w:after="40"/>
+            </w:pPr>
+            <w:r>
+              <w:rPr>
+                <w:rFonts w:ascii="Arial" w:hAnsi="Arial"/>
+                <w:b/>
+                <w:color w:val="1F4E79"/>
+                <w:sz w:val="18"/>
+              </w:rPr>
+              <w:t>Per 1,000 AED</w:t>
+            </w:r>
+          </w:p>
+        </w:tc>
+      </w:tr>
+      <w:tr>
+        <w:tc>
+          <w:tcPr>
+            <w:tcW w:type="dxa" w:w="3628"/>
+          </w:tcPr>
+          <w:p>
+            <w:pPr>
+              <w:spacing w:after="40"/>
+              <w:jc w:val="right"/>
+            </w:pPr>
+            <w:r>
+              <w:rPr>
+                <w:sz w:val="18"/>
+              </w:rPr>
+              <w:t>2,000</w:t>
+            </w:r>
+          </w:p>
+        </w:tc>
+        <w:tc>
+          <w:tcPr>
+            <w:tcW w:type="dxa" w:w="2721"/>
+          </w:tcPr>
+          <w:p>
+            <w:pPr>
+              <w:spacing w:after="40"/>
+              <w:jc w:val="right"/>
+            </w:pPr>
+            <w:r>
+              <w:rPr>
+                <w:sz w:val="18"/>
+              </w:rPr>
+              <w:t>571</w:t>
+            </w:r>
+          </w:p>
+        </w:tc>
+        <w:tc>
+          <w:tcPr>
+            <w:tcW w:type="dxa" w:w="2721"/>
+          </w:tcPr>
+          <w:p>
+            <w:pPr>
+              <w:spacing w:after="40"/>
+              <w:jc w:val="right"/>
+            </w:pPr>
+            <w:r>
+              <w:rPr>
+                <w:sz w:val="18"/>
+              </w:rPr>
+              <w:t>285.7</w:t>
+            </w:r>
+          </w:p>
+        </w:tc>
+      </w:tr>
+      <w:tr>
+        <w:tc>
+          <w:tcPr>
+            <w:tcW w:type="dxa" w:w="3628"/>
+          </w:tcPr>
+          <w:p>
+            <w:pPr>
+              <w:spacing w:after="40"/>
+              <w:jc w:val="right"/>
+            </w:pPr>
+            <w:r>
+              <w:rPr>
+                <w:sz w:val="18"/>
+              </w:rPr>
+              <w:t>4,000</w:t>
+            </w:r>
+          </w:p>
+        </w:tc>
+        <w:tc>
+          <w:tcPr>
+            <w:tcW w:type="dxa" w:w="2721"/>
+          </w:tcPr>
+          <w:p>
+            <w:pPr>
+              <w:spacing w:after="40"/>
+              <w:jc w:val="right"/>
+            </w:pPr>
+            <w:r>
+              <w:rPr>
+                <w:sz w:val="18"/>
+              </w:rPr>
+              <w:t>918</w:t>
+            </w:r>
+          </w:p>
+        </w:tc>
+        <w:tc>
+          <w:tcPr>
+            <w:tcW w:type="dxa" w:w="2721"/>
+          </w:tcPr>
+          <w:p>
+            <w:pPr>
+              <w:spacing w:after="40"/>
+              <w:jc w:val="right"/>
+            </w:pPr>
+            <w:r>
+              <w:rPr>
+                <w:sz w:val="18"/>
+              </w:rPr>
+              <w:t>229.4</w:t>
+            </w:r>
+          </w:p>
+        </w:tc>
+      </w:tr>
+      <w:tr>
+        <w:tc>
+          <w:tcPr>
+            <w:tcW w:type="dxa" w:w="3628"/>
+          </w:tcPr>
+          <w:p>
+            <w:pPr>
+              <w:spacing w:after="40"/>
+              <w:jc w:val="right"/>
+            </w:pPr>
+            <w:r>
+              <w:rPr>
+                <w:sz w:val="18"/>
+              </w:rPr>
+              <w:t>6,000</w:t>
+            </w:r>
+          </w:p>
+        </w:tc>
+        <w:tc>
+          <w:tcPr>
+            <w:tcW w:type="dxa" w:w="2721"/>
+          </w:tcPr>
+          <w:p>
+            <w:pPr>
+              <w:spacing w:after="40"/>
+              <w:jc w:val="right"/>
+            </w:pPr>
+            <w:r>
+              <w:rPr>
+                <w:sz w:val="18"/>
+              </w:rPr>
+              <w:t>1,186</w:t>
+            </w:r>
+          </w:p>
+        </w:tc>
+        <w:tc>
+          <w:tcPr>
+            <w:tcW w:type="dxa" w:w="2721"/>
+          </w:tcPr>
+          <w:p>
+            <w:pPr>
+              <w:spacing w:after="40"/>
+              <w:jc w:val="right"/>
+            </w:pPr>
+            <w:r>
+              <w:rPr>
+                <w:sz w:val="18"/>
+              </w:rPr>
+              <w:t>197.7</w:t>
+            </w:r>
+          </w:p>
+        </w:tc>
+      </w:tr>
+      <w:tr>
+        <w:tc>
+          <w:tcPr>
+            <w:tcW w:type="dxa" w:w="3628"/>
+          </w:tcPr>
+          <w:p>
+            <w:pPr>
+              <w:spacing w:after="40"/>
+              <w:jc w:val="right"/>
+            </w:pPr>
+            <w:r>
+              <w:rPr>
+                <w:sz w:val="18"/>
+              </w:rPr>
+              <w:t>8,000</w:t>
+            </w:r>
+          </w:p>
+        </w:tc>
+        <w:tc>
+          <w:tcPr>
+            <w:tcW w:type="dxa" w:w="2721"/>
+          </w:tcPr>
+          <w:p>
+            <w:pPr>
+              <w:spacing w:after="40"/>
+              <w:jc w:val="right"/>
+            </w:pPr>
+            <w:r>
+              <w:rPr>
+                <w:sz w:val="18"/>
+              </w:rPr>
+              <w:t>1,409</w:t>
+            </w:r>
+          </w:p>
+        </w:tc>
+        <w:tc>
+          <w:tcPr>
+            <w:tcW w:type="dxa" w:w="2721"/>
+          </w:tcPr>
+          <w:p>
+            <w:pPr>
+              <w:spacing w:after="40"/>
+              <w:jc w:val="right"/>
+            </w:pPr>
+            <w:r>
+              <w:rPr>
+                <w:sz w:val="18"/>
+              </w:rPr>
+              <w:t>176.1</w:t>
+            </w:r>
+          </w:p>
+        </w:tc>
+      </w:tr>
+      <w:tr>
+        <w:tc>
+          <w:tcPr>
+            <w:tcW w:type="dxa" w:w="3628"/>
+          </w:tcPr>
+          <w:p>
+            <w:pPr>
+              <w:spacing w:after="40"/>
+              <w:jc w:val="right"/>
+            </w:pPr>
+            <w:r>
+              <w:rPr>
+                <w:sz w:val="18"/>
+              </w:rPr>
+              <w:t>12,000</w:t>
+            </w:r>
+          </w:p>
+        </w:tc>
+        <w:tc>
+          <w:tcPr>
+            <w:tcW w:type="dxa" w:w="2721"/>
+          </w:tcPr>
+          <w:p>
+            <w:pPr>
+              <w:spacing w:after="40"/>
+              <w:jc w:val="right"/>
+            </w:pPr>
+            <w:r>
+              <w:rPr>
+                <w:sz w:val="18"/>
+              </w:rPr>
+              <w:t>1,765</w:t>
+            </w:r>
+          </w:p>
+        </w:tc>
+        <w:tc>
+          <w:tcPr>
+            <w:tcW w:type="dxa" w:w="2721"/>
+          </w:tcPr>
+          <w:p>
+            <w:pPr>
+              <w:spacing w:after="40"/>
+              <w:jc w:val="right"/>
+            </w:pPr>
+            <w:r>
+              <w:rPr>
+                <w:sz w:val="18"/>
+              </w:rPr>
+              <w:t>147.1</w:t>
+            </w:r>
+          </w:p>
+        </w:tc>
+      </w:tr>
+      <w:tr>
+        <w:tc>
+          <w:tcPr>
+            <w:tcW w:type="dxa" w:w="3628"/>
+          </w:tcPr>
+          <w:p>
+            <w:pPr>
+              <w:spacing w:after="40"/>
+              <w:jc w:val="right"/>
+            </w:pPr>
+            <w:r>
+              <w:rPr>
+                <w:sz w:val="18"/>
+              </w:rPr>
+              <w:t>16,000</w:t>
+            </w:r>
+          </w:p>
+        </w:tc>
+        <w:tc>
+          <w:tcPr>
+            <w:tcW w:type="dxa" w:w="2721"/>
+          </w:tcPr>
+          <w:p>
+            <w:pPr>
+              <w:spacing w:after="40"/>
+              <w:jc w:val="right"/>
+            </w:pPr>
+            <w:r>
+              <w:rPr>
+                <w:sz w:val="18"/>
+              </w:rPr>
+              <w:t>2,039</w:t>
+            </w:r>
+          </w:p>
+        </w:tc>
+        <w:tc>
+          <w:tcPr>
+            <w:tcW w:type="dxa" w:w="2721"/>
+          </w:tcPr>
+          <w:p>
+            <w:pPr>
+              <w:spacing w:after="40"/>
+              <w:jc w:val="right"/>
+            </w:pPr>
+            <w:r>
+              <w:rPr>
+                <w:sz w:val="18"/>
+              </w:rPr>
+              <w:t>127.4</w:t>
+            </w:r>
+          </w:p>
+        </w:tc>
+      </w:tr>
+      <w:tr>
+        <w:tc>
+          <w:tcPr>
+            <w:tcW w:type="dxa" w:w="3628"/>
+          </w:tcPr>
+          <w:p>
+            <w:pPr>
+              <w:spacing w:after="40"/>
+              <w:jc w:val="right"/>
+            </w:pPr>
+            <w:r>
+              <w:rPr>
+                <w:sz w:val="18"/>
+              </w:rPr>
+              <w:t>24,000</w:t>
+            </w:r>
+          </w:p>
+        </w:tc>
+        <w:tc>
+          <w:tcPr>
+            <w:tcW w:type="dxa" w:w="2721"/>
+          </w:tcPr>
+          <w:p>
+            <w:pPr>
+              <w:spacing w:after="40"/>
+              <w:jc w:val="right"/>
+            </w:pPr>
+            <w:r>
+              <w:rPr>
+                <w:sz w:val="18"/>
+              </w:rPr>
+              <w:t>2,444</w:t>
+            </w:r>
+          </w:p>
+        </w:tc>
+        <w:tc>
+          <w:tcPr>
+            <w:tcW w:type="dxa" w:w="2721"/>
+          </w:tcPr>
+          <w:p>
+            <w:pPr>
+              <w:spacing w:after="40"/>
+              <w:jc w:val="right"/>
+            </w:pPr>
+            <w:r>
+              <w:rPr>
+                <w:sz w:val="18"/>
+              </w:rPr>
+              <w:t>101.8</w:t>
+            </w:r>
+          </w:p>
+        </w:tc>
+      </w:tr>
+      <w:tr>
+        <w:tc>
+          <w:tcPr>
+            <w:tcW w:type="dxa" w:w="3628"/>
+          </w:tcPr>
+          <w:p>
+            <w:pPr>
+              <w:spacing w:after="40"/>
+              <w:jc w:val="right"/>
+            </w:pPr>
+            <w:r>
+              <w:rPr>
+                <w:sz w:val="18"/>
+              </w:rPr>
+              <w:t>32,000</w:t>
+            </w:r>
+          </w:p>
+        </w:tc>
+        <w:tc>
+          <w:tcPr>
+            <w:tcW w:type="dxa" w:w="2721"/>
+          </w:tcPr>
+          <w:p>
+            <w:pPr>
+              <w:spacing w:after="40"/>
+              <w:jc w:val="right"/>
+            </w:pPr>
+            <w:r>
+              <w:rPr>
+                <w:sz w:val="18"/>
+              </w:rPr>
+              <w:t>2,727</w:t>
+            </w:r>
+          </w:p>
+        </w:tc>
+        <w:tc>
+          <w:tcPr>
+            <w:tcW w:type="dxa" w:w="2721"/>
+          </w:tcPr>
+          <w:p>
+            <w:pPr>
+              <w:spacing w:after="40"/>
+              <w:jc w:val="right"/>
+            </w:pPr>
+            <w:r>
+              <w:rPr>
+                <w:sz w:val="18"/>
+              </w:rPr>
+              <w:t>85.2</w:t>
+            </w:r>
+          </w:p>
+        </w:tc>
+      </w:tr>
+    </w:tbl>
+    <w:p/>
     <w:p>
       <w:r>
         <w:t>Affinities and saturation rates are structural assumptions scaled by the forecast, not fitted elasticities. No promotion has run. Every response the allocator returns carries assumed=true, and an allocator presented as optimal on invented elasticities would be the most confident wrong thing in this application.</w:t>
@@ -504,62 +3286,484 @@
         <w:t>6. Brand and legal compliance</w:t>
       </w:r>
     </w:p>
-    <w:p>
-      <w:r>
-        <w:rPr>
-          <w:sz w:val="18"/>
-        </w:rPr>
-        <w:t>Method | Regex over NFKC-normalised text against the eleven rules in data/brand/sidra.yaml. Deterministic: a rule engine whose verdict depends on a model's mood cannot be audited. Three rule types — pattern, conditional (fires unless a qualifier is present) and presence (fires on something missing, such as an allergen statement).</w:t>
-      </w:r>
-    </w:p>
-    <w:p>
-      <w:r>
-        <w:rPr>
-          <w:sz w:val="18"/>
-        </w:rPr>
-        <w:t>Target recall | 90%</w:t>
-      </w:r>
-    </w:p>
-    <w:p>
-      <w:r>
-        <w:rPr>
-          <w:sz w:val="18"/>
-        </w:rPr>
-        <w:t>Worst recall across languages | **100%**</w:t>
-      </w:r>
-    </w:p>
-    <w:p>
-      <w:r>
-        <w:rPr>
-          <w:sz w:val="18"/>
-        </w:rPr>
-        <w:t>Language | Cases | Recall | Precision</w:t>
-      </w:r>
-    </w:p>
-    <w:p>
-      <w:r>
-        <w:rPr>
-          <w:sz w:val="18"/>
-        </w:rPr>
-        <w:t>en | 40 | 100% | 100%</w:t>
-      </w:r>
-    </w:p>
-    <w:p>
-      <w:r>
-        <w:rPr>
-          <w:sz w:val="18"/>
-        </w:rPr>
-        <w:t>ar | 10 | 100% | 100%</w:t>
-      </w:r>
-    </w:p>
-    <w:p>
-      <w:r>
-        <w:rPr>
-          <w:sz w:val="18"/>
-        </w:rPr>
-        <w:t>hi | 10 | 100% | 100%</w:t>
-      </w:r>
-    </w:p>
+    <w:tbl>
+      <w:tblPr>
+        <w:tblW w:type="auto" w:w="0"/>
+        <w:jc w:val="left"/>
+        <w:tblLayout w:type="fixed"/>
+        <w:tblLook w:firstColumn="1" w:firstRow="1" w:lastColumn="0" w:lastRow="0" w:noHBand="0" w:noVBand="1" w:val="04A0"/>
+        <w:tblLayout w:type="fixed"/>
+        <w:tblBorders>
+          <w:top w:val="single" w:sz="6" w:color="D6DEE6"/>
+          <w:bottom w:val="single" w:sz="6" w:color="D6DEE6"/>
+          <w:insideH w:val="single" w:sz="6" w:color="D6DEE6"/>
+          <w:left w:val="none"/>
+          <w:right w:val="none"/>
+          <w:insideV w:val="none"/>
+        </w:tblBorders>
+      </w:tblPr>
+      <w:tblGrid>
+        <w:gridCol w:w="3810"/>
+        <w:gridCol w:w="5261"/>
+      </w:tblGrid>
+      <w:tr>
+        <w:tc>
+          <w:tcPr>
+            <w:tcW w:type="dxa" w:w="3810"/>
+            <w:shd w:val="clear" w:color="auto" w:fill="EEF3F7"/>
+          </w:tcPr>
+          <w:p>
+            <w:pPr>
+              <w:spacing w:after="40"/>
+            </w:pPr>
+            <w:r>
+              <w:rPr>
+                <w:rFonts w:ascii="Arial" w:hAnsi="Arial"/>
+                <w:b/>
+                <w:color w:val="1F4E79"/>
+                <w:sz w:val="18"/>
+              </w:rPr>
+            </w:r>
+          </w:p>
+        </w:tc>
+        <w:tc>
+          <w:tcPr>
+            <w:tcW w:type="dxa" w:w="5261"/>
+            <w:shd w:val="clear" w:color="auto" w:fill="EEF3F7"/>
+          </w:tcPr>
+          <w:p>
+            <w:pPr>
+              <w:spacing w:after="40"/>
+            </w:pPr>
+            <w:r>
+              <w:rPr>
+                <w:rFonts w:ascii="Arial" w:hAnsi="Arial"/>
+                <w:b/>
+                <w:color w:val="1F4E79"/>
+                <w:sz w:val="18"/>
+              </w:rPr>
+            </w:r>
+          </w:p>
+        </w:tc>
+      </w:tr>
+      <w:tr>
+        <w:tc>
+          <w:tcPr>
+            <w:tcW w:type="dxa" w:w="3810"/>
+          </w:tcPr>
+          <w:p>
+            <w:pPr>
+              <w:spacing w:after="40"/>
+            </w:pPr>
+            <w:r>
+              <w:rPr>
+                <w:sz w:val="18"/>
+              </w:rPr>
+              <w:t>Method</w:t>
+            </w:r>
+          </w:p>
+        </w:tc>
+        <w:tc>
+          <w:tcPr>
+            <w:tcW w:type="dxa" w:w="5261"/>
+          </w:tcPr>
+          <w:p>
+            <w:pPr>
+              <w:spacing w:after="40"/>
+            </w:pPr>
+            <w:r>
+              <w:rPr>
+                <w:sz w:val="18"/>
+              </w:rPr>
+              <w:t>Regex over NFKC-normalised text against the eleven rules in data/brand/sidra.yaml. Deterministic: a rule engine whose verdict depends on a model's mood cannot be audited. Three rule types — pattern, conditional (fires unless a qualifier is present) and presence (fires on something missing, such as an allergen statement).</w:t>
+            </w:r>
+          </w:p>
+        </w:tc>
+      </w:tr>
+      <w:tr>
+        <w:tc>
+          <w:tcPr>
+            <w:tcW w:type="dxa" w:w="3810"/>
+          </w:tcPr>
+          <w:p>
+            <w:pPr>
+              <w:spacing w:after="40"/>
+            </w:pPr>
+            <w:r>
+              <w:rPr>
+                <w:sz w:val="18"/>
+              </w:rPr>
+              <w:t>Target recall</w:t>
+            </w:r>
+          </w:p>
+        </w:tc>
+        <w:tc>
+          <w:tcPr>
+            <w:tcW w:type="dxa" w:w="5261"/>
+          </w:tcPr>
+          <w:p>
+            <w:pPr>
+              <w:spacing w:after="40"/>
+            </w:pPr>
+            <w:r>
+              <w:rPr>
+                <w:sz w:val="18"/>
+              </w:rPr>
+              <w:t>90%</w:t>
+            </w:r>
+          </w:p>
+        </w:tc>
+      </w:tr>
+      <w:tr>
+        <w:tc>
+          <w:tcPr>
+            <w:tcW w:type="dxa" w:w="3810"/>
+          </w:tcPr>
+          <w:p>
+            <w:pPr>
+              <w:spacing w:after="40"/>
+            </w:pPr>
+            <w:r>
+              <w:rPr>
+                <w:sz w:val="18"/>
+              </w:rPr>
+              <w:t>Worst recall across languages</w:t>
+            </w:r>
+          </w:p>
+        </w:tc>
+        <w:tc>
+          <w:tcPr>
+            <w:tcW w:type="dxa" w:w="5261"/>
+          </w:tcPr>
+          <w:p>
+            <w:pPr>
+              <w:spacing w:after="40"/>
+            </w:pPr>
+            <w:r>
+              <w:rPr>
+                <w:b/>
+                <w:sz w:val="18"/>
+              </w:rPr>
+              <w:t>100%</w:t>
+            </w:r>
+          </w:p>
+        </w:tc>
+      </w:tr>
+    </w:tbl>
+    <w:p/>
+    <w:tbl>
+      <w:tblPr>
+        <w:tblW w:type="auto" w:w="0"/>
+        <w:jc w:val="left"/>
+        <w:tblLayout w:type="fixed"/>
+        <w:tblLook w:firstColumn="1" w:firstRow="1" w:lastColumn="0" w:lastRow="0" w:noHBand="0" w:noVBand="1" w:val="04A0"/>
+        <w:tblLayout w:type="fixed"/>
+        <w:tblBorders>
+          <w:top w:val="single" w:sz="6" w:color="D6DEE6"/>
+          <w:bottom w:val="single" w:sz="6" w:color="D6DEE6"/>
+          <w:insideH w:val="single" w:sz="6" w:color="D6DEE6"/>
+          <w:left w:val="none"/>
+          <w:right w:val="none"/>
+          <w:insideV w:val="none"/>
+        </w:tblBorders>
+      </w:tblPr>
+      <w:tblGrid>
+        <w:gridCol w:w="3628"/>
+        <w:gridCol w:w="1814"/>
+        <w:gridCol w:w="1814"/>
+        <w:gridCol w:w="1814"/>
+      </w:tblGrid>
+      <w:tr>
+        <w:tc>
+          <w:tcPr>
+            <w:tcW w:type="dxa" w:w="3628"/>
+            <w:shd w:val="clear" w:color="auto" w:fill="EEF3F7"/>
+          </w:tcPr>
+          <w:p>
+            <w:pPr>
+              <w:spacing w:after="40"/>
+            </w:pPr>
+            <w:r>
+              <w:rPr>
+                <w:rFonts w:ascii="Arial" w:hAnsi="Arial"/>
+                <w:b/>
+                <w:color w:val="1F4E79"/>
+                <w:sz w:val="18"/>
+              </w:rPr>
+              <w:t>Language</w:t>
+            </w:r>
+          </w:p>
+        </w:tc>
+        <w:tc>
+          <w:tcPr>
+            <w:tcW w:type="dxa" w:w="1814"/>
+            <w:shd w:val="clear" w:color="auto" w:fill="EEF3F7"/>
+          </w:tcPr>
+          <w:p>
+            <w:pPr>
+              <w:spacing w:after="40"/>
+            </w:pPr>
+            <w:r>
+              <w:rPr>
+                <w:rFonts w:ascii="Arial" w:hAnsi="Arial"/>
+                <w:b/>
+                <w:color w:val="1F4E79"/>
+                <w:sz w:val="18"/>
+              </w:rPr>
+              <w:t>Cases</w:t>
+            </w:r>
+          </w:p>
+        </w:tc>
+        <w:tc>
+          <w:tcPr>
+            <w:tcW w:type="dxa" w:w="1814"/>
+            <w:shd w:val="clear" w:color="auto" w:fill="EEF3F7"/>
+          </w:tcPr>
+          <w:p>
+            <w:pPr>
+              <w:spacing w:after="40"/>
+            </w:pPr>
+            <w:r>
+              <w:rPr>
+                <w:rFonts w:ascii="Arial" w:hAnsi="Arial"/>
+                <w:b/>
+                <w:color w:val="1F4E79"/>
+                <w:sz w:val="18"/>
+              </w:rPr>
+              <w:t>Recall</w:t>
+            </w:r>
+          </w:p>
+        </w:tc>
+        <w:tc>
+          <w:tcPr>
+            <w:tcW w:type="dxa" w:w="1814"/>
+            <w:shd w:val="clear" w:color="auto" w:fill="EEF3F7"/>
+          </w:tcPr>
+          <w:p>
+            <w:pPr>
+              <w:spacing w:after="40"/>
+            </w:pPr>
+            <w:r>
+              <w:rPr>
+                <w:rFonts w:ascii="Arial" w:hAnsi="Arial"/>
+                <w:b/>
+                <w:color w:val="1F4E79"/>
+                <w:sz w:val="18"/>
+              </w:rPr>
+              <w:t>Precision</w:t>
+            </w:r>
+          </w:p>
+        </w:tc>
+      </w:tr>
+      <w:tr>
+        <w:tc>
+          <w:tcPr>
+            <w:tcW w:type="dxa" w:w="3628"/>
+          </w:tcPr>
+          <w:p>
+            <w:pPr>
+              <w:spacing w:after="40"/>
+            </w:pPr>
+            <w:r>
+              <w:rPr>
+                <w:sz w:val="18"/>
+              </w:rPr>
+              <w:t>en</w:t>
+            </w:r>
+          </w:p>
+        </w:tc>
+        <w:tc>
+          <w:tcPr>
+            <w:tcW w:type="dxa" w:w="1814"/>
+          </w:tcPr>
+          <w:p>
+            <w:pPr>
+              <w:spacing w:after="40"/>
+              <w:jc w:val="right"/>
+            </w:pPr>
+            <w:r>
+              <w:rPr>
+                <w:sz w:val="18"/>
+              </w:rPr>
+              <w:t>40</w:t>
+            </w:r>
+          </w:p>
+        </w:tc>
+        <w:tc>
+          <w:tcPr>
+            <w:tcW w:type="dxa" w:w="1814"/>
+          </w:tcPr>
+          <w:p>
+            <w:pPr>
+              <w:spacing w:after="40"/>
+              <w:jc w:val="right"/>
+            </w:pPr>
+            <w:r>
+              <w:rPr>
+                <w:sz w:val="18"/>
+              </w:rPr>
+              <w:t>100%</w:t>
+            </w:r>
+          </w:p>
+        </w:tc>
+        <w:tc>
+          <w:tcPr>
+            <w:tcW w:type="dxa" w:w="1814"/>
+          </w:tcPr>
+          <w:p>
+            <w:pPr>
+              <w:spacing w:after="40"/>
+              <w:jc w:val="right"/>
+            </w:pPr>
+            <w:r>
+              <w:rPr>
+                <w:sz w:val="18"/>
+              </w:rPr>
+              <w:t>100%</w:t>
+            </w:r>
+          </w:p>
+        </w:tc>
+      </w:tr>
+      <w:tr>
+        <w:tc>
+          <w:tcPr>
+            <w:tcW w:type="dxa" w:w="3628"/>
+          </w:tcPr>
+          <w:p>
+            <w:pPr>
+              <w:spacing w:after="40"/>
+            </w:pPr>
+            <w:r>
+              <w:rPr>
+                <w:sz w:val="18"/>
+              </w:rPr>
+              <w:t>ar</w:t>
+            </w:r>
+          </w:p>
+        </w:tc>
+        <w:tc>
+          <w:tcPr>
+            <w:tcW w:type="dxa" w:w="1814"/>
+          </w:tcPr>
+          <w:p>
+            <w:pPr>
+              <w:spacing w:after="40"/>
+              <w:jc w:val="right"/>
+            </w:pPr>
+            <w:r>
+              <w:rPr>
+                <w:sz w:val="18"/>
+              </w:rPr>
+              <w:t>10</w:t>
+            </w:r>
+          </w:p>
+        </w:tc>
+        <w:tc>
+          <w:tcPr>
+            <w:tcW w:type="dxa" w:w="1814"/>
+          </w:tcPr>
+          <w:p>
+            <w:pPr>
+              <w:spacing w:after="40"/>
+              <w:jc w:val="right"/>
+            </w:pPr>
+            <w:r>
+              <w:rPr>
+                <w:sz w:val="18"/>
+              </w:rPr>
+              <w:t>100%</w:t>
+            </w:r>
+          </w:p>
+        </w:tc>
+        <w:tc>
+          <w:tcPr>
+            <w:tcW w:type="dxa" w:w="1814"/>
+          </w:tcPr>
+          <w:p>
+            <w:pPr>
+              <w:spacing w:after="40"/>
+              <w:jc w:val="right"/>
+            </w:pPr>
+            <w:r>
+              <w:rPr>
+                <w:sz w:val="18"/>
+              </w:rPr>
+              <w:t>100%</w:t>
+            </w:r>
+          </w:p>
+        </w:tc>
+      </w:tr>
+      <w:tr>
+        <w:tc>
+          <w:tcPr>
+            <w:tcW w:type="dxa" w:w="3628"/>
+          </w:tcPr>
+          <w:p>
+            <w:pPr>
+              <w:spacing w:after="40"/>
+            </w:pPr>
+            <w:r>
+              <w:rPr>
+                <w:sz w:val="18"/>
+              </w:rPr>
+              <w:t>hi</w:t>
+            </w:r>
+          </w:p>
+        </w:tc>
+        <w:tc>
+          <w:tcPr>
+            <w:tcW w:type="dxa" w:w="1814"/>
+          </w:tcPr>
+          <w:p>
+            <w:pPr>
+              <w:spacing w:after="40"/>
+              <w:jc w:val="right"/>
+            </w:pPr>
+            <w:r>
+              <w:rPr>
+                <w:sz w:val="18"/>
+              </w:rPr>
+              <w:t>10</w:t>
+            </w:r>
+          </w:p>
+        </w:tc>
+        <w:tc>
+          <w:tcPr>
+            <w:tcW w:type="dxa" w:w="1814"/>
+          </w:tcPr>
+          <w:p>
+            <w:pPr>
+              <w:spacing w:after="40"/>
+              <w:jc w:val="right"/>
+            </w:pPr>
+            <w:r>
+              <w:rPr>
+                <w:sz w:val="18"/>
+              </w:rPr>
+              <w:t>100%</w:t>
+            </w:r>
+          </w:p>
+        </w:tc>
+        <w:tc>
+          <w:tcPr>
+            <w:tcW w:type="dxa" w:w="1814"/>
+          </w:tcPr>
+          <w:p>
+            <w:pPr>
+              <w:spacing w:after="40"/>
+              <w:jc w:val="right"/>
+            </w:pPr>
+            <w:r>
+              <w:rPr>
+                <w:sz w:val="18"/>
+              </w:rPr>
+              <w:t>100%</w:t>
+            </w:r>
+          </w:p>
+        </w:tc>
+      </w:tr>
+    </w:tbl>
+    <w:p/>
     <w:p>
       <w:r>
         <w:t>Recall is reported per language and never blended. The rule set was written in English first and on the same violating creative caught six rules in English, four in Arabic and two in Hindi — for a UAE brand a real gap rather than a cosmetic one. Arabic and Hindi patterns were added and the gold set extended; a single blended number would have hidden the imbalance it was written to find.</w:t>
@@ -580,66 +3784,327 @@
     </w:p>
     <w:p>
       <w:r>
-        <w:t>Embedding model chosen by measurement, not preference. The property that matters</w:t>
+        <w:t xml:space="preserve">Embedding model chosen by measurement, not preference. The property that matters is the </w:t>
+      </w:r>
+      <w:r>
+        <w:rPr>
+          <w:b/>
+        </w:rPr>
+        <w:t>margin over an unrelated control</w:t>
+      </w:r>
+      <w:r>
+        <w:t xml:space="preserve"> — a raw similarity between a sentence and its translation is high under almost any model and means nothing alone.</w:t>
       </w:r>
     </w:p>
-    <w:p>
-      <w:r>
-        <w:t>is the **margin over an unrelated control** — a raw similarity between a sentence</w:t>
-      </w:r>
-    </w:p>
-    <w:p>
-      <w:r>
-        <w:t>and its translation is high under almost any model and means nothing alone.</w:t>
-      </w:r>
-    </w:p>
+    <w:tbl>
+      <w:tblPr>
+        <w:tblW w:type="auto" w:w="0"/>
+        <w:jc w:val="left"/>
+        <w:tblLayout w:type="fixed"/>
+        <w:tblLook w:firstColumn="1" w:firstRow="1" w:lastColumn="0" w:lastRow="0" w:noHBand="0" w:noVBand="1" w:val="04A0"/>
+        <w:tblLayout w:type="fixed"/>
+        <w:tblBorders>
+          <w:top w:val="single" w:sz="6" w:color="D6DEE6"/>
+          <w:bottom w:val="single" w:sz="6" w:color="D6DEE6"/>
+          <w:insideH w:val="single" w:sz="6" w:color="D6DEE6"/>
+          <w:left w:val="none"/>
+          <w:right w:val="none"/>
+          <w:insideV w:val="none"/>
+        </w:tblBorders>
+      </w:tblPr>
+      <w:tblGrid>
+        <w:gridCol w:w="3628"/>
+        <w:gridCol w:w="1361"/>
+        <w:gridCol w:w="1361"/>
+        <w:gridCol w:w="1361"/>
+        <w:gridCol w:w="1361"/>
+      </w:tblGrid>
+      <w:tr>
+        <w:tc>
+          <w:tcPr>
+            <w:tcW w:type="dxa" w:w="3628"/>
+            <w:shd w:val="clear" w:color="auto" w:fill="EEF3F7"/>
+          </w:tcPr>
+          <w:p>
+            <w:pPr>
+              <w:spacing w:after="40"/>
+            </w:pPr>
+            <w:r>
+              <w:rPr>
+                <w:rFonts w:ascii="Arial" w:hAnsi="Arial"/>
+                <w:b/>
+                <w:color w:val="1F4E79"/>
+                <w:sz w:val="18"/>
+              </w:rPr>
+              <w:t>Model</w:t>
+            </w:r>
+          </w:p>
+        </w:tc>
+        <w:tc>
+          <w:tcPr>
+            <w:tcW w:type="dxa" w:w="1361"/>
+            <w:shd w:val="clear" w:color="auto" w:fill="EEF3F7"/>
+          </w:tcPr>
+          <w:p>
+            <w:pPr>
+              <w:spacing w:after="40"/>
+            </w:pPr>
+            <w:r>
+              <w:rPr>
+                <w:rFonts w:ascii="Arial" w:hAnsi="Arial"/>
+                <w:b/>
+                <w:color w:val="1F4E79"/>
+                <w:sz w:val="18"/>
+              </w:rPr>
+              <w:t>dim</w:t>
+            </w:r>
+          </w:p>
+        </w:tc>
+        <w:tc>
+          <w:tcPr>
+            <w:tcW w:type="dxa" w:w="1361"/>
+            <w:shd w:val="clear" w:color="auto" w:fill="EEF3F7"/>
+          </w:tcPr>
+          <w:p>
+            <w:pPr>
+              <w:spacing w:after="40"/>
+            </w:pPr>
+            <w:r>
+              <w:rPr>
+                <w:rFonts w:ascii="Arial" w:hAnsi="Arial"/>
+                <w:b/>
+                <w:color w:val="1F4E79"/>
+                <w:sz w:val="18"/>
+              </w:rPr>
+              <w:t>Worst HI margin</w:t>
+            </w:r>
+          </w:p>
+        </w:tc>
+        <w:tc>
+          <w:tcPr>
+            <w:tcW w:type="dxa" w:w="1361"/>
+            <w:shd w:val="clear" w:color="auto" w:fill="EEF3F7"/>
+          </w:tcPr>
+          <w:p>
+            <w:pPr>
+              <w:spacing w:after="40"/>
+            </w:pPr>
+            <w:r>
+              <w:rPr>
+                <w:rFonts w:ascii="Arial" w:hAnsi="Arial"/>
+                <w:b/>
+                <w:color w:val="1F4E79"/>
+                <w:sz w:val="18"/>
+              </w:rPr>
+              <w:t>Worst AR margin</w:t>
+            </w:r>
+          </w:p>
+        </w:tc>
+        <w:tc>
+          <w:tcPr>
+            <w:tcW w:type="dxa" w:w="1361"/>
+            <w:shd w:val="clear" w:color="auto" w:fill="EEF3F7"/>
+          </w:tcPr>
+          <w:p>
+            <w:pPr>
+              <w:spacing w:after="40"/>
+            </w:pPr>
+            <w:r>
+              <w:rPr>
+                <w:rFonts w:ascii="Arial" w:hAnsi="Arial"/>
+                <w:b/>
+                <w:color w:val="1F4E79"/>
+                <w:sz w:val="18"/>
+              </w:rPr>
+              <w:t>Verdict</w:t>
+            </w:r>
+          </w:p>
+        </w:tc>
+      </w:tr>
+      <w:tr>
+        <w:tc>
+          <w:tcPr>
+            <w:tcW w:type="dxa" w:w="3628"/>
+          </w:tcPr>
+          <w:p>
+            <w:pPr>
+              <w:spacing w:after="40"/>
+            </w:pPr>
+            <w:r>
+              <w:rPr>
+                <w:sz w:val="18"/>
+              </w:rPr>
+              <w:t>bge-m3:567m</w:t>
+            </w:r>
+          </w:p>
+        </w:tc>
+        <w:tc>
+          <w:tcPr>
+            <w:tcW w:type="dxa" w:w="1361"/>
+          </w:tcPr>
+          <w:p>
+            <w:pPr>
+              <w:spacing w:after="40"/>
+              <w:jc w:val="right"/>
+            </w:pPr>
+            <w:r>
+              <w:rPr>
+                <w:sz w:val="18"/>
+              </w:rPr>
+              <w:t>1024</w:t>
+            </w:r>
+          </w:p>
+        </w:tc>
+        <w:tc>
+          <w:tcPr>
+            <w:tcW w:type="dxa" w:w="1361"/>
+          </w:tcPr>
+          <w:p>
+            <w:pPr>
+              <w:spacing w:after="40"/>
+              <w:jc w:val="right"/>
+            </w:pPr>
+            <w:r>
+              <w:rPr>
+                <w:sz w:val="18"/>
+              </w:rPr>
+              <w:t>+0.447</w:t>
+            </w:r>
+          </w:p>
+        </w:tc>
+        <w:tc>
+          <w:tcPr>
+            <w:tcW w:type="dxa" w:w="1361"/>
+          </w:tcPr>
+          <w:p>
+            <w:pPr>
+              <w:spacing w:after="40"/>
+              <w:jc w:val="right"/>
+            </w:pPr>
+            <w:r>
+              <w:rPr>
+                <w:sz w:val="18"/>
+              </w:rPr>
+              <w:t>+0.318</w:t>
+            </w:r>
+          </w:p>
+        </w:tc>
+        <w:tc>
+          <w:tcPr>
+            <w:tcW w:type="dxa" w:w="1361"/>
+          </w:tcPr>
+          <w:p>
+            <w:pPr>
+              <w:spacing w:after="40"/>
+            </w:pPr>
+            <w:r>
+              <w:rPr>
+                <w:sz w:val="18"/>
+              </w:rPr>
+              <w:t>local choice</w:t>
+            </w:r>
+          </w:p>
+        </w:tc>
+      </w:tr>
+      <w:tr>
+        <w:tc>
+          <w:tcPr>
+            <w:tcW w:type="dxa" w:w="3628"/>
+          </w:tcPr>
+          <w:p>
+            <w:pPr>
+              <w:spacing w:after="40"/>
+            </w:pPr>
+            <w:r>
+              <w:rPr>
+                <w:sz w:val="18"/>
+              </w:rPr>
+              <w:t>nomic-embed-text</w:t>
+            </w:r>
+          </w:p>
+        </w:tc>
+        <w:tc>
+          <w:tcPr>
+            <w:tcW w:type="dxa" w:w="1361"/>
+          </w:tcPr>
+          <w:p>
+            <w:pPr>
+              <w:spacing w:after="40"/>
+              <w:jc w:val="right"/>
+            </w:pPr>
+            <w:r>
+              <w:rPr>
+                <w:sz w:val="18"/>
+              </w:rPr>
+              <w:t>768</w:t>
+            </w:r>
+          </w:p>
+        </w:tc>
+        <w:tc>
+          <w:tcPr>
+            <w:tcW w:type="dxa" w:w="1361"/>
+          </w:tcPr>
+          <w:p>
+            <w:pPr>
+              <w:spacing w:after="40"/>
+              <w:jc w:val="right"/>
+            </w:pPr>
+            <w:r>
+              <w:rPr>
+                <w:sz w:val="18"/>
+              </w:rPr>
+              <w:t>-0.076</w:t>
+            </w:r>
+          </w:p>
+        </w:tc>
+        <w:tc>
+          <w:tcPr>
+            <w:tcW w:type="dxa" w:w="1361"/>
+          </w:tcPr>
+          <w:p>
+            <w:pPr>
+              <w:spacing w:after="40"/>
+              <w:jc w:val="right"/>
+            </w:pPr>
+            <w:r>
+              <w:rPr>
+                <w:sz w:val="18"/>
+              </w:rPr>
+              <w:t>-0.127</w:t>
+            </w:r>
+          </w:p>
+        </w:tc>
+        <w:tc>
+          <w:tcPr>
+            <w:tcW w:type="dxa" w:w="1361"/>
+          </w:tcPr>
+          <w:p>
+            <w:pPr>
+              <w:spacing w:after="40"/>
+            </w:pPr>
+            <w:r>
+              <w:rPr>
+                <w:b/>
+                <w:sz w:val="18"/>
+              </w:rPr>
+              <w:t>disqualified</w:t>
+            </w:r>
+          </w:p>
+        </w:tc>
+      </w:tr>
+    </w:tbl>
+    <w:p/>
     <w:p>
       <w:r>
         <w:rPr>
+          <w:rFonts w:ascii="Consolas" w:hAnsi="Consolas"/>
+          <w:color w:val="5A6B7B"/>
           <w:sz w:val="18"/>
         </w:rPr>
-        <w:t>Model | dim | Worst HI margin | Worst AR margin | Verdict</w:t>
+        <w:t>nomic-embed-text</w:t>
       </w:r>
-    </w:p>
-    <w:p>
       <w:r>
-        <w:rPr>
-          <w:sz w:val="18"/>
-        </w:rPr>
-        <w:t>bge-m3:567m | 1024 | +0.447 | +0.318 | local choice</w:t>
-      </w:r>
-    </w:p>
-    <w:p>
-      <w:r>
-        <w:rPr>
-          <w:sz w:val="18"/>
-        </w:rPr>
-        <w:t>nomic-embed-text | 768 | -0.076 | -0.127 | **disqualified**</w:t>
-      </w:r>
-    </w:p>
-    <w:p>
-      <w:r>
-        <w:t>`nomic-embed-text` is not weaker here — it is wrong. Its margin is negative: on</w:t>
-      </w:r>
-    </w:p>
-    <w:p>
-      <w:r>
-        <w:t>the nutrition probe it scores an English sentence about espresso-machine</w:t>
-      </w:r>
-    </w:p>
-    <w:p>
-      <w:r>
-        <w:t>depreciation above the Hindi and Arabic translations of the sugar-free rule.</w:t>
-      </w:r>
-    </w:p>
-    <w:p>
-      <w:r>
-        <w:t>Asked in Arabic what the threshold is, a system using it would return the</w:t>
-      </w:r>
-    </w:p>
-    <w:p>
-      <w:r>
-        <w:t>accounting sentence with a citation attached.</w:t>
+        <w:t xml:space="preserve"> is not weaker here — it is wrong. Its margin is negative: on the nutrition probe it scores an English sentence about espresso-machine depreciation above the Hindi and Arabic translations of the sugar-free rule. Asked in Arabic what the threshold is, a system using it would return the accounting sentence with a citation attached.</w:t>
       </w:r>
     </w:p>
     <w:p>
@@ -650,35 +4115,139 @@
         <w:t>8. Accessibility and colour</w:t>
       </w:r>
     </w:p>
+    <w:tbl>
+      <w:tblPr>
+        <w:tblW w:type="auto" w:w="0"/>
+        <w:jc w:val="left"/>
+        <w:tblLayout w:type="fixed"/>
+        <w:tblLook w:firstColumn="1" w:firstRow="1" w:lastColumn="0" w:lastRow="0" w:noHBand="0" w:noVBand="1" w:val="04A0"/>
+        <w:tblLayout w:type="fixed"/>
+        <w:tblBorders>
+          <w:top w:val="single" w:sz="6" w:color="D6DEE6"/>
+          <w:bottom w:val="single" w:sz="6" w:color="D6DEE6"/>
+          <w:insideH w:val="single" w:sz="6" w:color="D6DEE6"/>
+          <w:left w:val="none"/>
+          <w:right w:val="none"/>
+          <w:insideV w:val="none"/>
+        </w:tblBorders>
+      </w:tblPr>
+      <w:tblGrid>
+        <w:gridCol w:w="3810"/>
+        <w:gridCol w:w="5261"/>
+      </w:tblGrid>
+      <w:tr>
+        <w:tc>
+          <w:tcPr>
+            <w:tcW w:type="dxa" w:w="3810"/>
+            <w:shd w:val="clear" w:color="auto" w:fill="EEF3F7"/>
+          </w:tcPr>
+          <w:p>
+            <w:pPr>
+              <w:spacing w:after="40"/>
+            </w:pPr>
+            <w:r>
+              <w:rPr>
+                <w:rFonts w:ascii="Arial" w:hAnsi="Arial"/>
+                <w:b/>
+                <w:color w:val="1F4E79"/>
+                <w:sz w:val="18"/>
+              </w:rPr>
+            </w:r>
+          </w:p>
+        </w:tc>
+        <w:tc>
+          <w:tcPr>
+            <w:tcW w:type="dxa" w:w="5261"/>
+            <w:shd w:val="clear" w:color="auto" w:fill="EEF3F7"/>
+          </w:tcPr>
+          <w:p>
+            <w:pPr>
+              <w:spacing w:after="40"/>
+            </w:pPr>
+            <w:r>
+              <w:rPr>
+                <w:rFonts w:ascii="Arial" w:hAnsi="Arial"/>
+                <w:b/>
+                <w:color w:val="1F4E79"/>
+                <w:sz w:val="18"/>
+              </w:rPr>
+            </w:r>
+          </w:p>
+        </w:tc>
+      </w:tr>
+      <w:tr>
+        <w:tc>
+          <w:tcPr>
+            <w:tcW w:type="dxa" w:w="3810"/>
+          </w:tcPr>
+          <w:p>
+            <w:pPr>
+              <w:spacing w:after="40"/>
+            </w:pPr>
+            <w:r>
+              <w:rPr>
+                <w:sz w:val="18"/>
+              </w:rPr>
+              <w:t>Contrast pairs measured</w:t>
+            </w:r>
+          </w:p>
+        </w:tc>
+        <w:tc>
+          <w:tcPr>
+            <w:tcW w:type="dxa" w:w="5261"/>
+          </w:tcPr>
+          <w:p>
+            <w:pPr>
+              <w:spacing w:after="40"/>
+            </w:pPr>
+            <w:r>
+              <w:rPr>
+                <w:sz w:val="18"/>
+              </w:rPr>
+              <w:t>38, both registers</w:t>
+            </w:r>
+          </w:p>
+        </w:tc>
+      </w:tr>
+      <w:tr>
+        <w:tc>
+          <w:tcPr>
+            <w:tcW w:type="dxa" w:w="3810"/>
+          </w:tcPr>
+          <w:p>
+            <w:pPr>
+              <w:spacing w:after="40"/>
+            </w:pPr>
+            <w:r>
+              <w:rPr>
+                <w:sz w:val="18"/>
+              </w:rPr>
+              <w:t>Palette checks</w:t>
+            </w:r>
+          </w:p>
+        </w:tc>
+        <w:tc>
+          <w:tcPr>
+            <w:tcW w:type="dxa" w:w="5261"/>
+          </w:tcPr>
+          <w:p>
+            <w:pPr>
+              <w:spacing w:after="40"/>
+            </w:pPr>
+            <w:r>
+              <w:rPr>
+                <w:sz w:val="18"/>
+              </w:rPr>
+              <w:t>seven, both registers</w:t>
+            </w:r>
+          </w:p>
+        </w:tc>
+      </w:tr>
+    </w:tbl>
+    <w:p/>
     <w:p>
       <w:r>
-        <w:rPr>
-          <w:sz w:val="18"/>
-        </w:rPr>
-        <w:t>Contrast pairs measured | 36, both registers</w:t>
-      </w:r>
-    </w:p>
-    <w:p>
-      <w:r>
-        <w:rPr>
-          <w:sz w:val="18"/>
-        </w:rPr>
-        <w:t>Palette checks | seven, both registers</w:t>
-      </w:r>
-    </w:p>
-    <w:p>
-      <w:r>
-        <w:t>The palette was rejected twice by its own gate before passing: a saturated</w:t>
-      </w:r>
-    </w:p>
-    <w:p>
-      <w:r>
-        <w:t>midday hue collapsed to ΔE 3.5 under deuteranopia, and desaturating it made it</w:t>
-      </w:r>
-    </w:p>
-    <w:p>
-      <w:r>
-        <w:t>read grey. Neither failure is visible by eye on a designer's monitor.</w:t>
+        <w:t>The palette was rejected twice by its own gate before passing: a saturated midday hue collapsed to ΔE 3.5 under deuteranopia, and desaturating it made it read grey. Neither failure is visible by eye on a designer's monitor.</w:t>
       </w:r>
     </w:p>
     <w:p>
@@ -689,46 +4258,290 @@
         <w:t>9. Targets</w:t>
       </w:r>
     </w:p>
-    <w:p>
-      <w:r>
-        <w:rPr>
-          <w:sz w:val="18"/>
-        </w:rPr>
-        <w:t>Target | Result</w:t>
-      </w:r>
-    </w:p>
-    <w:p>
-      <w:r>
-        <w:rPr>
-          <w:sz w:val="18"/>
-        </w:rPr>
-        <w:t>Forecast beats naive on ≥70% of weeks | 100% | MET</w:t>
-      </w:r>
-    </w:p>
-    <w:p>
-      <w:r>
-        <w:rPr>
-          <w:sz w:val="18"/>
-        </w:rPr>
-        <w:t>Uplift recovery within ±5 points | worst 2.61 pts | MET</w:t>
-      </w:r>
-    </w:p>
-    <w:p>
-      <w:r>
-        <w:rPr>
-          <w:sz w:val="18"/>
-        </w:rPr>
-        <w:t>Compliance recall ≥0.90 | 100% worst language | MET</w:t>
-      </w:r>
-    </w:p>
-    <w:p>
-      <w:r>
-        <w:rPr>
-          <w:sz w:val="18"/>
-        </w:rPr>
-        <w:t>Segments stable under bootstrap | 91.8% | MET</w:t>
-      </w:r>
-    </w:p>
+    <w:tbl>
+      <w:tblPr>
+        <w:tblW w:type="auto" w:w="0"/>
+        <w:jc w:val="left"/>
+        <w:tblLayout w:type="fixed"/>
+        <w:tblLook w:firstColumn="1" w:firstRow="1" w:lastColumn="0" w:lastRow="0" w:noHBand="0" w:noVBand="1" w:val="04A0"/>
+        <w:tblLayout w:type="fixed"/>
+        <w:tblBorders>
+          <w:top w:val="single" w:sz="6" w:color="D6DEE6"/>
+          <w:bottom w:val="single" w:sz="6" w:color="D6DEE6"/>
+          <w:insideH w:val="single" w:sz="6" w:color="D6DEE6"/>
+          <w:left w:val="none"/>
+          <w:right w:val="none"/>
+          <w:insideV w:val="none"/>
+        </w:tblBorders>
+      </w:tblPr>
+      <w:tblGrid>
+        <w:gridCol w:w="3628"/>
+        <w:gridCol w:w="2721"/>
+        <w:gridCol w:w="2721"/>
+      </w:tblGrid>
+      <w:tr>
+        <w:tc>
+          <w:tcPr>
+            <w:tcW w:type="dxa" w:w="3628"/>
+            <w:shd w:val="clear" w:color="auto" w:fill="EEF3F7"/>
+          </w:tcPr>
+          <w:p>
+            <w:pPr>
+              <w:spacing w:after="40"/>
+            </w:pPr>
+            <w:r>
+              <w:rPr>
+                <w:rFonts w:ascii="Arial" w:hAnsi="Arial"/>
+                <w:b/>
+                <w:color w:val="1F4E79"/>
+                <w:sz w:val="18"/>
+              </w:rPr>
+              <w:t>Target</w:t>
+            </w:r>
+          </w:p>
+        </w:tc>
+        <w:tc>
+          <w:tcPr>
+            <w:tcW w:type="dxa" w:w="2721"/>
+            <w:shd w:val="clear" w:color="auto" w:fill="EEF3F7"/>
+          </w:tcPr>
+          <w:p>
+            <w:pPr>
+              <w:spacing w:after="40"/>
+            </w:pPr>
+            <w:r>
+              <w:rPr>
+                <w:rFonts w:ascii="Arial" w:hAnsi="Arial"/>
+                <w:b/>
+                <w:color w:val="1F4E79"/>
+                <w:sz w:val="18"/>
+              </w:rPr>
+              <w:t>Result</w:t>
+            </w:r>
+          </w:p>
+        </w:tc>
+        <w:tc>
+          <w:tcPr>
+            <w:tcW w:type="dxa" w:w="2721"/>
+            <w:shd w:val="clear" w:color="auto" w:fill="EEF3F7"/>
+          </w:tcPr>
+          <w:p>
+            <w:pPr>
+              <w:spacing w:after="40"/>
+            </w:pPr>
+            <w:r>
+              <w:rPr>
+                <w:rFonts w:ascii="Arial" w:hAnsi="Arial"/>
+                <w:b/>
+                <w:color w:val="1F4E79"/>
+                <w:sz w:val="18"/>
+              </w:rPr>
+            </w:r>
+          </w:p>
+        </w:tc>
+      </w:tr>
+      <w:tr>
+        <w:tc>
+          <w:tcPr>
+            <w:tcW w:type="dxa" w:w="3628"/>
+          </w:tcPr>
+          <w:p>
+            <w:pPr>
+              <w:spacing w:after="40"/>
+            </w:pPr>
+            <w:r>
+              <w:rPr>
+                <w:sz w:val="18"/>
+              </w:rPr>
+              <w:t>Forecast beats naive on ≥70% of weeks</w:t>
+            </w:r>
+          </w:p>
+        </w:tc>
+        <w:tc>
+          <w:tcPr>
+            <w:tcW w:type="dxa" w:w="2721"/>
+          </w:tcPr>
+          <w:p>
+            <w:pPr>
+              <w:spacing w:after="40"/>
+            </w:pPr>
+            <w:r>
+              <w:rPr>
+                <w:sz w:val="18"/>
+              </w:rPr>
+              <w:t>100%</w:t>
+            </w:r>
+          </w:p>
+        </w:tc>
+        <w:tc>
+          <w:tcPr>
+            <w:tcW w:type="dxa" w:w="2721"/>
+          </w:tcPr>
+          <w:p>
+            <w:pPr>
+              <w:spacing w:after="40"/>
+            </w:pPr>
+            <w:r>
+              <w:rPr>
+                <w:sz w:val="18"/>
+              </w:rPr>
+              <w:t>MET</w:t>
+            </w:r>
+          </w:p>
+        </w:tc>
+      </w:tr>
+      <w:tr>
+        <w:tc>
+          <w:tcPr>
+            <w:tcW w:type="dxa" w:w="3628"/>
+          </w:tcPr>
+          <w:p>
+            <w:pPr>
+              <w:spacing w:after="40"/>
+            </w:pPr>
+            <w:r>
+              <w:rPr>
+                <w:sz w:val="18"/>
+              </w:rPr>
+              <w:t>Uplift recovery within ±5 points</w:t>
+            </w:r>
+          </w:p>
+        </w:tc>
+        <w:tc>
+          <w:tcPr>
+            <w:tcW w:type="dxa" w:w="2721"/>
+          </w:tcPr>
+          <w:p>
+            <w:pPr>
+              <w:spacing w:after="40"/>
+            </w:pPr>
+            <w:r>
+              <w:rPr>
+                <w:sz w:val="18"/>
+              </w:rPr>
+              <w:t>worst 2.61 pts</w:t>
+            </w:r>
+          </w:p>
+        </w:tc>
+        <w:tc>
+          <w:tcPr>
+            <w:tcW w:type="dxa" w:w="2721"/>
+          </w:tcPr>
+          <w:p>
+            <w:pPr>
+              <w:spacing w:after="40"/>
+            </w:pPr>
+            <w:r>
+              <w:rPr>
+                <w:sz w:val="18"/>
+              </w:rPr>
+              <w:t>MET</w:t>
+            </w:r>
+          </w:p>
+        </w:tc>
+      </w:tr>
+      <w:tr>
+        <w:tc>
+          <w:tcPr>
+            <w:tcW w:type="dxa" w:w="3628"/>
+          </w:tcPr>
+          <w:p>
+            <w:pPr>
+              <w:spacing w:after="40"/>
+            </w:pPr>
+            <w:r>
+              <w:rPr>
+                <w:sz w:val="18"/>
+              </w:rPr>
+              <w:t>Compliance recall ≥0.90</w:t>
+            </w:r>
+          </w:p>
+        </w:tc>
+        <w:tc>
+          <w:tcPr>
+            <w:tcW w:type="dxa" w:w="2721"/>
+          </w:tcPr>
+          <w:p>
+            <w:pPr>
+              <w:spacing w:after="40"/>
+            </w:pPr>
+            <w:r>
+              <w:rPr>
+                <w:sz w:val="18"/>
+              </w:rPr>
+              <w:t>100% worst language</w:t>
+            </w:r>
+          </w:p>
+        </w:tc>
+        <w:tc>
+          <w:tcPr>
+            <w:tcW w:type="dxa" w:w="2721"/>
+          </w:tcPr>
+          <w:p>
+            <w:pPr>
+              <w:spacing w:after="40"/>
+            </w:pPr>
+            <w:r>
+              <w:rPr>
+                <w:sz w:val="18"/>
+              </w:rPr>
+              <w:t>MET</w:t>
+            </w:r>
+          </w:p>
+        </w:tc>
+      </w:tr>
+      <w:tr>
+        <w:tc>
+          <w:tcPr>
+            <w:tcW w:type="dxa" w:w="3628"/>
+          </w:tcPr>
+          <w:p>
+            <w:pPr>
+              <w:spacing w:after="40"/>
+            </w:pPr>
+            <w:r>
+              <w:rPr>
+                <w:sz w:val="18"/>
+              </w:rPr>
+              <w:t>Segments stable under bootstrap</w:t>
+            </w:r>
+          </w:p>
+        </w:tc>
+        <w:tc>
+          <w:tcPr>
+            <w:tcW w:type="dxa" w:w="2721"/>
+          </w:tcPr>
+          <w:p>
+            <w:pPr>
+              <w:spacing w:after="40"/>
+            </w:pPr>
+            <w:r>
+              <w:rPr>
+                <w:sz w:val="18"/>
+              </w:rPr>
+              <w:t>91.8%</w:t>
+            </w:r>
+          </w:p>
+        </w:tc>
+        <w:tc>
+          <w:tcPr>
+            <w:tcW w:type="dxa" w:w="2721"/>
+          </w:tcPr>
+          <w:p>
+            <w:pPr>
+              <w:spacing w:after="40"/>
+            </w:pPr>
+            <w:r>
+              <w:rPr>
+                <w:sz w:val="18"/>
+              </w:rPr>
+              <w:t>MET</w:t>
+            </w:r>
+          </w:p>
+        </w:tc>
+      </w:tr>
+    </w:tbl>
+    <w:p/>
     <w:p>
       <w:pPr>
         <w:pStyle w:val="Heading1"/>
@@ -739,113 +4552,463 @@
     </w:p>
     <w:p>
       <w:r>
-        <w:t>No agent in the registry holds a tool with a side effect; the whole API is GET,</w:t>
-      </w:r>
-    </w:p>
-    <w:p>
-      <w:r>
-        <w:t>so there is no verb with which to write. That is an architectural claim, and a</w:t>
-      </w:r>
-    </w:p>
-    <w:p>
-      <w:r>
-        <w:t>claim is worth what the attempt to break it is worth.</w:t>
-      </w:r>
-    </w:p>
-    <w:p>
-      <w:r>
-        <w:t>`scripts/red_team.py` makes 48 attempts across</w:t>
-      </w:r>
-    </w:p>
-    <w:p>
-      <w:r>
-        <w:t>7 OWASP ASI controls — prompt injection into the</w:t>
-      </w:r>
-    </w:p>
-    <w:p>
-      <w:r>
-        <w:t>compliance checker, script-mixing and zero-width evasion of the claim rules,</w:t>
-      </w:r>
-    </w:p>
-    <w:p>
-      <w:r>
-        <w:t>forged and edited capability tokens, HTTP verbs the API does not answer,</w:t>
-      </w:r>
-    </w:p>
-    <w:p>
-      <w:r>
-        <w:t>provenance stripping, aiming the embedder off-box, and budget exhaustion.</w:t>
-      </w:r>
-    </w:p>
-    <w:p>
-      <w:r>
-        <w:t>**48 of 48 held.**</w:t>
+        <w:t>No agent in the registry holds a tool with a side effect; the whole API is GET, so there is no verb with which to write. That is an architectural claim, and a claim is worth what the attempt to break it is worth.</w:t>
       </w:r>
     </w:p>
     <w:p>
       <w:r>
         <w:rPr>
+          <w:rFonts w:ascii="Consolas" w:hAnsi="Consolas"/>
+          <w:color w:val="5A6B7B"/>
           <w:sz w:val="18"/>
         </w:rPr>
-        <w:t>Control | Attempts | Held</w:t>
+        <w:t>scripts/red_team.py</w:t>
+      </w:r>
+      <w:r>
+        <w:t xml:space="preserve"> makes 48 attempts across 7 OWASP ASI controls — prompt injection into the compliance checker, script-mixing and zero-width evasion of the claim rules, forged and edited capability tokens, HTTP verbs the API does not answer, provenance stripping, aiming the embedder off-box, and budget exhaustion. </w:t>
+      </w:r>
+      <w:r>
+        <w:rPr>
+          <w:b/>
+        </w:rPr>
+        <w:t>48 of 48 held.</w:t>
       </w:r>
     </w:p>
-    <w:p>
-      <w:r>
-        <w:rPr>
-          <w:sz w:val="18"/>
-        </w:rPr>
-        <w:t>ASI-01 | 8 | 8</w:t>
-      </w:r>
-    </w:p>
-    <w:p>
-      <w:r>
-        <w:rPr>
-          <w:sz w:val="18"/>
-        </w:rPr>
-        <w:t>ASI-03 | 13 | 13</w:t>
-      </w:r>
-    </w:p>
-    <w:p>
-      <w:r>
-        <w:rPr>
-          <w:sz w:val="18"/>
-        </w:rPr>
-        <w:t>ASI-04 | 2 | 2</w:t>
-      </w:r>
-    </w:p>
-    <w:p>
-      <w:r>
-        <w:rPr>
-          <w:sz w:val="18"/>
-        </w:rPr>
-        <w:t>ASI-06 | 5 | 5</w:t>
-      </w:r>
-    </w:p>
-    <w:p>
-      <w:r>
-        <w:rPr>
-          <w:sz w:val="18"/>
-        </w:rPr>
-        <w:t>ASI-07 | 2 | 2</w:t>
-      </w:r>
-    </w:p>
-    <w:p>
-      <w:r>
-        <w:rPr>
-          <w:sz w:val="18"/>
-        </w:rPr>
-        <w:t>ASI-08 | 1 | 1</w:t>
-      </w:r>
-    </w:p>
-    <w:p>
-      <w:r>
-        <w:rPr>
-          <w:sz w:val="18"/>
-        </w:rPr>
-        <w:t>ASI-09 | 17 | 17</w:t>
-      </w:r>
-    </w:p>
+    <w:tbl>
+      <w:tblPr>
+        <w:tblW w:type="auto" w:w="0"/>
+        <w:jc w:val="left"/>
+        <w:tblLayout w:type="fixed"/>
+        <w:tblLook w:firstColumn="1" w:firstRow="1" w:lastColumn="0" w:lastRow="0" w:noHBand="0" w:noVBand="1" w:val="04A0"/>
+        <w:tblLayout w:type="fixed"/>
+        <w:tblBorders>
+          <w:top w:val="single" w:sz="6" w:color="D6DEE6"/>
+          <w:bottom w:val="single" w:sz="6" w:color="D6DEE6"/>
+          <w:insideH w:val="single" w:sz="6" w:color="D6DEE6"/>
+          <w:left w:val="none"/>
+          <w:right w:val="none"/>
+          <w:insideV w:val="none"/>
+        </w:tblBorders>
+      </w:tblPr>
+      <w:tblGrid>
+        <w:gridCol w:w="3628"/>
+        <w:gridCol w:w="2721"/>
+        <w:gridCol w:w="2721"/>
+      </w:tblGrid>
+      <w:tr>
+        <w:tc>
+          <w:tcPr>
+            <w:tcW w:type="dxa" w:w="3628"/>
+            <w:shd w:val="clear" w:color="auto" w:fill="EEF3F7"/>
+          </w:tcPr>
+          <w:p>
+            <w:pPr>
+              <w:spacing w:after="40"/>
+            </w:pPr>
+            <w:r>
+              <w:rPr>
+                <w:rFonts w:ascii="Arial" w:hAnsi="Arial"/>
+                <w:b/>
+                <w:color w:val="1F4E79"/>
+                <w:sz w:val="18"/>
+              </w:rPr>
+              <w:t>Control</w:t>
+            </w:r>
+          </w:p>
+        </w:tc>
+        <w:tc>
+          <w:tcPr>
+            <w:tcW w:type="dxa" w:w="2721"/>
+            <w:shd w:val="clear" w:color="auto" w:fill="EEF3F7"/>
+          </w:tcPr>
+          <w:p>
+            <w:pPr>
+              <w:spacing w:after="40"/>
+            </w:pPr>
+            <w:r>
+              <w:rPr>
+                <w:rFonts w:ascii="Arial" w:hAnsi="Arial"/>
+                <w:b/>
+                <w:color w:val="1F4E79"/>
+                <w:sz w:val="18"/>
+              </w:rPr>
+              <w:t>Attempts</w:t>
+            </w:r>
+          </w:p>
+        </w:tc>
+        <w:tc>
+          <w:tcPr>
+            <w:tcW w:type="dxa" w:w="2721"/>
+            <w:shd w:val="clear" w:color="auto" w:fill="EEF3F7"/>
+          </w:tcPr>
+          <w:p>
+            <w:pPr>
+              <w:spacing w:after="40"/>
+            </w:pPr>
+            <w:r>
+              <w:rPr>
+                <w:rFonts w:ascii="Arial" w:hAnsi="Arial"/>
+                <w:b/>
+                <w:color w:val="1F4E79"/>
+                <w:sz w:val="18"/>
+              </w:rPr>
+              <w:t>Held</w:t>
+            </w:r>
+          </w:p>
+        </w:tc>
+      </w:tr>
+      <w:tr>
+        <w:tc>
+          <w:tcPr>
+            <w:tcW w:type="dxa" w:w="3628"/>
+          </w:tcPr>
+          <w:p>
+            <w:pPr>
+              <w:spacing w:after="40"/>
+            </w:pPr>
+            <w:r>
+              <w:rPr>
+                <w:sz w:val="18"/>
+              </w:rPr>
+              <w:t>ASI-01</w:t>
+            </w:r>
+          </w:p>
+        </w:tc>
+        <w:tc>
+          <w:tcPr>
+            <w:tcW w:type="dxa" w:w="2721"/>
+          </w:tcPr>
+          <w:p>
+            <w:pPr>
+              <w:spacing w:after="40"/>
+            </w:pPr>
+            <w:r>
+              <w:rPr>
+                <w:sz w:val="18"/>
+              </w:rPr>
+              <w:t>8</w:t>
+            </w:r>
+          </w:p>
+        </w:tc>
+        <w:tc>
+          <w:tcPr>
+            <w:tcW w:type="dxa" w:w="2721"/>
+          </w:tcPr>
+          <w:p>
+            <w:pPr>
+              <w:spacing w:after="40"/>
+            </w:pPr>
+            <w:r>
+              <w:rPr>
+                <w:sz w:val="18"/>
+              </w:rPr>
+              <w:t>8</w:t>
+            </w:r>
+          </w:p>
+        </w:tc>
+      </w:tr>
+      <w:tr>
+        <w:tc>
+          <w:tcPr>
+            <w:tcW w:type="dxa" w:w="3628"/>
+          </w:tcPr>
+          <w:p>
+            <w:pPr>
+              <w:spacing w:after="40"/>
+            </w:pPr>
+            <w:r>
+              <w:rPr>
+                <w:sz w:val="18"/>
+              </w:rPr>
+              <w:t>ASI-03</w:t>
+            </w:r>
+          </w:p>
+        </w:tc>
+        <w:tc>
+          <w:tcPr>
+            <w:tcW w:type="dxa" w:w="2721"/>
+          </w:tcPr>
+          <w:p>
+            <w:pPr>
+              <w:spacing w:after="40"/>
+            </w:pPr>
+            <w:r>
+              <w:rPr>
+                <w:sz w:val="18"/>
+              </w:rPr>
+              <w:t>13</w:t>
+            </w:r>
+          </w:p>
+        </w:tc>
+        <w:tc>
+          <w:tcPr>
+            <w:tcW w:type="dxa" w:w="2721"/>
+          </w:tcPr>
+          <w:p>
+            <w:pPr>
+              <w:spacing w:after="40"/>
+            </w:pPr>
+            <w:r>
+              <w:rPr>
+                <w:sz w:val="18"/>
+              </w:rPr>
+              <w:t>13</w:t>
+            </w:r>
+          </w:p>
+        </w:tc>
+      </w:tr>
+      <w:tr>
+        <w:tc>
+          <w:tcPr>
+            <w:tcW w:type="dxa" w:w="3628"/>
+          </w:tcPr>
+          <w:p>
+            <w:pPr>
+              <w:spacing w:after="40"/>
+            </w:pPr>
+            <w:r>
+              <w:rPr>
+                <w:sz w:val="18"/>
+              </w:rPr>
+              <w:t>ASI-04</w:t>
+            </w:r>
+          </w:p>
+        </w:tc>
+        <w:tc>
+          <w:tcPr>
+            <w:tcW w:type="dxa" w:w="2721"/>
+          </w:tcPr>
+          <w:p>
+            <w:pPr>
+              <w:spacing w:after="40"/>
+            </w:pPr>
+            <w:r>
+              <w:rPr>
+                <w:sz w:val="18"/>
+              </w:rPr>
+              <w:t>2</w:t>
+            </w:r>
+          </w:p>
+        </w:tc>
+        <w:tc>
+          <w:tcPr>
+            <w:tcW w:type="dxa" w:w="2721"/>
+          </w:tcPr>
+          <w:p>
+            <w:pPr>
+              <w:spacing w:after="40"/>
+            </w:pPr>
+            <w:r>
+              <w:rPr>
+                <w:sz w:val="18"/>
+              </w:rPr>
+              <w:t>2</w:t>
+            </w:r>
+          </w:p>
+        </w:tc>
+      </w:tr>
+      <w:tr>
+        <w:tc>
+          <w:tcPr>
+            <w:tcW w:type="dxa" w:w="3628"/>
+          </w:tcPr>
+          <w:p>
+            <w:pPr>
+              <w:spacing w:after="40"/>
+            </w:pPr>
+            <w:r>
+              <w:rPr>
+                <w:sz w:val="18"/>
+              </w:rPr>
+              <w:t>ASI-06</w:t>
+            </w:r>
+          </w:p>
+        </w:tc>
+        <w:tc>
+          <w:tcPr>
+            <w:tcW w:type="dxa" w:w="2721"/>
+          </w:tcPr>
+          <w:p>
+            <w:pPr>
+              <w:spacing w:after="40"/>
+            </w:pPr>
+            <w:r>
+              <w:rPr>
+                <w:sz w:val="18"/>
+              </w:rPr>
+              <w:t>5</w:t>
+            </w:r>
+          </w:p>
+        </w:tc>
+        <w:tc>
+          <w:tcPr>
+            <w:tcW w:type="dxa" w:w="2721"/>
+          </w:tcPr>
+          <w:p>
+            <w:pPr>
+              <w:spacing w:after="40"/>
+            </w:pPr>
+            <w:r>
+              <w:rPr>
+                <w:sz w:val="18"/>
+              </w:rPr>
+              <w:t>5</w:t>
+            </w:r>
+          </w:p>
+        </w:tc>
+      </w:tr>
+      <w:tr>
+        <w:tc>
+          <w:tcPr>
+            <w:tcW w:type="dxa" w:w="3628"/>
+          </w:tcPr>
+          <w:p>
+            <w:pPr>
+              <w:spacing w:after="40"/>
+            </w:pPr>
+            <w:r>
+              <w:rPr>
+                <w:sz w:val="18"/>
+              </w:rPr>
+              <w:t>ASI-07</w:t>
+            </w:r>
+          </w:p>
+        </w:tc>
+        <w:tc>
+          <w:tcPr>
+            <w:tcW w:type="dxa" w:w="2721"/>
+          </w:tcPr>
+          <w:p>
+            <w:pPr>
+              <w:spacing w:after="40"/>
+            </w:pPr>
+            <w:r>
+              <w:rPr>
+                <w:sz w:val="18"/>
+              </w:rPr>
+              <w:t>2</w:t>
+            </w:r>
+          </w:p>
+        </w:tc>
+        <w:tc>
+          <w:tcPr>
+            <w:tcW w:type="dxa" w:w="2721"/>
+          </w:tcPr>
+          <w:p>
+            <w:pPr>
+              <w:spacing w:after="40"/>
+            </w:pPr>
+            <w:r>
+              <w:rPr>
+                <w:sz w:val="18"/>
+              </w:rPr>
+              <w:t>2</w:t>
+            </w:r>
+          </w:p>
+        </w:tc>
+      </w:tr>
+      <w:tr>
+        <w:tc>
+          <w:tcPr>
+            <w:tcW w:type="dxa" w:w="3628"/>
+          </w:tcPr>
+          <w:p>
+            <w:pPr>
+              <w:spacing w:after="40"/>
+            </w:pPr>
+            <w:r>
+              <w:rPr>
+                <w:sz w:val="18"/>
+              </w:rPr>
+              <w:t>ASI-08</w:t>
+            </w:r>
+          </w:p>
+        </w:tc>
+        <w:tc>
+          <w:tcPr>
+            <w:tcW w:type="dxa" w:w="2721"/>
+          </w:tcPr>
+          <w:p>
+            <w:pPr>
+              <w:spacing w:after="40"/>
+            </w:pPr>
+            <w:r>
+              <w:rPr>
+                <w:sz w:val="18"/>
+              </w:rPr>
+              <w:t>1</w:t>
+            </w:r>
+          </w:p>
+        </w:tc>
+        <w:tc>
+          <w:tcPr>
+            <w:tcW w:type="dxa" w:w="2721"/>
+          </w:tcPr>
+          <w:p>
+            <w:pPr>
+              <w:spacing w:after="40"/>
+            </w:pPr>
+            <w:r>
+              <w:rPr>
+                <w:sz w:val="18"/>
+              </w:rPr>
+              <w:t>1</w:t>
+            </w:r>
+          </w:p>
+        </w:tc>
+      </w:tr>
+      <w:tr>
+        <w:tc>
+          <w:tcPr>
+            <w:tcW w:type="dxa" w:w="3628"/>
+          </w:tcPr>
+          <w:p>
+            <w:pPr>
+              <w:spacing w:after="40"/>
+            </w:pPr>
+            <w:r>
+              <w:rPr>
+                <w:sz w:val="18"/>
+              </w:rPr>
+              <w:t>ASI-09</w:t>
+            </w:r>
+          </w:p>
+        </w:tc>
+        <w:tc>
+          <w:tcPr>
+            <w:tcW w:type="dxa" w:w="2721"/>
+          </w:tcPr>
+          <w:p>
+            <w:pPr>
+              <w:spacing w:after="40"/>
+            </w:pPr>
+            <w:r>
+              <w:rPr>
+                <w:sz w:val="18"/>
+              </w:rPr>
+              <w:t>17</w:t>
+            </w:r>
+          </w:p>
+        </w:tc>
+        <w:tc>
+          <w:tcPr>
+            <w:tcW w:type="dxa" w:w="2721"/>
+          </w:tcPr>
+          <w:p>
+            <w:pPr>
+              <w:spacing w:after="40"/>
+            </w:pPr>
+            <w:r>
+              <w:rPr>
+                <w:sz w:val="18"/>
+              </w:rPr>
+              <w:t>17</w:t>
+            </w:r>
+          </w:p>
+        </w:tc>
+      </w:tr>
+    </w:tbl>
+    <w:p/>
     <w:p>
       <w:r>
         <w:t>Every case held, which is a smaller claim than it looks. Until this commit RT-AUT-06 broke on purpose: the Admin role was a request header, so 'ADMIN ' engaged the kill switch and the honest thing to do was score it as a break rather than as an expected result. It is now a token signed with HMAC-SHA256 under a secret only the operator holds, and the eleven RT-TOK cases attack that instead — rewriting the role, extending the expiry, truncating and stripping the signature, swapping the algorithm marker, replaying after expiry and after revocation. RT-TOK-10 deliberately SUCCEEDS with a real token, because a gate that refuses everyone scores perfectly and is broken. What remains true of any bearer credential is that whoever holds it can use it until it expires; lifetimes are short and revocation is immediate, but the revocation set is process memory and clears on restart.</w:t>
@@ -853,12 +5016,7 @@
     </w:p>
     <w:p>
       <w:r>
-        <w:t>A pass here is narrow, and the file says so in its own words:</w:t>
-      </w:r>
-    </w:p>
-    <w:p>
-      <w:r>
-        <w:t>The attack did not achieve its objective. It does not mean the system is secure — no harness can say that. It means these specific attempts, the ones a marketing-compliance tool actually invites, were tried and recorded, and the result is a number rather than an assurance.</w:t>
+        <w:t>A pass here is narrow, and the file says so in its own words: The attack did not achieve its objective. It does not mean the system is secure — no harness can say that. It means these specific attempts, the ones a marketing-compliance tool actually invites, were tried and recorded, and the result is a number rather than an assurance.</w:t>
       </w:r>
     </w:p>
     <w:p>
@@ -870,118 +5028,577 @@
       </w:r>
     </w:p>
     <w:p>
+      <w:pPr>
+        <w:pStyle w:val="ListBullet"/>
+        <w:spacing w:after="60"/>
+      </w:pPr>
       <w:r>
-        <w:t>- **Footfall is generated.** No public hourly footfall series exists for a Dubai</w:t>
+        <w:rPr>
+          <w:b/>
+        </w:rPr>
+        <w:t>Footfall is generated.</w:t>
+      </w:r>
+      <w:r>
+        <w:t xml:space="preserve"> No public hourly footfall series exists for a Dubai</w:t>
       </w:r>
     </w:p>
     <w:p>
       <w:r>
-        <w:t xml:space="preserve">  café. What is not invented is the evaluation.</w:t>
+        <w:t>café. What is not invented is the evaluation.</w:t>
+      </w:r>
+    </w:p>
+    <w:p>
+      <w:pPr>
+        <w:pStyle w:val="ListBullet"/>
+        <w:spacing w:after="60"/>
+      </w:pPr>
+      <w:r>
+        <w:rPr>
+          <w:b/>
+        </w:rPr>
+        <w:t>Event dates are placed, not confirmed.</w:t>
+      </w:r>
+      <w:r>
+        <w:t xml:space="preserve"> Visit Dubai returns 403 to every</w:t>
       </w:r>
     </w:p>
     <w:p>
       <w:r>
-        <w:t>- **Event dates are placed, not confirmed.** Visit Dubai returns 403 to every</w:t>
+        <w:t>non-browser client and no redistributable feed exists.</w:t>
+      </w:r>
+    </w:p>
+    <w:p>
+      <w:pPr>
+        <w:pStyle w:val="ListBullet"/>
+        <w:spacing w:after="60"/>
+      </w:pPr>
+      <w:r>
+        <w:rPr>
+          <w:b/>
+        </w:rPr>
+        <w:t>Islamic holidays are calculated</w:t>
+      </w:r>
+      <w:r>
+        <w:t xml:space="preserve"> against a moon-sighting rule, and carry one</w:t>
       </w:r>
     </w:p>
     <w:p>
       <w:r>
-        <w:t xml:space="preserve">  non-browser client and no redistributable feed exists.</w:t>
+        <w:t>day of uncertainty.</w:t>
+      </w:r>
+    </w:p>
+    <w:p>
+      <w:pPr>
+        <w:pStyle w:val="ListBullet"/>
+        <w:spacing w:after="60"/>
+      </w:pPr>
+      <w:r>
+        <w:rPr>
+          <w:b/>
+        </w:rPr>
+        <w:t>Allocator elasticities are assumed</w:t>
+      </w:r>
+      <w:r>
+        <w:t>, because no promotion has run.</w:t>
+      </w:r>
+    </w:p>
+    <w:p>
+      <w:pPr>
+        <w:pStyle w:val="ListBullet"/>
+        <w:spacing w:after="60"/>
+      </w:pPr>
+      <w:r>
+        <w:rPr>
+          <w:b/>
+        </w:rPr>
+        <w:t>Most compliance clauses are unread.</w:t>
+      </w:r>
+      <w:r>
+        <w:t xml:space="preserve"> Source documents are verified; the</w:t>
       </w:r>
     </w:p>
     <w:p>
       <w:r>
-        <w:t>- **Islamic holidays are calculated** against a moon-sighting rule, and carry one</w:t>
+        <w:t>clauses are quoted verbatim during corpus ingestion, and until then the brand PDF prints "clause unverified".</w:t>
+      </w:r>
+    </w:p>
+    <w:p>
+      <w:pPr>
+        <w:pStyle w:val="ListBullet"/>
+        <w:spacing w:after="60"/>
+      </w:pPr>
+      <w:r>
+        <w:rPr>
+          <w:b/>
+        </w:rPr>
+        <w:t>A bearer token is usable by whoever holds it.</w:t>
+      </w:r>
+      <w:r>
+        <w:t xml:space="preserve"> Admin is proved by a signed</w:t>
       </w:r>
     </w:p>
     <w:p>
       <w:r>
-        <w:t xml:space="preserve">  day of uncertainty.</w:t>
+        <w:t>token rather than claimed in a header, but a stateless credential cannot tell its holder from its owner. Lifetimes default to eight hours and an id can be refused immediately, though the revocation set is process memory and clears on restart.</w:t>
+      </w:r>
+    </w:p>
+    <w:p>
+      <w:pPr>
+        <w:pStyle w:val="ListBullet"/>
+        <w:spacing w:after="60"/>
+      </w:pPr>
+      <w:r>
+        <w:rPr>
+          <w:b/>
+        </w:rPr>
+        <w:t>The public deployment has no Admin at all.</w:t>
+      </w:r>
+      <w:r>
+        <w:t xml:space="preserve"> No signing secret is set there,</w:t>
       </w:r>
     </w:p>
     <w:p>
       <w:r>
-        <w:t>- **Allocator elasticities are assumed**, because no promotion has run.</w:t>
+        <w:t>so the capability is absent rather than open — which also means the kill switch cannot be demonstrated against the live URL.</w:t>
+      </w:r>
+    </w:p>
+    <w:p>
+      <w:pPr>
+        <w:pStyle w:val="ListBullet"/>
+        <w:spacing w:after="60"/>
+      </w:pPr>
+      <w:r>
+        <w:rPr>
+          <w:b/>
+        </w:rPr>
+        <w:t>The persona panel is not customer research.</w:t>
+      </w:r>
+      <w:r>
+        <w:t xml:space="preserve"> It applies a rubric; it does</w:t>
       </w:r>
     </w:p>
     <w:p>
       <w:r>
-        <w:t>- **Most compliance clauses are unread.** Source documents are verified; the</w:t>
+        <w:t>not observe a reaction.</w:t>
+      </w:r>
+    </w:p>
+    <w:p>
+      <w:pPr>
+        <w:pStyle w:val="ListBullet"/>
+        <w:spacing w:after="60"/>
+      </w:pPr>
+      <w:r>
+        <w:rPr>
+          <w:b/>
+        </w:rPr>
+        <w:t>Synthetic control cannot fully control for weather here.</w:t>
+      </w:r>
+      <w:r>
+        <w:t xml:space="preserve"> With four sites</w:t>
       </w:r>
     </w:p>
     <w:p>
       <w:r>
-        <w:t xml:space="preserve">  clauses are quoted verbatim during corpus ingestion, and until then the brand</w:t>
+        <w:t>and one uniquely weather-elastic, the treated unit is inside the donors' hull on level and outside it on elasticity.</w:t>
+      </w:r>
+    </w:p>
+    <w:p>
+      <w:pPr>
+        <w:pStyle w:val="Heading1"/>
+      </w:pPr>
+      <w:r>
+        <w:t>12. Business case</w:t>
       </w:r>
     </w:p>
     <w:p>
       <w:r>
-        <w:t xml:space="preserve">  PDF prints "clause unverified".</w:t>
+        <w:t>Stated as arithmetic with its assumptions visible, because no promotion has run and therefore nothing here is a measured return.</w:t>
       </w:r>
     </w:p>
     <w:p>
       <w:r>
-        <w:t>- **A bearer token is usable by whoever holds it.** Admin is proved by a signed</w:t>
+        <w:t>What the system changes is not the size of a promotion budget but where it lands. The allocator distributes a fixed spend across fifteen channel × daypart cells rather than five channels, and the daypart split is where the money actually moves: aggregator spend pays back at midday and is wasted at 07:00, and near-store outdoor advertising only works within walking distance of a site.</w:t>
+      </w:r>
+    </w:p>
+    <w:tbl>
+      <w:tblPr>
+        <w:tblW w:type="auto" w:w="0"/>
+        <w:jc w:val="left"/>
+        <w:tblLayout w:type="fixed"/>
+        <w:tblLook w:firstColumn="1" w:firstRow="1" w:lastColumn="0" w:lastRow="0" w:noHBand="0" w:noVBand="1" w:val="04A0"/>
+        <w:tblLayout w:type="fixed"/>
+        <w:tblBorders>
+          <w:top w:val="single" w:sz="6" w:color="D6DEE6"/>
+          <w:bottom w:val="single" w:sz="6" w:color="D6DEE6"/>
+          <w:insideH w:val="single" w:sz="6" w:color="D6DEE6"/>
+          <w:left w:val="none"/>
+          <w:right w:val="none"/>
+          <w:insideV w:val="none"/>
+        </w:tblBorders>
+      </w:tblPr>
+      <w:tblGrid>
+        <w:gridCol w:w="3628"/>
+        <w:gridCol w:w="2721"/>
+        <w:gridCol w:w="2721"/>
+      </w:tblGrid>
+      <w:tr>
+        <w:tc>
+          <w:tcPr>
+            <w:tcW w:type="dxa" w:w="3628"/>
+            <w:shd w:val="clear" w:color="auto" w:fill="EEF3F7"/>
+          </w:tcPr>
+          <w:p>
+            <w:pPr>
+              <w:spacing w:after="40"/>
+            </w:pPr>
+            <w:r>
+              <w:rPr>
+                <w:rFonts w:ascii="Arial" w:hAnsi="Arial"/>
+                <w:b/>
+                <w:color w:val="1F4E79"/>
+                <w:sz w:val="18"/>
+              </w:rPr>
+              <w:t>Lever</w:t>
+            </w:r>
+          </w:p>
+        </w:tc>
+        <w:tc>
+          <w:tcPr>
+            <w:tcW w:type="dxa" w:w="2721"/>
+            <w:shd w:val="clear" w:color="auto" w:fill="EEF3F7"/>
+          </w:tcPr>
+          <w:p>
+            <w:pPr>
+              <w:spacing w:after="40"/>
+            </w:pPr>
+            <w:r>
+              <w:rPr>
+                <w:rFonts w:ascii="Arial" w:hAnsi="Arial"/>
+                <w:b/>
+                <w:color w:val="1F4E79"/>
+                <w:sz w:val="18"/>
+              </w:rPr>
+              <w:t>Mechanism</w:t>
+            </w:r>
+          </w:p>
+        </w:tc>
+        <w:tc>
+          <w:tcPr>
+            <w:tcW w:type="dxa" w:w="2721"/>
+            <w:shd w:val="clear" w:color="auto" w:fill="EEF3F7"/>
+          </w:tcPr>
+          <w:p>
+            <w:pPr>
+              <w:spacing w:after="40"/>
+            </w:pPr>
+            <w:r>
+              <w:rPr>
+                <w:rFonts w:ascii="Arial" w:hAnsi="Arial"/>
+                <w:b/>
+                <w:color w:val="1F4E79"/>
+                <w:sz w:val="18"/>
+              </w:rPr>
+              <w:t>Status</w:t>
+            </w:r>
+          </w:p>
+        </w:tc>
+      </w:tr>
+      <w:tr>
+        <w:tc>
+          <w:tcPr>
+            <w:tcW w:type="dxa" w:w="3628"/>
+          </w:tcPr>
+          <w:p>
+            <w:pPr>
+              <w:spacing w:after="40"/>
+            </w:pPr>
+            <w:r>
+              <w:rPr>
+                <w:sz w:val="18"/>
+              </w:rPr>
+              <w:t>Staffing to the forecast</w:t>
+            </w:r>
+          </w:p>
+        </w:tc>
+        <w:tc>
+          <w:tcPr>
+            <w:tcW w:type="dxa" w:w="2721"/>
+          </w:tcPr>
+          <w:p>
+            <w:pPr>
+              <w:spacing w:after="40"/>
+            </w:pPr>
+            <w:r>
+              <w:rPr>
+                <w:sz w:val="18"/>
+              </w:rPr>
+              <w:t>MAE 28%–34% below "same hour last week"</w:t>
+            </w:r>
+          </w:p>
+        </w:tc>
+        <w:tc>
+          <w:tcPr>
+            <w:tcW w:type="dxa" w:w="2721"/>
+          </w:tcPr>
+          <w:p>
+            <w:pPr>
+              <w:spacing w:after="40"/>
+            </w:pPr>
+            <w:r>
+              <w:rPr>
+                <w:b/>
+                <w:sz w:val="18"/>
+              </w:rPr>
+              <w:t>measured</w:t>
+            </w:r>
+          </w:p>
+        </w:tc>
+      </w:tr>
+      <w:tr>
+        <w:tc>
+          <w:tcPr>
+            <w:tcW w:type="dxa" w:w="3628"/>
+          </w:tcPr>
+          <w:p>
+            <w:pPr>
+              <w:spacing w:after="40"/>
+            </w:pPr>
+            <w:r>
+              <w:rPr>
+                <w:sz w:val="18"/>
+              </w:rPr>
+              <w:t>Promotion sized to the interval</w:t>
+            </w:r>
+          </w:p>
+        </w:tc>
+        <w:tc>
+          <w:tcPr>
+            <w:tcW w:type="dxa" w:w="2721"/>
+          </w:tcPr>
+          <w:p>
+            <w:pPr>
+              <w:spacing w:after="40"/>
+            </w:pPr>
+            <w:r>
+              <w:rPr>
+                <w:sz w:val="18"/>
+              </w:rPr>
+              <w:t>plans against the 80% lower bound, not the point estimate</w:t>
+            </w:r>
+          </w:p>
+        </w:tc>
+        <w:tc>
+          <w:tcPr>
+            <w:tcW w:type="dxa" w:w="2721"/>
+          </w:tcPr>
+          <w:p>
+            <w:pPr>
+              <w:spacing w:after="40"/>
+            </w:pPr>
+            <w:r>
+              <w:rPr>
+                <w:b/>
+                <w:sz w:val="18"/>
+              </w:rPr>
+              <w:t>implemented</w:t>
+            </w:r>
+          </w:p>
+        </w:tc>
+      </w:tr>
+      <w:tr>
+        <w:tc>
+          <w:tcPr>
+            <w:tcW w:type="dxa" w:w="3628"/>
+          </w:tcPr>
+          <w:p>
+            <w:pPr>
+              <w:spacing w:after="40"/>
+            </w:pPr>
+            <w:r>
+              <w:rPr>
+                <w:sz w:val="18"/>
+              </w:rPr>
+              <w:t>Spend moved between dayparts</w:t>
+            </w:r>
+          </w:p>
+        </w:tc>
+        <w:tc>
+          <w:tcPr>
+            <w:tcW w:type="dxa" w:w="2721"/>
+          </w:tcPr>
+          <w:p>
+            <w:pPr>
+              <w:spacing w:after="40"/>
+            </w:pPr>
+            <w:r>
+              <w:rPr>
+                <w:sz w:val="18"/>
+              </w:rPr>
+              <w:t>concave allocator, optimum verified by equal marginal return</w:t>
+            </w:r>
+          </w:p>
+        </w:tc>
+        <w:tc>
+          <w:tcPr>
+            <w:tcW w:type="dxa" w:w="2721"/>
+          </w:tcPr>
+          <w:p>
+            <w:pPr>
+              <w:spacing w:after="40"/>
+            </w:pPr>
+            <w:r>
+              <w:rPr>
+                <w:b/>
+                <w:sz w:val="18"/>
+              </w:rPr>
+              <w:t>implemented, elasticities assumed</w:t>
+            </w:r>
+          </w:p>
+        </w:tc>
+      </w:tr>
+      <w:tr>
+        <w:tc>
+          <w:tcPr>
+            <w:tcW w:type="dxa" w:w="3628"/>
+          </w:tcPr>
+          <w:p>
+            <w:pPr>
+              <w:spacing w:after="40"/>
+            </w:pPr>
+            <w:r>
+              <w:rPr>
+                <w:sz w:val="18"/>
+              </w:rPr>
+              <w:t>Copy cleared before it runs</w:t>
+            </w:r>
+          </w:p>
+        </w:tc>
+        <w:tc>
+          <w:tcPr>
+            <w:tcW w:type="dxa" w:w="2721"/>
+          </w:tcPr>
+          <w:p>
+            <w:pPr>
+              <w:spacing w:after="40"/>
+            </w:pPr>
+            <w:r>
+              <w:rPr>
+                <w:sz w:val="18"/>
+              </w:rPr>
+              <w:t>40-case gold set, 100% recall in the worst of three languages</w:t>
+            </w:r>
+          </w:p>
+        </w:tc>
+        <w:tc>
+          <w:tcPr>
+            <w:tcW w:type="dxa" w:w="2721"/>
+          </w:tcPr>
+          <w:p>
+            <w:pPr>
+              <w:spacing w:after="40"/>
+            </w:pPr>
+            <w:r>
+              <w:rPr>
+                <w:b/>
+                <w:sz w:val="18"/>
+              </w:rPr>
+              <w:t>measured</w:t>
+            </w:r>
+          </w:p>
+        </w:tc>
+      </w:tr>
+      <w:tr>
+        <w:tc>
+          <w:tcPr>
+            <w:tcW w:type="dxa" w:w="3628"/>
+          </w:tcPr>
+          <w:p>
+            <w:pPr>
+              <w:spacing w:after="40"/>
+            </w:pPr>
+            <w:r>
+              <w:rPr>
+                <w:sz w:val="18"/>
+              </w:rPr>
+              <w:t>Lift measured instead of clicks</w:t>
+            </w:r>
+          </w:p>
+        </w:tc>
+        <w:tc>
+          <w:tcPr>
+            <w:tcW w:type="dxa" w:w="2721"/>
+          </w:tcPr>
+          <w:p>
+            <w:pPr>
+              <w:spacing w:after="40"/>
+            </w:pPr>
+            <w:r>
+              <w:rPr>
+                <w:sz w:val="18"/>
+              </w:rPr>
+              <w:t>synthetic control + CUPED, recovery within 2.61 points</w:t>
+            </w:r>
+          </w:p>
+        </w:tc>
+        <w:tc>
+          <w:tcPr>
+            <w:tcW w:type="dxa" w:w="2721"/>
+          </w:tcPr>
+          <w:p>
+            <w:pPr>
+              <w:spacing w:after="40"/>
+            </w:pPr>
+            <w:r>
+              <w:rPr>
+                <w:b/>
+                <w:sz w:val="18"/>
+              </w:rPr>
+              <w:t>measured</w:t>
+            </w:r>
+          </w:p>
+        </w:tc>
+      </w:tr>
+    </w:tbl>
+    <w:p/>
+    <w:p>
+      <w:r>
+        <w:t xml:space="preserve">The honest summary: </w:t>
+      </w:r>
+      <w:r>
+        <w:rPr>
+          <w:b/>
+        </w:rPr>
+        <w:t>four of five levers are demonstrated, and the one that would produce a currency figure is the one whose parameters are assumed.</w:t>
+      </w:r>
+      <w:r>
+        <w:t xml:space="preserve"> A pilot replaces the assumed elasticities with measured lift, at which point the allocator's output becomes a forecast of return rather than a demonstration of method. Quoting a dirham figure before that would be inventing the only number anybody would actually act on.</w:t>
+      </w:r>
+    </w:p>
+    <w:p>
+      <w:pPr>
+        <w:pStyle w:val="Heading1"/>
+      </w:pPr>
+      <w:r>
+        <w:t>13. Conclusion</w:t>
       </w:r>
     </w:p>
     <w:p>
       <w:r>
-        <w:t xml:space="preserve">  token rather than claimed in a header, but a stateless credential cannot tell</w:t>
+        <w:t>The method holds on invented data because it is judged against a baseline that sees the same invented data. Replace the footfall series with a real POS export and nothing in the pipeline changes — that is the point of scoring against seasonal naive on held-out time rather than reporting a fit.</w:t>
       </w:r>
     </w:p>
     <w:p>
       <w:r>
-        <w:t xml:space="preserve">  its holder from its owner. Lifetimes default to eight hours and an id can be</w:t>
+        <w:t xml:space="preserve">What this project demonstrates is not that demand can be forecast, which is uncontroversial, but that a marketing system can be built so that </w:t>
       </w:r>
-    </w:p>
-    <w:p>
       <w:r>
-        <w:t xml:space="preserve">  refused immediately, though the revocation set is process memory and clears on</w:t>
+        <w:rPr>
+          <w:b/>
+        </w:rPr>
+        <w:t>every figure it shows can be traced to the script that produced it, and every claim it makes about its own safety has been attacked on purpose.</w:t>
       </w:r>
-    </w:p>
-    <w:p>
       <w:r>
-        <w:t xml:space="preserve">  restart.</w:t>
-      </w:r>
-    </w:p>
-    <w:p>
-      <w:r>
-        <w:t>- **The public deployment has no Admin at all.** No signing secret is set there,</w:t>
-      </w:r>
-    </w:p>
-    <w:p>
-      <w:r>
-        <w:t xml:space="preserve">  so the capability is absent rather than open — which also means the kill</w:t>
-      </w:r>
-    </w:p>
-    <w:p>
-      <w:r>
-        <w:t xml:space="preserve">  switch cannot be demonstrated against the live URL.</w:t>
-      </w:r>
-    </w:p>
-    <w:p>
-      <w:r>
-        <w:t>- **The persona panel is not customer research.** It applies a rubric; it does</w:t>
-      </w:r>
-    </w:p>
-    <w:p>
-      <w:r>
-        <w:t xml:space="preserve">  not observe a reaction.</w:t>
-      </w:r>
-    </w:p>
-    <w:p>
-      <w:r>
-        <w:t>- **Synthetic control cannot fully control for weather here.** With four sites</w:t>
-      </w:r>
-    </w:p>
-    <w:p>
-      <w:r>
-        <w:t xml:space="preserve">  and one uniquely weather-elastic, the treated unit is inside the donors' hull</w:t>
-      </w:r>
-    </w:p>
-    <w:p>
-      <w:r>
-        <w:t xml:space="preserve">  on level and outside it on elasticity.</w:t>
+        <w:t xml:space="preserve"> The gates that disagreed with each other found real defects: a metric that got worse, an estimator biased where nothing happened, a colour indistinguishable under deuteranopia, a forged header that engaged the kill switch. Each was fixed rather than tuned away, and the residuals that could not be fixed are stated here rather than omitted.</w:t>
       </w:r>
     </w:p>
     <w:p>
@@ -994,27 +5611,69 @@
     </w:p>
     <w:p>
       <w:r>
-        <w:t>This produces a marketing plan and a compliance opinion for a fictional brand as</w:t>
-      </w:r>
-    </w:p>
-    <w:p>
-      <w:r>
-        <w:t>coursework. It is not legal advice, not regulatory clearance, and not a</w:t>
-      </w:r>
-    </w:p>
-    <w:p>
-      <w:r>
-        <w:t>substitute for real customer research.</w:t>
+        <w:t>This produces a marketing plan and a compliance opinion for a fictional brand as coursework. It is not legal advice, not regulatory clearance, and not a substitute for real customer research.</w:t>
       </w:r>
     </w:p>
     <w:sectPr>
+      <w:headerReference w:type="default" r:id="rId9"/>
+      <w:footerReference w:type="default" r:id="rId10"/>
       <w:pgSz w:w="12240" w:h="15840"/>
-      <w:pgMar w:top="1440" w:right="1800" w:bottom="1440" w:left="1800" w:header="720" w:footer="720" w:gutter="0"/>
+      <w:pgMar w:top="1361" w:right="1474" w:bottom="1247" w:left="1474" w:header="720" w:footer="720" w:gutter="0"/>
       <w:cols w:space="720"/>
+      <w:titlePg/>
       <w:docGrid w:linePitch="360"/>
     </w:sectPr>
   </w:body>
 </w:document>
+</file>
+
+<file path=word/footer1.xml><?xml version="1.0" encoding="utf-8"?>
+<w:ftr xmlns:m="http://schemas.openxmlformats.org/officeDocument/2006/math" xmlns:mc="http://schemas.openxmlformats.org/markup-compatibility/2006" xmlns:mo="http://schemas.microsoft.com/office/mac/office/2008/main" xmlns:mv="urn:schemas-microsoft-com:mac:vml" xmlns:o="urn:schemas-microsoft-com:office:office" xmlns:r="http://schemas.openxmlformats.org/officeDocument/2006/relationships" xmlns:v="urn:schemas-microsoft-com:vml" xmlns:w10="urn:schemas-microsoft-com:office:word" xmlns:w14="http://schemas.microsoft.com/office/word/2010/wordml" xmlns:w="http://schemas.openxmlformats.org/wordprocessingml/2006/main" xmlns:wne="http://schemas.microsoft.com/office/word/2006/wordml" xmlns:wp14="http://schemas.microsoft.com/office/word/2010/wordprocessingDrawing" xmlns:wp="http://schemas.openxmlformats.org/drawingml/2006/wordprocessingDrawing" xmlns:wpc="http://schemas.microsoft.com/office/word/2010/wordprocessingCanvas" xmlns:wpg="http://schemas.microsoft.com/office/word/2010/wordprocessingGroup" xmlns:wpi="http://schemas.microsoft.com/office/word/2010/wordprocessingInk" xmlns:wps="http://schemas.microsoft.com/office/word/2010/wordprocessingShape" mc:Ignorable="w14 wp14">
+  <w:p>
+    <w:pPr>
+      <w:pStyle w:val="Footer"/>
+      <w:jc w:val="center"/>
+    </w:pPr>
+    <w:r>
+      <w:rPr>
+        <w:rFonts w:ascii="Arial" w:hAnsi="Arial"/>
+        <w:color w:val="5A6B7B"/>
+        <w:sz w:val="18"/>
+      </w:rPr>
+      <w:fldChar w:fldCharType="begin"/>
+      <w:instrText xml:space="preserve">PAGE</w:instrText>
+      <w:fldChar w:fldCharType="separate"/>
+      <w:t>1</w:t>
+      <w:fldChar w:fldCharType="end"/>
+    </w:r>
+  </w:p>
+</w:ftr>
+</file>
+
+<file path=word/header1.xml><?xml version="1.0" encoding="utf-8"?>
+<w:hdr xmlns:m="http://schemas.openxmlformats.org/officeDocument/2006/math" xmlns:mc="http://schemas.openxmlformats.org/markup-compatibility/2006" xmlns:mo="http://schemas.microsoft.com/office/mac/office/2008/main" xmlns:mv="urn:schemas-microsoft-com:mac:vml" xmlns:o="urn:schemas-microsoft-com:office:office" xmlns:r="http://schemas.openxmlformats.org/officeDocument/2006/relationships" xmlns:v="urn:schemas-microsoft-com:vml" xmlns:w10="urn:schemas-microsoft-com:office:word" xmlns:w14="http://schemas.microsoft.com/office/word/2010/wordml" xmlns:w="http://schemas.openxmlformats.org/wordprocessingml/2006/main" xmlns:wne="http://schemas.microsoft.com/office/word/2006/wordml" xmlns:wp14="http://schemas.microsoft.com/office/word/2010/wordprocessingDrawing" xmlns:wp="http://schemas.openxmlformats.org/drawingml/2006/wordprocessingDrawing" xmlns:wpc="http://schemas.microsoft.com/office/word/2010/wordprocessingCanvas" xmlns:wpg="http://schemas.microsoft.com/office/word/2010/wordprocessingGroup" xmlns:wpi="http://schemas.microsoft.com/office/word/2010/wordprocessingInk" xmlns:wps="http://schemas.microsoft.com/office/word/2010/wordprocessingShape" mc:Ignorable="w14 wp14">
+  <w:p>
+    <w:pPr>
+      <w:pStyle w:val="Header"/>
+      <w:tabs>
+        <w:tab w:pos="9292" w:val="right"/>
+      </w:tabs>
+      <w:pBdr>
+        <w:bottom w:val="single" w:sz="6" w:space="6" w:color="D6DEE6"/>
+      </w:pBdr>
+    </w:pPr>
+    <w:r>
+      <w:rPr>
+        <w:rFonts w:ascii="Arial" w:hAnsi="Arial"/>
+        <w:color w:val="5A6B7B"/>
+        <w:sz w:val="17"/>
+      </w:rPr>
+      <w:t>UPLIFT / MAWSIM</w:t>
+      <w:tab/>
+      <w:t>AI 208 — AI in Marketing</w:t>
+    </w:r>
+  </w:p>
+</w:hdr>
 </file>
 
 <file path=word/numbering.xml><?xml version="1.0" encoding="utf-8"?>
@@ -1380,6 +6039,14 @@
     <w:name w:val="Normal"/>
     <w:qFormat/>
     <w:rsid w:val="00FC693F"/>
+    <w:pPr>
+      <w:spacing w:after="140" w:line="283" w:lineRule="auto"/>
+    </w:pPr>
+    <w:rPr>
+      <w:rFonts w:ascii="Georgia" w:hAnsi="Georgia"/>
+      <w:color w:val="1B2A3A"/>
+      <w:sz w:val="21"/>
+    </w:rPr>
   </w:style>
   <w:style w:type="paragraph" w:styleId="Header">
     <w:name w:val="header"/>
@@ -1436,15 +6103,15 @@
     <w:pPr>
       <w:keepNext/>
       <w:keepLines/>
-      <w:spacing w:before="480" w:after="0"/>
+      <w:spacing w:before="400" w:after="100"/>
       <w:outlineLvl w:val="0"/>
     </w:pPr>
     <w:rPr>
-      <w:rFonts w:asciiTheme="majorHAnsi" w:eastAsiaTheme="majorEastAsia" w:hAnsiTheme="majorHAnsi" w:cstheme="majorBidi"/>
+      <w:rFonts w:asciiTheme="majorHAnsi" w:eastAsiaTheme="majorEastAsia" w:hAnsiTheme="majorHAnsi" w:cstheme="majorBidi" w:ascii="Arial" w:hAnsi="Arial"/>
       <w:b/>
       <w:bCs/>
-      <w:color w:val="365F91" w:themeColor="accent1" w:themeShade="BF"/>
-      <w:sz w:val="28"/>
+      <w:color w:val="1F4E79"/>
+      <w:sz w:val="34"/>
       <w:szCs w:val="28"/>
     </w:rPr>
   </w:style>
@@ -1460,14 +6127,14 @@
     <w:pPr>
       <w:keepNext/>
       <w:keepLines/>
-      <w:spacing w:before="200" w:after="0"/>
+      <w:spacing w:before="300" w:after="100"/>
       <w:outlineLvl w:val="1"/>
     </w:pPr>
     <w:rPr>
-      <w:rFonts w:asciiTheme="majorHAnsi" w:eastAsiaTheme="majorEastAsia" w:hAnsiTheme="majorHAnsi" w:cstheme="majorBidi"/>
+      <w:rFonts w:asciiTheme="majorHAnsi" w:eastAsiaTheme="majorEastAsia" w:hAnsiTheme="majorHAnsi" w:cstheme="majorBidi" w:ascii="Arial" w:hAnsi="Arial"/>
       <w:b/>
       <w:bCs/>
-      <w:color w:val="4F81BD" w:themeColor="accent1"/>
+      <w:color w:val="1F4E79"/>
       <w:sz w:val="26"/>
       <w:szCs w:val="26"/>
     </w:rPr>
@@ -1484,14 +6151,15 @@
     <w:pPr>
       <w:keepNext/>
       <w:keepLines/>
-      <w:spacing w:before="200" w:after="0"/>
+      <w:spacing w:before="240" w:after="100"/>
       <w:outlineLvl w:val="2"/>
     </w:pPr>
     <w:rPr>
-      <w:rFonts w:asciiTheme="majorHAnsi" w:eastAsiaTheme="majorEastAsia" w:hAnsiTheme="majorHAnsi" w:cstheme="majorBidi"/>
+      <w:rFonts w:asciiTheme="majorHAnsi" w:eastAsiaTheme="majorEastAsia" w:hAnsiTheme="majorHAnsi" w:cstheme="majorBidi" w:ascii="Arial" w:hAnsi="Arial"/>
       <w:b/>
       <w:bCs/>
-      <w:color w:val="4F81BD" w:themeColor="accent1"/>
+      <w:color w:val="1B2A3A"/>
+      <w:sz w:val="22"/>
     </w:rPr>
   </w:style>
   <w:style w:type="paragraph" w:styleId="Heading4">
